--- a/src/docs/examples/doc_example.docx
+++ b/src/docs/examples/doc_example.docx
@@ -1,6 +1,6 @@
 
 <file path=word/document.xml><?xml version="1.0" encoding="utf-8"?>
-<w:document xmlns:wpc="http://schemas.microsoft.com/office/word/2010/wordprocessingCanvas" xmlns:cx="http://schemas.microsoft.com/office/drawing/2014/chartex" xmlns:cx1="http://schemas.microsoft.com/office/drawing/2015/9/8/chartex" xmlns:cx2="http://schemas.microsoft.com/office/drawing/2015/10/21/chartex" xmlns:cx3="http://schemas.microsoft.com/office/drawing/2016/5/9/chartex" xmlns:cx4="http://schemas.microsoft.com/office/drawing/2016/5/10/chartex" xmlns:cx5="http://schemas.microsoft.com/office/drawing/2016/5/11/chartex" xmlns:cx6="http://schemas.microsoft.com/office/drawing/2016/5/12/chartex" xmlns:cx7="http://schemas.microsoft.com/office/drawing/2016/5/13/chartex" xmlns:cx8="http://schemas.microsoft.com/office/drawing/2016/5/14/chartex" xmlns:mc="http://schemas.openxmlformats.org/markup-compatibility/2006" xmlns:aink="http://schemas.microsoft.com/office/drawing/2016/ink" xmlns:am3d="http://schemas.microsoft.com/office/drawing/2017/model3d" xmlns:o="urn:schemas-microsoft-com:office:office" xmlns:r="http://schemas.openxmlformats.org/officeDocument/2006/relationships" xmlns:m="http://schemas.openxmlformats.org/officeDocument/2006/math" xmlns:v="urn:schemas-microsoft-com:vml" xmlns:wp14="http://schemas.microsoft.com/office/word/2010/wordprocessingDrawing" xmlns:wp="http://schemas.openxmlformats.org/drawingml/2006/wordprocessingDrawing" xmlns:w10="urn:schemas-microsoft-com:office:word" xmlns:w="http://schemas.openxmlformats.org/wordprocessingml/2006/main" xmlns:w14="http://schemas.microsoft.com/office/word/2010/wordml" xmlns:w15="http://schemas.microsoft.com/office/word/2012/wordml" xmlns:w16cex="http://schemas.microsoft.com/office/word/2018/wordml/cex" xmlns:w16cid="http://schemas.microsoft.com/office/word/2016/wordml/cid" xmlns:w16="http://schemas.microsoft.com/office/word/2018/wordml" xmlns:w16sdtdh="http://schemas.microsoft.com/office/word/2020/wordml/sdtdatahash" xmlns:w16se="http://schemas.microsoft.com/office/word/2015/wordml/symex" xmlns:wpg="http://schemas.microsoft.com/office/word/2010/wordprocessingGroup" xmlns:wpi="http://schemas.microsoft.com/office/word/2010/wordprocessingInk" xmlns:wne="http://schemas.microsoft.com/office/word/2006/wordml" xmlns:wps="http://schemas.microsoft.com/office/word/2010/wordprocessingShape" mc:Ignorable="w14 w15 w16se w16cid w16 w16cex w16sdtdh wp14">
+<w:document xmlns:wpc="http://schemas.microsoft.com/office/word/2010/wordprocessingCanvas" xmlns:cx="http://schemas.microsoft.com/office/drawing/2014/chartex" xmlns:cx1="http://schemas.microsoft.com/office/drawing/2015/9/8/chartex" xmlns:cx2="http://schemas.microsoft.com/office/drawing/2015/10/21/chartex" xmlns:cx3="http://schemas.microsoft.com/office/drawing/2016/5/9/chartex" xmlns:cx4="http://schemas.microsoft.com/office/drawing/2016/5/10/chartex" xmlns:cx5="http://schemas.microsoft.com/office/drawing/2016/5/11/chartex" xmlns:cx6="http://schemas.microsoft.com/office/drawing/2016/5/12/chartex" xmlns:cx7="http://schemas.microsoft.com/office/drawing/2016/5/13/chartex" xmlns:cx8="http://schemas.microsoft.com/office/drawing/2016/5/14/chartex" xmlns:mc="http://schemas.openxmlformats.org/markup-compatibility/2006" xmlns:aink="http://schemas.microsoft.com/office/drawing/2016/ink" xmlns:am3d="http://schemas.microsoft.com/office/drawing/2017/model3d" xmlns:o="urn:schemas-microsoft-com:office:office" xmlns:oel="http://schemas.microsoft.com/office/2019/extlst" xmlns:r="http://schemas.openxmlformats.org/officeDocument/2006/relationships" xmlns:m="http://schemas.openxmlformats.org/officeDocument/2006/math" xmlns:v="urn:schemas-microsoft-com:vml" xmlns:wp14="http://schemas.microsoft.com/office/word/2010/wordprocessingDrawing" xmlns:wp="http://schemas.openxmlformats.org/drawingml/2006/wordprocessingDrawing" xmlns:w10="urn:schemas-microsoft-com:office:word" xmlns:w="http://schemas.openxmlformats.org/wordprocessingml/2006/main" xmlns:w14="http://schemas.microsoft.com/office/word/2010/wordml" xmlns:w15="http://schemas.microsoft.com/office/word/2012/wordml" xmlns:w16cex="http://schemas.microsoft.com/office/word/2018/wordml/cex" xmlns:w16cid="http://schemas.microsoft.com/office/word/2016/wordml/cid" xmlns:w16="http://schemas.microsoft.com/office/word/2018/wordml" xmlns:w16sdtdh="http://schemas.microsoft.com/office/word/2020/wordml/sdtdatahash" xmlns:w16se="http://schemas.microsoft.com/office/word/2015/wordml/symex" xmlns:wpg="http://schemas.microsoft.com/office/word/2010/wordprocessingGroup" xmlns:wpi="http://schemas.microsoft.com/office/word/2010/wordprocessingInk" xmlns:wne="http://schemas.microsoft.com/office/word/2006/wordml" xmlns:wps="http://schemas.microsoft.com/office/word/2010/wordprocessingShape" mc:Ignorable="w14 w15 w16se w16cid w16 w16cex w16sdtdh wp14">
   <w:body>
     <w:p>
       <w:pPr>
@@ -15,7 +15,6 @@
           <w:lang w:eastAsia="ru-RU"/>
         </w:rPr>
       </w:pPr>
-      <w:proofErr w:type="spellStart"/>
       <w:r>
         <w:rPr>
           <w:rFonts w:ascii="Times New Roman" w:eastAsia="Times New Roman" w:hAnsi="Times New Roman" w:cs="Times New Roman"/>
@@ -27,7 +26,6 @@
         </w:rPr>
         <w:t>Аркоксиа</w:t>
       </w:r>
-      <w:proofErr w:type="spellEnd"/>
       <w:r>
         <w:rPr>
           <w:rFonts w:ascii="Times New Roman" w:eastAsia="Times New Roman" w:hAnsi="Times New Roman" w:cs="Times New Roman"/>
@@ -74,7 +72,6 @@
           <w:lang w:eastAsia="ru-RU"/>
         </w:rPr>
       </w:pPr>
-      <w:proofErr w:type="spellStart"/>
       <w:r>
         <w:rPr>
           <w:rFonts w:ascii="Times New Roman" w:eastAsia="Times New Roman" w:hAnsi="Times New Roman" w:cs="Times New Roman"/>
@@ -86,7 +83,6 @@
         </w:rPr>
         <w:t>Аркоксиа</w:t>
       </w:r>
-      <w:proofErr w:type="spellEnd"/>
       <w:r>
         <w:rPr>
           <w:rFonts w:ascii="Times New Roman" w:eastAsia="Times New Roman" w:hAnsi="Times New Roman" w:cs="Times New Roman"/>
@@ -114,27 +110,7 @@
           <w:szCs w:val="24"/>
           <w:lang w:eastAsia="ru-RU"/>
         </w:rPr>
-        <w:t xml:space="preserve">Препарат применяется при остеоартрите, ревматоидном артрите, </w:t>
-      </w:r>
-      <w:proofErr w:type="spellStart"/>
-      <w:r>
-        <w:rPr>
-          <w:rFonts w:ascii="Times New Roman" w:eastAsia="Times New Roman" w:hAnsi="Times New Roman" w:cs="Times New Roman"/>
-          <w:sz w:val="24"/>
-          <w:szCs w:val="24"/>
-          <w:lang w:eastAsia="ru-RU"/>
-        </w:rPr>
-        <w:t>анкилозирующем</w:t>
-      </w:r>
-      <w:proofErr w:type="spellEnd"/>
-      <w:r>
-        <w:rPr>
-          <w:rFonts w:ascii="Times New Roman" w:eastAsia="Times New Roman" w:hAnsi="Times New Roman" w:cs="Times New Roman"/>
-          <w:sz w:val="24"/>
-          <w:szCs w:val="24"/>
-          <w:lang w:eastAsia="ru-RU"/>
-        </w:rPr>
-        <w:t xml:space="preserve"> спондилите, подагре, а также для кратковременного обезболивания после стоматологических операций.</w:t>
+        <w:t>Препарат применяется при остеоартрите, ревматоидном артрите, анкилозирующем спондилите, подагре, а также для кратковременного обезболивания после стоматологических операций.</w:t>
       </w:r>
     </w:p>
     <w:p>
@@ -172,7 +148,6 @@
           <w:lang w:eastAsia="ru-RU"/>
         </w:rPr>
       </w:pPr>
-      <w:proofErr w:type="spellStart"/>
       <w:r>
         <w:rPr>
           <w:rFonts w:ascii="Times New Roman" w:eastAsia="Times New Roman" w:hAnsi="Times New Roman" w:cs="Times New Roman"/>
@@ -184,7 +159,6 @@
         </w:rPr>
         <w:t>Аркоксиа</w:t>
       </w:r>
-      <w:proofErr w:type="spellEnd"/>
       <w:r>
         <w:rPr>
           <w:rFonts w:ascii="Times New Roman" w:eastAsia="Times New Roman" w:hAnsi="Times New Roman" w:cs="Times New Roman"/>
@@ -319,47 +293,7 @@
           <w:szCs w:val="24"/>
           <w:lang w:eastAsia="ru-RU"/>
         </w:rPr>
-        <w:t xml:space="preserve"> — </w:t>
-      </w:r>
-      <w:proofErr w:type="spellStart"/>
-      <w:r>
-        <w:rPr>
-          <w:rFonts w:ascii="Times New Roman" w:eastAsia="Times New Roman" w:hAnsi="Times New Roman" w:cs="Times New Roman"/>
-          <w:sz w:val="24"/>
-          <w:szCs w:val="24"/>
-          <w:lang w:eastAsia="ru-RU"/>
-        </w:rPr>
-        <w:t>эторикоксиб</w:t>
-      </w:r>
-      <w:proofErr w:type="spellEnd"/>
-      <w:r>
-        <w:rPr>
-          <w:rFonts w:ascii="Times New Roman" w:eastAsia="Times New Roman" w:hAnsi="Times New Roman" w:cs="Times New Roman"/>
-          <w:sz w:val="24"/>
-          <w:szCs w:val="24"/>
-          <w:lang w:eastAsia="ru-RU"/>
-        </w:rPr>
-        <w:t xml:space="preserve"> (</w:t>
-      </w:r>
-      <w:proofErr w:type="spellStart"/>
-      <w:r>
-        <w:rPr>
-          <w:rFonts w:ascii="Times New Roman" w:eastAsia="Times New Roman" w:hAnsi="Times New Roman" w:cs="Times New Roman"/>
-          <w:sz w:val="24"/>
-          <w:szCs w:val="24"/>
-          <w:lang w:eastAsia="ru-RU"/>
-        </w:rPr>
-        <w:t>etoricoxib</w:t>
-      </w:r>
-      <w:proofErr w:type="spellEnd"/>
-      <w:r>
-        <w:rPr>
-          <w:rFonts w:ascii="Times New Roman" w:eastAsia="Times New Roman" w:hAnsi="Times New Roman" w:cs="Times New Roman"/>
-          <w:sz w:val="24"/>
-          <w:szCs w:val="24"/>
-          <w:lang w:eastAsia="ru-RU"/>
-        </w:rPr>
-        <w:t>), селективный ингибитор ЦОГ</w:t>
+        <w:t xml:space="preserve"> — эторикоксиб (etoricoxib), селективный ингибитор ЦОГ</w:t>
       </w:r>
       <w:r>
         <w:rPr>
@@ -389,67 +323,7 @@
           <w:szCs w:val="24"/>
           <w:lang w:eastAsia="ru-RU"/>
         </w:rPr>
-        <w:t xml:space="preserve">Вспомогательные компоненты включают: кальция фосфат, микрокристаллическую целлюлозу, </w:t>
-      </w:r>
-      <w:proofErr w:type="spellStart"/>
-      <w:r>
-        <w:rPr>
-          <w:rFonts w:ascii="Times New Roman" w:eastAsia="Times New Roman" w:hAnsi="Times New Roman" w:cs="Times New Roman"/>
-          <w:sz w:val="24"/>
-          <w:szCs w:val="24"/>
-          <w:lang w:eastAsia="ru-RU"/>
-        </w:rPr>
-        <w:t>кроскармеллозу</w:t>
-      </w:r>
-      <w:proofErr w:type="spellEnd"/>
-      <w:r>
-        <w:rPr>
-          <w:rFonts w:ascii="Times New Roman" w:eastAsia="Times New Roman" w:hAnsi="Times New Roman" w:cs="Times New Roman"/>
-          <w:sz w:val="24"/>
-          <w:szCs w:val="24"/>
-          <w:lang w:eastAsia="ru-RU"/>
-        </w:rPr>
-        <w:t xml:space="preserve"> натрия, магния </w:t>
-      </w:r>
-      <w:proofErr w:type="spellStart"/>
-      <w:r>
-        <w:rPr>
-          <w:rFonts w:ascii="Times New Roman" w:eastAsia="Times New Roman" w:hAnsi="Times New Roman" w:cs="Times New Roman"/>
-          <w:sz w:val="24"/>
-          <w:szCs w:val="24"/>
-          <w:lang w:eastAsia="ru-RU"/>
-        </w:rPr>
-        <w:t>стеарат</w:t>
-      </w:r>
-      <w:proofErr w:type="spellEnd"/>
-      <w:r>
-        <w:rPr>
-          <w:rFonts w:ascii="Times New Roman" w:eastAsia="Times New Roman" w:hAnsi="Times New Roman" w:cs="Times New Roman"/>
-          <w:sz w:val="24"/>
-          <w:szCs w:val="24"/>
-          <w:lang w:eastAsia="ru-RU"/>
-        </w:rPr>
-        <w:t xml:space="preserve">, оксид железа и </w:t>
-      </w:r>
-      <w:proofErr w:type="spellStart"/>
-      <w:r>
-        <w:rPr>
-          <w:rFonts w:ascii="Times New Roman" w:eastAsia="Times New Roman" w:hAnsi="Times New Roman" w:cs="Times New Roman"/>
-          <w:sz w:val="24"/>
-          <w:szCs w:val="24"/>
-          <w:lang w:eastAsia="ru-RU"/>
-        </w:rPr>
-        <w:t>гипромеллозу</w:t>
-      </w:r>
-      <w:proofErr w:type="spellEnd"/>
-      <w:r>
-        <w:rPr>
-          <w:rFonts w:ascii="Times New Roman" w:eastAsia="Times New Roman" w:hAnsi="Times New Roman" w:cs="Times New Roman"/>
-          <w:sz w:val="24"/>
-          <w:szCs w:val="24"/>
-          <w:lang w:eastAsia="ru-RU"/>
-        </w:rPr>
-        <w:t xml:space="preserve"> в составе оболочки.</w:t>
+        <w:t>Вспомогательные компоненты включают: кальция фосфат, микрокристаллическую целлюлозу, кроскармеллозу натрия, магния стеарат, оксид железа и гипромеллозу в составе оболочки.</w:t>
       </w:r>
     </w:p>
     <w:p>
@@ -487,25 +361,14 @@
           <w:lang w:eastAsia="ru-RU"/>
         </w:rPr>
       </w:pPr>
-      <w:proofErr w:type="spellStart"/>
-      <w:r>
-        <w:rPr>
-          <w:rFonts w:ascii="Times New Roman" w:eastAsia="Times New Roman" w:hAnsi="Times New Roman" w:cs="Times New Roman"/>
-          <w:sz w:val="24"/>
-          <w:szCs w:val="24"/>
-          <w:lang w:eastAsia="ru-RU"/>
-        </w:rPr>
-        <w:t>Эторикоксиб</w:t>
-      </w:r>
-      <w:proofErr w:type="spellEnd"/>
-      <w:r>
-        <w:rPr>
-          <w:rFonts w:ascii="Times New Roman" w:eastAsia="Times New Roman" w:hAnsi="Times New Roman" w:cs="Times New Roman"/>
-          <w:sz w:val="24"/>
-          <w:szCs w:val="24"/>
-          <w:lang w:eastAsia="ru-RU"/>
-        </w:rPr>
-        <w:t xml:space="preserve"> блокирует активность ЦОГ</w:t>
+      <w:r>
+        <w:rPr>
+          <w:rFonts w:ascii="Times New Roman" w:eastAsia="Times New Roman" w:hAnsi="Times New Roman" w:cs="Times New Roman"/>
+          <w:sz w:val="24"/>
+          <w:szCs w:val="24"/>
+          <w:lang w:eastAsia="ru-RU"/>
+        </w:rPr>
+        <w:t>Эторикоксиб блокирует активность ЦОГ</w:t>
       </w:r>
       <w:r>
         <w:rPr>
@@ -547,7 +410,6 @@
         </w:rPr>
         <w:t xml:space="preserve">В результате </w:t>
       </w:r>
-      <w:proofErr w:type="spellStart"/>
       <w:r>
         <w:rPr>
           <w:rFonts w:ascii="Times New Roman" w:eastAsia="Times New Roman" w:hAnsi="Times New Roman" w:cs="Times New Roman"/>
@@ -559,7 +421,6 @@
         </w:rPr>
         <w:t>Аркоксиа</w:t>
       </w:r>
-      <w:proofErr w:type="spellEnd"/>
       <w:r>
         <w:rPr>
           <w:rFonts w:ascii="Times New Roman" w:eastAsia="Times New Roman" w:hAnsi="Times New Roman" w:cs="Times New Roman"/>
@@ -583,7 +444,6 @@
           <w:lang w:eastAsia="ru-RU"/>
         </w:rPr>
       </w:pPr>
-      <w:proofErr w:type="spellStart"/>
       <w:r>
         <w:rPr>
           <w:rFonts w:ascii="Times New Roman" w:eastAsia="Times New Roman" w:hAnsi="Times New Roman" w:cs="Times New Roman"/>
@@ -595,7 +455,6 @@
         </w:rPr>
         <w:t>Фармакодинамика</w:t>
       </w:r>
-      <w:proofErr w:type="spellEnd"/>
     </w:p>
     <w:p>
       <w:pPr>
@@ -947,10 +806,195 @@
           <w:szCs w:val="27"/>
           <w:lang w:eastAsia="ru-RU"/>
         </w:rPr>
-        <w:t xml:space="preserve">От чего помогает </w:t>
-      </w:r>
-      <w:proofErr w:type="spellStart"/>
-      <w:r>
+        <w:t>От чего помогает Аркоксиа</w:t>
+      </w:r>
+    </w:p>
+    <w:p>
+      <w:pPr>
+        <w:spacing w:before="100" w:beforeAutospacing="1" w:after="100" w:afterAutospacing="1" w:line="240" w:lineRule="auto"/>
+        <w:rPr>
+          <w:rFonts w:ascii="Times New Roman" w:eastAsia="Times New Roman" w:hAnsi="Times New Roman" w:cs="Times New Roman"/>
+          <w:sz w:val="24"/>
+          <w:szCs w:val="24"/>
+          <w:lang w:eastAsia="ru-RU"/>
+        </w:rPr>
+      </w:pPr>
+      <w:r>
+        <w:rPr>
+          <w:rFonts w:ascii="Times New Roman" w:eastAsia="Times New Roman" w:hAnsi="Times New Roman" w:cs="Times New Roman"/>
+          <w:b/>
+          <w:bCs/>
+          <w:sz w:val="24"/>
+          <w:szCs w:val="24"/>
+          <w:lang w:eastAsia="ru-RU"/>
+        </w:rPr>
+        <w:t>Показания к применению:</w:t>
+      </w:r>
+    </w:p>
+    <w:p>
+      <w:pPr>
+        <w:numPr>
+          <w:ilvl w:val="0"/>
+          <w:numId w:val="4"/>
+        </w:numPr>
+        <w:spacing w:before="100" w:beforeAutospacing="1" w:after="100" w:afterAutospacing="1" w:line="240" w:lineRule="auto"/>
+        <w:rPr>
+          <w:rFonts w:ascii="Times New Roman" w:eastAsia="Times New Roman" w:hAnsi="Times New Roman" w:cs="Times New Roman"/>
+          <w:sz w:val="24"/>
+          <w:szCs w:val="24"/>
+          <w:lang w:eastAsia="ru-RU"/>
+        </w:rPr>
+      </w:pPr>
+      <w:r>
+        <w:rPr>
+          <w:rFonts w:ascii="Times New Roman" w:eastAsia="Times New Roman" w:hAnsi="Times New Roman" w:cs="Times New Roman"/>
+          <w:sz w:val="24"/>
+          <w:szCs w:val="24"/>
+          <w:lang w:eastAsia="ru-RU"/>
+        </w:rPr>
+        <w:t>Остеоартрит,</w:t>
+      </w:r>
+    </w:p>
+    <w:p>
+      <w:pPr>
+        <w:numPr>
+          <w:ilvl w:val="0"/>
+          <w:numId w:val="4"/>
+        </w:numPr>
+        <w:spacing w:before="100" w:beforeAutospacing="1" w:after="100" w:afterAutospacing="1" w:line="240" w:lineRule="auto"/>
+        <w:rPr>
+          <w:rFonts w:ascii="Times New Roman" w:eastAsia="Times New Roman" w:hAnsi="Times New Roman" w:cs="Times New Roman"/>
+          <w:sz w:val="24"/>
+          <w:szCs w:val="24"/>
+          <w:lang w:eastAsia="ru-RU"/>
+        </w:rPr>
+      </w:pPr>
+      <w:r>
+        <w:rPr>
+          <w:rFonts w:ascii="Times New Roman" w:eastAsia="Times New Roman" w:hAnsi="Times New Roman" w:cs="Times New Roman"/>
+          <w:sz w:val="24"/>
+          <w:szCs w:val="24"/>
+          <w:lang w:eastAsia="ru-RU"/>
+        </w:rPr>
+        <w:t>Ревматоидный артрит,</w:t>
+      </w:r>
+    </w:p>
+    <w:p>
+      <w:pPr>
+        <w:numPr>
+          <w:ilvl w:val="0"/>
+          <w:numId w:val="4"/>
+        </w:numPr>
+        <w:spacing w:before="100" w:beforeAutospacing="1" w:after="100" w:afterAutospacing="1" w:line="240" w:lineRule="auto"/>
+        <w:rPr>
+          <w:rFonts w:ascii="Times New Roman" w:eastAsia="Times New Roman" w:hAnsi="Times New Roman" w:cs="Times New Roman"/>
+          <w:sz w:val="24"/>
+          <w:szCs w:val="24"/>
+          <w:lang w:eastAsia="ru-RU"/>
+        </w:rPr>
+      </w:pPr>
+      <w:r>
+        <w:rPr>
+          <w:rFonts w:ascii="Times New Roman" w:eastAsia="Times New Roman" w:hAnsi="Times New Roman" w:cs="Times New Roman"/>
+          <w:sz w:val="24"/>
+          <w:szCs w:val="24"/>
+          <w:lang w:eastAsia="ru-RU"/>
+        </w:rPr>
+        <w:t>Анкилозирующий спондилит (болезнь Бехтерева),</w:t>
+      </w:r>
+    </w:p>
+    <w:p>
+      <w:pPr>
+        <w:numPr>
+          <w:ilvl w:val="0"/>
+          <w:numId w:val="4"/>
+        </w:numPr>
+        <w:spacing w:before="100" w:beforeAutospacing="1" w:after="100" w:afterAutospacing="1" w:line="240" w:lineRule="auto"/>
+        <w:rPr>
+          <w:rFonts w:ascii="Times New Roman" w:eastAsia="Times New Roman" w:hAnsi="Times New Roman" w:cs="Times New Roman"/>
+          <w:sz w:val="24"/>
+          <w:szCs w:val="24"/>
+          <w:lang w:eastAsia="ru-RU"/>
+        </w:rPr>
+      </w:pPr>
+      <w:r>
+        <w:rPr>
+          <w:rFonts w:ascii="Times New Roman" w:eastAsia="Times New Roman" w:hAnsi="Times New Roman" w:cs="Times New Roman"/>
+          <w:sz w:val="24"/>
+          <w:szCs w:val="24"/>
+          <w:lang w:eastAsia="ru-RU"/>
+        </w:rPr>
+        <w:t>Острая подагра,</w:t>
+      </w:r>
+    </w:p>
+    <w:p>
+      <w:pPr>
+        <w:numPr>
+          <w:ilvl w:val="0"/>
+          <w:numId w:val="4"/>
+        </w:numPr>
+        <w:spacing w:before="100" w:beforeAutospacing="1" w:after="100" w:afterAutospacing="1" w:line="240" w:lineRule="auto"/>
+        <w:rPr>
+          <w:rFonts w:ascii="Times New Roman" w:eastAsia="Times New Roman" w:hAnsi="Times New Roman" w:cs="Times New Roman"/>
+          <w:sz w:val="24"/>
+          <w:szCs w:val="24"/>
+          <w:lang w:eastAsia="ru-RU"/>
+        </w:rPr>
+      </w:pPr>
+      <w:r>
+        <w:rPr>
+          <w:rFonts w:ascii="Times New Roman" w:eastAsia="Times New Roman" w:hAnsi="Times New Roman" w:cs="Times New Roman"/>
+          <w:sz w:val="24"/>
+          <w:szCs w:val="24"/>
+          <w:lang w:eastAsia="ru-RU"/>
+        </w:rPr>
+        <w:t>Послеоперационная боль (включая стоматологическую).</w:t>
+      </w:r>
+    </w:p>
+    <w:p>
+      <w:pPr>
+        <w:spacing w:before="100" w:beforeAutospacing="1" w:after="100" w:afterAutospacing="1" w:line="240" w:lineRule="auto"/>
+        <w:rPr>
+          <w:rFonts w:ascii="Times New Roman" w:eastAsia="Times New Roman" w:hAnsi="Times New Roman" w:cs="Times New Roman"/>
+          <w:sz w:val="24"/>
+          <w:szCs w:val="24"/>
+          <w:lang w:eastAsia="ru-RU"/>
+        </w:rPr>
+      </w:pPr>
+      <w:r>
+        <w:rPr>
+          <w:rFonts w:ascii="Times New Roman" w:eastAsia="Times New Roman" w:hAnsi="Times New Roman" w:cs="Times New Roman"/>
+          <w:sz w:val="24"/>
+          <w:szCs w:val="24"/>
+          <w:lang w:eastAsia="ru-RU"/>
+        </w:rPr>
+        <w:t xml:space="preserve">Препарат используется для </w:t>
+      </w:r>
+      <w:r>
+        <w:rPr>
+          <w:rFonts w:ascii="Times New Roman" w:eastAsia="Times New Roman" w:hAnsi="Times New Roman" w:cs="Times New Roman"/>
+          <w:b/>
+          <w:bCs/>
+          <w:sz w:val="24"/>
+          <w:szCs w:val="24"/>
+          <w:lang w:eastAsia="ru-RU"/>
+        </w:rPr>
+        <w:t>длительного лечения хронических болевых синдромов</w:t>
+      </w:r>
+      <w:r>
+        <w:rPr>
+          <w:rFonts w:ascii="Times New Roman" w:eastAsia="Times New Roman" w:hAnsi="Times New Roman" w:cs="Times New Roman"/>
+          <w:sz w:val="24"/>
+          <w:szCs w:val="24"/>
+          <w:lang w:eastAsia="ru-RU"/>
+        </w:rPr>
+        <w:t>, а также для краткосрочного обезболивания после вмешательств.</w:t>
+      </w:r>
+    </w:p>
+    <w:p>
+      <w:pPr>
+        <w:spacing w:before="100" w:beforeAutospacing="1" w:after="100" w:afterAutospacing="1" w:line="240" w:lineRule="auto"/>
+        <w:outlineLvl w:val="2"/>
         <w:rPr>
           <w:rFonts w:ascii="Times New Roman" w:eastAsia="Times New Roman" w:hAnsi="Times New Roman" w:cs="Times New Roman"/>
           <w:b/>
@@ -959,207 +1003,8 @@
           <w:szCs w:val="27"/>
           <w:lang w:eastAsia="ru-RU"/>
         </w:rPr>
-        <w:t>Аркоксиа</w:t>
-      </w:r>
-      <w:proofErr w:type="spellEnd"/>
-    </w:p>
-    <w:p>
-      <w:pPr>
-        <w:spacing w:before="100" w:beforeAutospacing="1" w:after="100" w:afterAutospacing="1" w:line="240" w:lineRule="auto"/>
-        <w:rPr>
-          <w:rFonts w:ascii="Times New Roman" w:eastAsia="Times New Roman" w:hAnsi="Times New Roman" w:cs="Times New Roman"/>
-          <w:sz w:val="24"/>
-          <w:szCs w:val="24"/>
-          <w:lang w:eastAsia="ru-RU"/>
-        </w:rPr>
-      </w:pPr>
-      <w:r>
-        <w:rPr>
-          <w:rFonts w:ascii="Times New Roman" w:eastAsia="Times New Roman" w:hAnsi="Times New Roman" w:cs="Times New Roman"/>
-          <w:b/>
-          <w:bCs/>
-          <w:sz w:val="24"/>
-          <w:szCs w:val="24"/>
-          <w:lang w:eastAsia="ru-RU"/>
-        </w:rPr>
-        <w:t>Показания к применению:</w:t>
-      </w:r>
-    </w:p>
-    <w:p>
-      <w:pPr>
-        <w:numPr>
-          <w:ilvl w:val="0"/>
-          <w:numId w:val="4"/>
-        </w:numPr>
-        <w:spacing w:before="100" w:beforeAutospacing="1" w:after="100" w:afterAutospacing="1" w:line="240" w:lineRule="auto"/>
-        <w:rPr>
-          <w:rFonts w:ascii="Times New Roman" w:eastAsia="Times New Roman" w:hAnsi="Times New Roman" w:cs="Times New Roman"/>
-          <w:sz w:val="24"/>
-          <w:szCs w:val="24"/>
-          <w:lang w:eastAsia="ru-RU"/>
-        </w:rPr>
-      </w:pPr>
-      <w:r>
-        <w:rPr>
-          <w:rFonts w:ascii="Times New Roman" w:eastAsia="Times New Roman" w:hAnsi="Times New Roman" w:cs="Times New Roman"/>
-          <w:sz w:val="24"/>
-          <w:szCs w:val="24"/>
-          <w:lang w:eastAsia="ru-RU"/>
-        </w:rPr>
-        <w:t>Остеоартрит,</w:t>
-      </w:r>
-    </w:p>
-    <w:p>
-      <w:pPr>
-        <w:numPr>
-          <w:ilvl w:val="0"/>
-          <w:numId w:val="4"/>
-        </w:numPr>
-        <w:spacing w:before="100" w:beforeAutospacing="1" w:after="100" w:afterAutospacing="1" w:line="240" w:lineRule="auto"/>
-        <w:rPr>
-          <w:rFonts w:ascii="Times New Roman" w:eastAsia="Times New Roman" w:hAnsi="Times New Roman" w:cs="Times New Roman"/>
-          <w:sz w:val="24"/>
-          <w:szCs w:val="24"/>
-          <w:lang w:eastAsia="ru-RU"/>
-        </w:rPr>
-      </w:pPr>
-      <w:r>
-        <w:rPr>
-          <w:rFonts w:ascii="Times New Roman" w:eastAsia="Times New Roman" w:hAnsi="Times New Roman" w:cs="Times New Roman"/>
-          <w:sz w:val="24"/>
-          <w:szCs w:val="24"/>
-          <w:lang w:eastAsia="ru-RU"/>
-        </w:rPr>
-        <w:t>Ревматоидный артрит,</w:t>
-      </w:r>
-    </w:p>
-    <w:p>
-      <w:pPr>
-        <w:numPr>
-          <w:ilvl w:val="0"/>
-          <w:numId w:val="4"/>
-        </w:numPr>
-        <w:spacing w:before="100" w:beforeAutospacing="1" w:after="100" w:afterAutospacing="1" w:line="240" w:lineRule="auto"/>
-        <w:rPr>
-          <w:rFonts w:ascii="Times New Roman" w:eastAsia="Times New Roman" w:hAnsi="Times New Roman" w:cs="Times New Roman"/>
-          <w:sz w:val="24"/>
-          <w:szCs w:val="24"/>
-          <w:lang w:eastAsia="ru-RU"/>
-        </w:rPr>
-      </w:pPr>
-      <w:proofErr w:type="spellStart"/>
-      <w:r>
-        <w:rPr>
-          <w:rFonts w:ascii="Times New Roman" w:eastAsia="Times New Roman" w:hAnsi="Times New Roman" w:cs="Times New Roman"/>
-          <w:sz w:val="24"/>
-          <w:szCs w:val="24"/>
-          <w:lang w:eastAsia="ru-RU"/>
-        </w:rPr>
-        <w:t>Анкилозирующий</w:t>
-      </w:r>
-      <w:proofErr w:type="spellEnd"/>
-      <w:r>
-        <w:rPr>
-          <w:rFonts w:ascii="Times New Roman" w:eastAsia="Times New Roman" w:hAnsi="Times New Roman" w:cs="Times New Roman"/>
-          <w:sz w:val="24"/>
-          <w:szCs w:val="24"/>
-          <w:lang w:eastAsia="ru-RU"/>
-        </w:rPr>
-        <w:t xml:space="preserve"> спондилит (болезнь Бехтерева),</w:t>
-      </w:r>
-    </w:p>
-    <w:p>
-      <w:pPr>
-        <w:numPr>
-          <w:ilvl w:val="0"/>
-          <w:numId w:val="4"/>
-        </w:numPr>
-        <w:spacing w:before="100" w:beforeAutospacing="1" w:after="100" w:afterAutospacing="1" w:line="240" w:lineRule="auto"/>
-        <w:rPr>
-          <w:rFonts w:ascii="Times New Roman" w:eastAsia="Times New Roman" w:hAnsi="Times New Roman" w:cs="Times New Roman"/>
-          <w:sz w:val="24"/>
-          <w:szCs w:val="24"/>
-          <w:lang w:eastAsia="ru-RU"/>
-        </w:rPr>
-      </w:pPr>
-      <w:r>
-        <w:rPr>
-          <w:rFonts w:ascii="Times New Roman" w:eastAsia="Times New Roman" w:hAnsi="Times New Roman" w:cs="Times New Roman"/>
-          <w:sz w:val="24"/>
-          <w:szCs w:val="24"/>
-          <w:lang w:eastAsia="ru-RU"/>
-        </w:rPr>
-        <w:t>Острая подагра,</w:t>
-      </w:r>
-    </w:p>
-    <w:p>
-      <w:pPr>
-        <w:numPr>
-          <w:ilvl w:val="0"/>
-          <w:numId w:val="4"/>
-        </w:numPr>
-        <w:spacing w:before="100" w:beforeAutospacing="1" w:after="100" w:afterAutospacing="1" w:line="240" w:lineRule="auto"/>
-        <w:rPr>
-          <w:rFonts w:ascii="Times New Roman" w:eastAsia="Times New Roman" w:hAnsi="Times New Roman" w:cs="Times New Roman"/>
-          <w:sz w:val="24"/>
-          <w:szCs w:val="24"/>
-          <w:lang w:eastAsia="ru-RU"/>
-        </w:rPr>
-      </w:pPr>
-      <w:r>
-        <w:rPr>
-          <w:rFonts w:ascii="Times New Roman" w:eastAsia="Times New Roman" w:hAnsi="Times New Roman" w:cs="Times New Roman"/>
-          <w:sz w:val="24"/>
-          <w:szCs w:val="24"/>
-          <w:lang w:eastAsia="ru-RU"/>
-        </w:rPr>
-        <w:t>Послеоперационная боль (включая стоматологическую).</w:t>
-      </w:r>
-    </w:p>
-    <w:p>
-      <w:pPr>
-        <w:spacing w:before="100" w:beforeAutospacing="1" w:after="100" w:afterAutospacing="1" w:line="240" w:lineRule="auto"/>
-        <w:rPr>
-          <w:rFonts w:ascii="Times New Roman" w:eastAsia="Times New Roman" w:hAnsi="Times New Roman" w:cs="Times New Roman"/>
-          <w:sz w:val="24"/>
-          <w:szCs w:val="24"/>
-          <w:lang w:eastAsia="ru-RU"/>
-        </w:rPr>
-      </w:pPr>
-      <w:r>
-        <w:rPr>
-          <w:rFonts w:ascii="Times New Roman" w:eastAsia="Times New Roman" w:hAnsi="Times New Roman" w:cs="Times New Roman"/>
-          <w:sz w:val="24"/>
-          <w:szCs w:val="24"/>
-          <w:lang w:eastAsia="ru-RU"/>
-        </w:rPr>
-        <w:t xml:space="preserve">Препарат используется для </w:t>
-      </w:r>
-      <w:r>
-        <w:rPr>
-          <w:rFonts w:ascii="Times New Roman" w:eastAsia="Times New Roman" w:hAnsi="Times New Roman" w:cs="Times New Roman"/>
-          <w:b/>
-          <w:bCs/>
-          <w:sz w:val="24"/>
-          <w:szCs w:val="24"/>
-          <w:lang w:eastAsia="ru-RU"/>
-        </w:rPr>
-        <w:t>длительного лечения хронических болевых синдромов</w:t>
-      </w:r>
-      <w:r>
-        <w:rPr>
-          <w:rFonts w:ascii="Times New Roman" w:eastAsia="Times New Roman" w:hAnsi="Times New Roman" w:cs="Times New Roman"/>
-          <w:sz w:val="24"/>
-          <w:szCs w:val="24"/>
-          <w:lang w:eastAsia="ru-RU"/>
-        </w:rPr>
-        <w:t>, а также для краткосрочного обезболивания после вмешательств.</w:t>
-      </w:r>
-    </w:p>
-    <w:p>
-      <w:pPr>
-        <w:spacing w:before="100" w:beforeAutospacing="1" w:after="100" w:afterAutospacing="1" w:line="240" w:lineRule="auto"/>
-        <w:outlineLvl w:val="2"/>
+      </w:pPr>
+      <w:r>
         <w:rPr>
           <w:rFonts w:ascii="Times New Roman" w:eastAsia="Times New Roman" w:hAnsi="Times New Roman" w:cs="Times New Roman"/>
           <w:b/>
@@ -1168,8 +1013,215 @@
           <w:szCs w:val="27"/>
           <w:lang w:eastAsia="ru-RU"/>
         </w:rPr>
-      </w:pPr>
-      <w:r>
+        <w:t>Как принимать и дозировка</w:t>
+      </w:r>
+    </w:p>
+    <w:p>
+      <w:pPr>
+        <w:spacing w:before="100" w:beforeAutospacing="1" w:after="100" w:afterAutospacing="1" w:line="240" w:lineRule="auto"/>
+        <w:rPr>
+          <w:rFonts w:ascii="Times New Roman" w:eastAsia="Times New Roman" w:hAnsi="Times New Roman" w:cs="Times New Roman"/>
+          <w:sz w:val="24"/>
+          <w:szCs w:val="24"/>
+          <w:lang w:eastAsia="ru-RU"/>
+        </w:rPr>
+      </w:pPr>
+      <w:r>
+        <w:rPr>
+          <w:rFonts w:ascii="Times New Roman" w:eastAsia="Times New Roman" w:hAnsi="Times New Roman" w:cs="Times New Roman"/>
+          <w:b/>
+          <w:bCs/>
+          <w:sz w:val="24"/>
+          <w:szCs w:val="24"/>
+          <w:lang w:eastAsia="ru-RU"/>
+        </w:rPr>
+        <w:t>Рекомендуемые схемы:</w:t>
+      </w:r>
+    </w:p>
+    <w:p>
+      <w:pPr>
+        <w:numPr>
+          <w:ilvl w:val="0"/>
+          <w:numId w:val="5"/>
+        </w:numPr>
+        <w:spacing w:before="100" w:beforeAutospacing="1" w:after="100" w:afterAutospacing="1" w:line="240" w:lineRule="auto"/>
+        <w:rPr>
+          <w:rFonts w:ascii="Times New Roman" w:eastAsia="Times New Roman" w:hAnsi="Times New Roman" w:cs="Times New Roman"/>
+          <w:sz w:val="24"/>
+          <w:szCs w:val="24"/>
+          <w:lang w:eastAsia="ru-RU"/>
+        </w:rPr>
+      </w:pPr>
+      <w:r>
+        <w:rPr>
+          <w:rFonts w:ascii="Times New Roman" w:eastAsia="Times New Roman" w:hAnsi="Times New Roman" w:cs="Times New Roman"/>
+          <w:b/>
+          <w:bCs/>
+          <w:sz w:val="24"/>
+          <w:szCs w:val="24"/>
+          <w:lang w:eastAsia="ru-RU"/>
+        </w:rPr>
+        <w:t>Остеоартрит</w:t>
+      </w:r>
+      <w:r>
+        <w:rPr>
+          <w:rFonts w:ascii="Times New Roman" w:eastAsia="Times New Roman" w:hAnsi="Times New Roman" w:cs="Times New Roman"/>
+          <w:sz w:val="24"/>
+          <w:szCs w:val="24"/>
+          <w:lang w:eastAsia="ru-RU"/>
+        </w:rPr>
+        <w:t xml:space="preserve"> — 30 мг или 60 мг 1 раз в сутки.</w:t>
+      </w:r>
+    </w:p>
+    <w:p>
+      <w:pPr>
+        <w:numPr>
+          <w:ilvl w:val="0"/>
+          <w:numId w:val="5"/>
+        </w:numPr>
+        <w:spacing w:before="100" w:beforeAutospacing="1" w:after="100" w:afterAutospacing="1" w:line="240" w:lineRule="auto"/>
+        <w:rPr>
+          <w:rFonts w:ascii="Times New Roman" w:eastAsia="Times New Roman" w:hAnsi="Times New Roman" w:cs="Times New Roman"/>
+          <w:sz w:val="24"/>
+          <w:szCs w:val="24"/>
+          <w:lang w:eastAsia="ru-RU"/>
+        </w:rPr>
+      </w:pPr>
+      <w:r>
+        <w:rPr>
+          <w:rFonts w:ascii="Times New Roman" w:eastAsia="Times New Roman" w:hAnsi="Times New Roman" w:cs="Times New Roman"/>
+          <w:b/>
+          <w:bCs/>
+          <w:sz w:val="24"/>
+          <w:szCs w:val="24"/>
+          <w:lang w:eastAsia="ru-RU"/>
+        </w:rPr>
+        <w:t>Ревматоидный артрит / спондилит</w:t>
+      </w:r>
+      <w:r>
+        <w:rPr>
+          <w:rFonts w:ascii="Times New Roman" w:eastAsia="Times New Roman" w:hAnsi="Times New Roman" w:cs="Times New Roman"/>
+          <w:sz w:val="24"/>
+          <w:szCs w:val="24"/>
+          <w:lang w:eastAsia="ru-RU"/>
+        </w:rPr>
+        <w:t xml:space="preserve"> — 60 мг или 90 мг 1 раз в сутки.</w:t>
+      </w:r>
+    </w:p>
+    <w:p>
+      <w:pPr>
+        <w:numPr>
+          <w:ilvl w:val="0"/>
+          <w:numId w:val="5"/>
+        </w:numPr>
+        <w:spacing w:before="100" w:beforeAutospacing="1" w:after="100" w:afterAutospacing="1" w:line="240" w:lineRule="auto"/>
+        <w:rPr>
+          <w:rFonts w:ascii="Times New Roman" w:eastAsia="Times New Roman" w:hAnsi="Times New Roman" w:cs="Times New Roman"/>
+          <w:sz w:val="24"/>
+          <w:szCs w:val="24"/>
+          <w:lang w:eastAsia="ru-RU"/>
+        </w:rPr>
+      </w:pPr>
+      <w:r>
+        <w:rPr>
+          <w:rFonts w:ascii="Times New Roman" w:eastAsia="Times New Roman" w:hAnsi="Times New Roman" w:cs="Times New Roman"/>
+          <w:b/>
+          <w:bCs/>
+          <w:sz w:val="24"/>
+          <w:szCs w:val="24"/>
+          <w:lang w:eastAsia="ru-RU"/>
+        </w:rPr>
+        <w:t>Острая подагра</w:t>
+      </w:r>
+      <w:r>
+        <w:rPr>
+          <w:rFonts w:ascii="Times New Roman" w:eastAsia="Times New Roman" w:hAnsi="Times New Roman" w:cs="Times New Roman"/>
+          <w:sz w:val="24"/>
+          <w:szCs w:val="24"/>
+          <w:lang w:eastAsia="ru-RU"/>
+        </w:rPr>
+        <w:t xml:space="preserve"> — 120 мг 1 раз в сутки, не более 8 дней.</w:t>
+      </w:r>
+    </w:p>
+    <w:p>
+      <w:pPr>
+        <w:numPr>
+          <w:ilvl w:val="0"/>
+          <w:numId w:val="5"/>
+        </w:numPr>
+        <w:spacing w:before="100" w:beforeAutospacing="1" w:after="100" w:afterAutospacing="1" w:line="240" w:lineRule="auto"/>
+        <w:rPr>
+          <w:rFonts w:ascii="Times New Roman" w:eastAsia="Times New Roman" w:hAnsi="Times New Roman" w:cs="Times New Roman"/>
+          <w:sz w:val="24"/>
+          <w:szCs w:val="24"/>
+          <w:lang w:eastAsia="ru-RU"/>
+        </w:rPr>
+      </w:pPr>
+      <w:r>
+        <w:rPr>
+          <w:rFonts w:ascii="Times New Roman" w:eastAsia="Times New Roman" w:hAnsi="Times New Roman" w:cs="Times New Roman"/>
+          <w:b/>
+          <w:bCs/>
+          <w:sz w:val="24"/>
+          <w:szCs w:val="24"/>
+          <w:lang w:eastAsia="ru-RU"/>
+        </w:rPr>
+        <w:t>Послеоперационная боль</w:t>
+      </w:r>
+      <w:r>
+        <w:rPr>
+          <w:rFonts w:ascii="Times New Roman" w:eastAsia="Times New Roman" w:hAnsi="Times New Roman" w:cs="Times New Roman"/>
+          <w:sz w:val="24"/>
+          <w:szCs w:val="24"/>
+          <w:lang w:eastAsia="ru-RU"/>
+        </w:rPr>
+        <w:t xml:space="preserve"> — 90 мг 1 раз в сутки, максимум 3 дня.</w:t>
+      </w:r>
+    </w:p>
+    <w:p>
+      <w:pPr>
+        <w:spacing w:before="100" w:beforeAutospacing="1" w:after="100" w:afterAutospacing="1" w:line="240" w:lineRule="auto"/>
+        <w:rPr>
+          <w:rFonts w:ascii="Times New Roman" w:eastAsia="Times New Roman" w:hAnsi="Times New Roman" w:cs="Times New Roman"/>
+          <w:sz w:val="24"/>
+          <w:szCs w:val="24"/>
+          <w:lang w:eastAsia="ru-RU"/>
+        </w:rPr>
+      </w:pPr>
+      <w:r>
+        <w:rPr>
+          <w:rFonts w:ascii="Times New Roman" w:eastAsia="Times New Roman" w:hAnsi="Times New Roman" w:cs="Times New Roman"/>
+          <w:sz w:val="24"/>
+          <w:szCs w:val="24"/>
+          <w:lang w:eastAsia="ru-RU"/>
+        </w:rPr>
+        <w:t>Препарат принимают вне зависимости от еды, запивая водой. Максимальная суточная доза — 120 мг.</w:t>
+      </w:r>
+    </w:p>
+    <w:p>
+      <w:pPr>
+        <w:spacing w:before="100" w:beforeAutospacing="1" w:after="100" w:afterAutospacing="1" w:line="240" w:lineRule="auto"/>
+        <w:rPr>
+          <w:rFonts w:ascii="Times New Roman" w:eastAsia="Times New Roman" w:hAnsi="Times New Roman" w:cs="Times New Roman"/>
+          <w:sz w:val="24"/>
+          <w:szCs w:val="24"/>
+          <w:lang w:eastAsia="ru-RU"/>
+        </w:rPr>
+      </w:pPr>
+      <w:r>
+        <w:rPr>
+          <w:rFonts w:ascii="Times New Roman" w:eastAsia="Times New Roman" w:hAnsi="Times New Roman" w:cs="Times New Roman"/>
+          <w:sz w:val="24"/>
+          <w:szCs w:val="24"/>
+          <w:lang w:eastAsia="ru-RU"/>
+        </w:rPr>
+        <w:t>Назначение длительных курсов требует регулярного контроля состояния пациента.</w:t>
+      </w:r>
+    </w:p>
+    <w:p>
+      <w:pPr>
+        <w:spacing w:before="100" w:beforeAutospacing="1" w:after="100" w:afterAutospacing="1" w:line="240" w:lineRule="auto"/>
+        <w:outlineLvl w:val="2"/>
         <w:rPr>
           <w:rFonts w:ascii="Times New Roman" w:eastAsia="Times New Roman" w:hAnsi="Times New Roman" w:cs="Times New Roman"/>
           <w:b/>
@@ -1178,215 +1230,8 @@
           <w:szCs w:val="27"/>
           <w:lang w:eastAsia="ru-RU"/>
         </w:rPr>
-        <w:t>Как принимать и дозировка</w:t>
-      </w:r>
-    </w:p>
-    <w:p>
-      <w:pPr>
-        <w:spacing w:before="100" w:beforeAutospacing="1" w:after="100" w:afterAutospacing="1" w:line="240" w:lineRule="auto"/>
-        <w:rPr>
-          <w:rFonts w:ascii="Times New Roman" w:eastAsia="Times New Roman" w:hAnsi="Times New Roman" w:cs="Times New Roman"/>
-          <w:sz w:val="24"/>
-          <w:szCs w:val="24"/>
-          <w:lang w:eastAsia="ru-RU"/>
-        </w:rPr>
-      </w:pPr>
-      <w:r>
-        <w:rPr>
-          <w:rFonts w:ascii="Times New Roman" w:eastAsia="Times New Roman" w:hAnsi="Times New Roman" w:cs="Times New Roman"/>
-          <w:b/>
-          <w:bCs/>
-          <w:sz w:val="24"/>
-          <w:szCs w:val="24"/>
-          <w:lang w:eastAsia="ru-RU"/>
-        </w:rPr>
-        <w:t>Рекомендуемые схемы:</w:t>
-      </w:r>
-    </w:p>
-    <w:p>
-      <w:pPr>
-        <w:numPr>
-          <w:ilvl w:val="0"/>
-          <w:numId w:val="5"/>
-        </w:numPr>
-        <w:spacing w:before="100" w:beforeAutospacing="1" w:after="100" w:afterAutospacing="1" w:line="240" w:lineRule="auto"/>
-        <w:rPr>
-          <w:rFonts w:ascii="Times New Roman" w:eastAsia="Times New Roman" w:hAnsi="Times New Roman" w:cs="Times New Roman"/>
-          <w:sz w:val="24"/>
-          <w:szCs w:val="24"/>
-          <w:lang w:eastAsia="ru-RU"/>
-        </w:rPr>
-      </w:pPr>
-      <w:r>
-        <w:rPr>
-          <w:rFonts w:ascii="Times New Roman" w:eastAsia="Times New Roman" w:hAnsi="Times New Roman" w:cs="Times New Roman"/>
-          <w:b/>
-          <w:bCs/>
-          <w:sz w:val="24"/>
-          <w:szCs w:val="24"/>
-          <w:lang w:eastAsia="ru-RU"/>
-        </w:rPr>
-        <w:t>Остеоартрит</w:t>
-      </w:r>
-      <w:r>
-        <w:rPr>
-          <w:rFonts w:ascii="Times New Roman" w:eastAsia="Times New Roman" w:hAnsi="Times New Roman" w:cs="Times New Roman"/>
-          <w:sz w:val="24"/>
-          <w:szCs w:val="24"/>
-          <w:lang w:eastAsia="ru-RU"/>
-        </w:rPr>
-        <w:t xml:space="preserve"> — 30 мг или 60 мг 1 раз в сутки.</w:t>
-      </w:r>
-    </w:p>
-    <w:p>
-      <w:pPr>
-        <w:numPr>
-          <w:ilvl w:val="0"/>
-          <w:numId w:val="5"/>
-        </w:numPr>
-        <w:spacing w:before="100" w:beforeAutospacing="1" w:after="100" w:afterAutospacing="1" w:line="240" w:lineRule="auto"/>
-        <w:rPr>
-          <w:rFonts w:ascii="Times New Roman" w:eastAsia="Times New Roman" w:hAnsi="Times New Roman" w:cs="Times New Roman"/>
-          <w:sz w:val="24"/>
-          <w:szCs w:val="24"/>
-          <w:lang w:eastAsia="ru-RU"/>
-        </w:rPr>
-      </w:pPr>
-      <w:r>
-        <w:rPr>
-          <w:rFonts w:ascii="Times New Roman" w:eastAsia="Times New Roman" w:hAnsi="Times New Roman" w:cs="Times New Roman"/>
-          <w:b/>
-          <w:bCs/>
-          <w:sz w:val="24"/>
-          <w:szCs w:val="24"/>
-          <w:lang w:eastAsia="ru-RU"/>
-        </w:rPr>
-        <w:t>Ревматоидный артрит / спондилит</w:t>
-      </w:r>
-      <w:r>
-        <w:rPr>
-          <w:rFonts w:ascii="Times New Roman" w:eastAsia="Times New Roman" w:hAnsi="Times New Roman" w:cs="Times New Roman"/>
-          <w:sz w:val="24"/>
-          <w:szCs w:val="24"/>
-          <w:lang w:eastAsia="ru-RU"/>
-        </w:rPr>
-        <w:t xml:space="preserve"> — 60 мг или 90 мг 1 раз в сутки.</w:t>
-      </w:r>
-    </w:p>
-    <w:p>
-      <w:pPr>
-        <w:numPr>
-          <w:ilvl w:val="0"/>
-          <w:numId w:val="5"/>
-        </w:numPr>
-        <w:spacing w:before="100" w:beforeAutospacing="1" w:after="100" w:afterAutospacing="1" w:line="240" w:lineRule="auto"/>
-        <w:rPr>
-          <w:rFonts w:ascii="Times New Roman" w:eastAsia="Times New Roman" w:hAnsi="Times New Roman" w:cs="Times New Roman"/>
-          <w:sz w:val="24"/>
-          <w:szCs w:val="24"/>
-          <w:lang w:eastAsia="ru-RU"/>
-        </w:rPr>
-      </w:pPr>
-      <w:r>
-        <w:rPr>
-          <w:rFonts w:ascii="Times New Roman" w:eastAsia="Times New Roman" w:hAnsi="Times New Roman" w:cs="Times New Roman"/>
-          <w:b/>
-          <w:bCs/>
-          <w:sz w:val="24"/>
-          <w:szCs w:val="24"/>
-          <w:lang w:eastAsia="ru-RU"/>
-        </w:rPr>
-        <w:t>Острая подагра</w:t>
-      </w:r>
-      <w:r>
-        <w:rPr>
-          <w:rFonts w:ascii="Times New Roman" w:eastAsia="Times New Roman" w:hAnsi="Times New Roman" w:cs="Times New Roman"/>
-          <w:sz w:val="24"/>
-          <w:szCs w:val="24"/>
-          <w:lang w:eastAsia="ru-RU"/>
-        </w:rPr>
-        <w:t xml:space="preserve"> — 120 мг 1 раз в сутки, не более 8 дней.</w:t>
-      </w:r>
-    </w:p>
-    <w:p>
-      <w:pPr>
-        <w:numPr>
-          <w:ilvl w:val="0"/>
-          <w:numId w:val="5"/>
-        </w:numPr>
-        <w:spacing w:before="100" w:beforeAutospacing="1" w:after="100" w:afterAutospacing="1" w:line="240" w:lineRule="auto"/>
-        <w:rPr>
-          <w:rFonts w:ascii="Times New Roman" w:eastAsia="Times New Roman" w:hAnsi="Times New Roman" w:cs="Times New Roman"/>
-          <w:sz w:val="24"/>
-          <w:szCs w:val="24"/>
-          <w:lang w:eastAsia="ru-RU"/>
-        </w:rPr>
-      </w:pPr>
-      <w:r>
-        <w:rPr>
-          <w:rFonts w:ascii="Times New Roman" w:eastAsia="Times New Roman" w:hAnsi="Times New Roman" w:cs="Times New Roman"/>
-          <w:b/>
-          <w:bCs/>
-          <w:sz w:val="24"/>
-          <w:szCs w:val="24"/>
-          <w:lang w:eastAsia="ru-RU"/>
-        </w:rPr>
-        <w:t>Послеоперационная боль</w:t>
-      </w:r>
-      <w:r>
-        <w:rPr>
-          <w:rFonts w:ascii="Times New Roman" w:eastAsia="Times New Roman" w:hAnsi="Times New Roman" w:cs="Times New Roman"/>
-          <w:sz w:val="24"/>
-          <w:szCs w:val="24"/>
-          <w:lang w:eastAsia="ru-RU"/>
-        </w:rPr>
-        <w:t xml:space="preserve"> — 90 мг 1 раз в сутки, максимум 3 дня.</w:t>
-      </w:r>
-    </w:p>
-    <w:p>
-      <w:pPr>
-        <w:spacing w:before="100" w:beforeAutospacing="1" w:after="100" w:afterAutospacing="1" w:line="240" w:lineRule="auto"/>
-        <w:rPr>
-          <w:rFonts w:ascii="Times New Roman" w:eastAsia="Times New Roman" w:hAnsi="Times New Roman" w:cs="Times New Roman"/>
-          <w:sz w:val="24"/>
-          <w:szCs w:val="24"/>
-          <w:lang w:eastAsia="ru-RU"/>
-        </w:rPr>
-      </w:pPr>
-      <w:r>
-        <w:rPr>
-          <w:rFonts w:ascii="Times New Roman" w:eastAsia="Times New Roman" w:hAnsi="Times New Roman" w:cs="Times New Roman"/>
-          <w:sz w:val="24"/>
-          <w:szCs w:val="24"/>
-          <w:lang w:eastAsia="ru-RU"/>
-        </w:rPr>
-        <w:t>Препарат принимают вне зависимости от еды, запивая водой. Максимальная суточная доза — 120 мг.</w:t>
-      </w:r>
-    </w:p>
-    <w:p>
-      <w:pPr>
-        <w:spacing w:before="100" w:beforeAutospacing="1" w:after="100" w:afterAutospacing="1" w:line="240" w:lineRule="auto"/>
-        <w:rPr>
-          <w:rFonts w:ascii="Times New Roman" w:eastAsia="Times New Roman" w:hAnsi="Times New Roman" w:cs="Times New Roman"/>
-          <w:sz w:val="24"/>
-          <w:szCs w:val="24"/>
-          <w:lang w:eastAsia="ru-RU"/>
-        </w:rPr>
-      </w:pPr>
-      <w:r>
-        <w:rPr>
-          <w:rFonts w:ascii="Times New Roman" w:eastAsia="Times New Roman" w:hAnsi="Times New Roman" w:cs="Times New Roman"/>
-          <w:sz w:val="24"/>
-          <w:szCs w:val="24"/>
-          <w:lang w:eastAsia="ru-RU"/>
-        </w:rPr>
-        <w:t>Назначение длительных курсов требует регулярного контроля состояния пациента.</w:t>
-      </w:r>
-    </w:p>
-    <w:p>
-      <w:pPr>
-        <w:spacing w:before="100" w:beforeAutospacing="1" w:after="100" w:afterAutospacing="1" w:line="240" w:lineRule="auto"/>
-        <w:outlineLvl w:val="2"/>
+      </w:pPr>
+      <w:r>
         <w:rPr>
           <w:rFonts w:ascii="Times New Roman" w:eastAsia="Times New Roman" w:hAnsi="Times New Roman" w:cs="Times New Roman"/>
           <w:b/>
@@ -1395,8 +1240,203 @@
           <w:szCs w:val="27"/>
           <w:lang w:eastAsia="ru-RU"/>
         </w:rPr>
-      </w:pPr>
-      <w:r>
+        <w:t>Противопоказания</w:t>
+      </w:r>
+    </w:p>
+    <w:p>
+      <w:pPr>
+        <w:spacing w:before="100" w:beforeAutospacing="1" w:after="100" w:afterAutospacing="1" w:line="240" w:lineRule="auto"/>
+        <w:rPr>
+          <w:rFonts w:ascii="Times New Roman" w:eastAsia="Times New Roman" w:hAnsi="Times New Roman" w:cs="Times New Roman"/>
+          <w:sz w:val="24"/>
+          <w:szCs w:val="24"/>
+          <w:lang w:eastAsia="ru-RU"/>
+        </w:rPr>
+      </w:pPr>
+      <w:r>
+        <w:rPr>
+          <w:rFonts w:ascii="Times New Roman" w:eastAsia="Times New Roman" w:hAnsi="Times New Roman" w:cs="Times New Roman"/>
+          <w:b/>
+          <w:bCs/>
+          <w:sz w:val="24"/>
+          <w:szCs w:val="24"/>
+          <w:lang w:eastAsia="ru-RU"/>
+        </w:rPr>
+        <w:t>Аркоксиа противопоказан при:</w:t>
+      </w:r>
+    </w:p>
+    <w:p>
+      <w:pPr>
+        <w:numPr>
+          <w:ilvl w:val="0"/>
+          <w:numId w:val="6"/>
+        </w:numPr>
+        <w:spacing w:before="100" w:beforeAutospacing="1" w:after="100" w:afterAutospacing="1" w:line="240" w:lineRule="auto"/>
+        <w:rPr>
+          <w:rFonts w:ascii="Times New Roman" w:eastAsia="Times New Roman" w:hAnsi="Times New Roman" w:cs="Times New Roman"/>
+          <w:sz w:val="24"/>
+          <w:szCs w:val="24"/>
+          <w:lang w:eastAsia="ru-RU"/>
+        </w:rPr>
+      </w:pPr>
+      <w:r>
+        <w:rPr>
+          <w:rFonts w:ascii="Times New Roman" w:eastAsia="Times New Roman" w:hAnsi="Times New Roman" w:cs="Times New Roman"/>
+          <w:sz w:val="24"/>
+          <w:szCs w:val="24"/>
+          <w:lang w:eastAsia="ru-RU"/>
+        </w:rPr>
+        <w:t>Сердечной недостаточности III–IV функционального класса,</w:t>
+      </w:r>
+    </w:p>
+    <w:p>
+      <w:pPr>
+        <w:numPr>
+          <w:ilvl w:val="0"/>
+          <w:numId w:val="6"/>
+        </w:numPr>
+        <w:spacing w:before="100" w:beforeAutospacing="1" w:after="100" w:afterAutospacing="1" w:line="240" w:lineRule="auto"/>
+        <w:rPr>
+          <w:rFonts w:ascii="Times New Roman" w:eastAsia="Times New Roman" w:hAnsi="Times New Roman" w:cs="Times New Roman"/>
+          <w:sz w:val="24"/>
+          <w:szCs w:val="24"/>
+          <w:lang w:eastAsia="ru-RU"/>
+        </w:rPr>
+      </w:pPr>
+      <w:r>
+        <w:rPr>
+          <w:rFonts w:ascii="Times New Roman" w:eastAsia="Times New Roman" w:hAnsi="Times New Roman" w:cs="Times New Roman"/>
+          <w:sz w:val="24"/>
+          <w:szCs w:val="24"/>
+          <w:lang w:eastAsia="ru-RU"/>
+        </w:rPr>
+        <w:t>Активной язве желудка, кровотечениях,</w:t>
+      </w:r>
+    </w:p>
+    <w:p>
+      <w:pPr>
+        <w:numPr>
+          <w:ilvl w:val="0"/>
+          <w:numId w:val="6"/>
+        </w:numPr>
+        <w:spacing w:before="100" w:beforeAutospacing="1" w:after="100" w:afterAutospacing="1" w:line="240" w:lineRule="auto"/>
+        <w:rPr>
+          <w:rFonts w:ascii="Times New Roman" w:eastAsia="Times New Roman" w:hAnsi="Times New Roman" w:cs="Times New Roman"/>
+          <w:sz w:val="24"/>
+          <w:szCs w:val="24"/>
+          <w:lang w:eastAsia="ru-RU"/>
+        </w:rPr>
+      </w:pPr>
+      <w:r>
+        <w:rPr>
+          <w:rFonts w:ascii="Times New Roman" w:eastAsia="Times New Roman" w:hAnsi="Times New Roman" w:cs="Times New Roman"/>
+          <w:sz w:val="24"/>
+          <w:szCs w:val="24"/>
+          <w:lang w:eastAsia="ru-RU"/>
+        </w:rPr>
+        <w:t>Тяжёлых заболеваниях печени и почек,</w:t>
+      </w:r>
+    </w:p>
+    <w:p>
+      <w:pPr>
+        <w:numPr>
+          <w:ilvl w:val="0"/>
+          <w:numId w:val="6"/>
+        </w:numPr>
+        <w:spacing w:before="100" w:beforeAutospacing="1" w:after="100" w:afterAutospacing="1" w:line="240" w:lineRule="auto"/>
+        <w:rPr>
+          <w:rFonts w:ascii="Times New Roman" w:eastAsia="Times New Roman" w:hAnsi="Times New Roman" w:cs="Times New Roman"/>
+          <w:sz w:val="24"/>
+          <w:szCs w:val="24"/>
+          <w:lang w:eastAsia="ru-RU"/>
+        </w:rPr>
+      </w:pPr>
+      <w:r>
+        <w:rPr>
+          <w:rFonts w:ascii="Times New Roman" w:eastAsia="Times New Roman" w:hAnsi="Times New Roman" w:cs="Times New Roman"/>
+          <w:sz w:val="24"/>
+          <w:szCs w:val="24"/>
+          <w:lang w:eastAsia="ru-RU"/>
+        </w:rPr>
+        <w:t>Неконтролируемой артериальной гипертензии,</w:t>
+      </w:r>
+    </w:p>
+    <w:p>
+      <w:pPr>
+        <w:numPr>
+          <w:ilvl w:val="0"/>
+          <w:numId w:val="6"/>
+        </w:numPr>
+        <w:spacing w:before="100" w:beforeAutospacing="1" w:after="100" w:afterAutospacing="1" w:line="240" w:lineRule="auto"/>
+        <w:rPr>
+          <w:rFonts w:ascii="Times New Roman" w:eastAsia="Times New Roman" w:hAnsi="Times New Roman" w:cs="Times New Roman"/>
+          <w:sz w:val="24"/>
+          <w:szCs w:val="24"/>
+          <w:lang w:eastAsia="ru-RU"/>
+        </w:rPr>
+      </w:pPr>
+      <w:r>
+        <w:rPr>
+          <w:rFonts w:ascii="Times New Roman" w:eastAsia="Times New Roman" w:hAnsi="Times New Roman" w:cs="Times New Roman"/>
+          <w:sz w:val="24"/>
+          <w:szCs w:val="24"/>
+          <w:lang w:eastAsia="ru-RU"/>
+        </w:rPr>
+        <w:t>Беременности и лактации,</w:t>
+      </w:r>
+    </w:p>
+    <w:p>
+      <w:pPr>
+        <w:numPr>
+          <w:ilvl w:val="0"/>
+          <w:numId w:val="6"/>
+        </w:numPr>
+        <w:spacing w:before="100" w:beforeAutospacing="1" w:after="100" w:afterAutospacing="1" w:line="240" w:lineRule="auto"/>
+        <w:rPr>
+          <w:rFonts w:ascii="Times New Roman" w:eastAsia="Times New Roman" w:hAnsi="Times New Roman" w:cs="Times New Roman"/>
+          <w:sz w:val="24"/>
+          <w:szCs w:val="24"/>
+          <w:lang w:eastAsia="ru-RU"/>
+        </w:rPr>
+      </w:pPr>
+      <w:r>
+        <w:rPr>
+          <w:rFonts w:ascii="Times New Roman" w:eastAsia="Times New Roman" w:hAnsi="Times New Roman" w:cs="Times New Roman"/>
+          <w:sz w:val="24"/>
+          <w:szCs w:val="24"/>
+          <w:lang w:eastAsia="ru-RU"/>
+        </w:rPr>
+        <w:t>Возрасте до 16 лет,</w:t>
+      </w:r>
+    </w:p>
+    <w:p>
+      <w:pPr>
+        <w:numPr>
+          <w:ilvl w:val="0"/>
+          <w:numId w:val="6"/>
+        </w:numPr>
+        <w:spacing w:before="100" w:beforeAutospacing="1" w:after="100" w:afterAutospacing="1" w:line="240" w:lineRule="auto"/>
+        <w:rPr>
+          <w:rFonts w:ascii="Times New Roman" w:eastAsia="Times New Roman" w:hAnsi="Times New Roman" w:cs="Times New Roman"/>
+          <w:sz w:val="24"/>
+          <w:szCs w:val="24"/>
+          <w:lang w:eastAsia="ru-RU"/>
+        </w:rPr>
+      </w:pPr>
+      <w:r>
+        <w:rPr>
+          <w:rFonts w:ascii="Times New Roman" w:eastAsia="Times New Roman" w:hAnsi="Times New Roman" w:cs="Times New Roman"/>
+          <w:sz w:val="24"/>
+          <w:szCs w:val="24"/>
+          <w:lang w:eastAsia="ru-RU"/>
+        </w:rPr>
+        <w:t>Аллергии на НПВП или эторикоксиб.</w:t>
+      </w:r>
+    </w:p>
+    <w:p>
+      <w:pPr>
+        <w:spacing w:before="100" w:beforeAutospacing="1" w:after="100" w:afterAutospacing="1" w:line="240" w:lineRule="auto"/>
+        <w:outlineLvl w:val="2"/>
         <w:rPr>
           <w:rFonts w:ascii="Times New Roman" w:eastAsia="Times New Roman" w:hAnsi="Times New Roman" w:cs="Times New Roman"/>
           <w:b/>
@@ -1405,236 +1445,8 @@
           <w:szCs w:val="27"/>
           <w:lang w:eastAsia="ru-RU"/>
         </w:rPr>
-        <w:t>Противопоказания</w:t>
-      </w:r>
-    </w:p>
-    <w:p>
-      <w:pPr>
-        <w:spacing w:before="100" w:beforeAutospacing="1" w:after="100" w:afterAutospacing="1" w:line="240" w:lineRule="auto"/>
-        <w:rPr>
-          <w:rFonts w:ascii="Times New Roman" w:eastAsia="Times New Roman" w:hAnsi="Times New Roman" w:cs="Times New Roman"/>
-          <w:sz w:val="24"/>
-          <w:szCs w:val="24"/>
-          <w:lang w:eastAsia="ru-RU"/>
-        </w:rPr>
-      </w:pPr>
-      <w:proofErr w:type="spellStart"/>
-      <w:r>
-        <w:rPr>
-          <w:rFonts w:ascii="Times New Roman" w:eastAsia="Times New Roman" w:hAnsi="Times New Roman" w:cs="Times New Roman"/>
-          <w:b/>
-          <w:bCs/>
-          <w:sz w:val="24"/>
-          <w:szCs w:val="24"/>
-          <w:lang w:eastAsia="ru-RU"/>
-        </w:rPr>
-        <w:t>Аркоксиа</w:t>
-      </w:r>
-      <w:proofErr w:type="spellEnd"/>
-      <w:r>
-        <w:rPr>
-          <w:rFonts w:ascii="Times New Roman" w:eastAsia="Times New Roman" w:hAnsi="Times New Roman" w:cs="Times New Roman"/>
-          <w:b/>
-          <w:bCs/>
-          <w:sz w:val="24"/>
-          <w:szCs w:val="24"/>
-          <w:lang w:eastAsia="ru-RU"/>
-        </w:rPr>
-        <w:t xml:space="preserve"> противопоказан при:</w:t>
-      </w:r>
-    </w:p>
-    <w:p>
-      <w:pPr>
-        <w:numPr>
-          <w:ilvl w:val="0"/>
-          <w:numId w:val="6"/>
-        </w:numPr>
-        <w:spacing w:before="100" w:beforeAutospacing="1" w:after="100" w:afterAutospacing="1" w:line="240" w:lineRule="auto"/>
-        <w:rPr>
-          <w:rFonts w:ascii="Times New Roman" w:eastAsia="Times New Roman" w:hAnsi="Times New Roman" w:cs="Times New Roman"/>
-          <w:sz w:val="24"/>
-          <w:szCs w:val="24"/>
-          <w:lang w:eastAsia="ru-RU"/>
-        </w:rPr>
-      </w:pPr>
-      <w:r>
-        <w:rPr>
-          <w:rFonts w:ascii="Times New Roman" w:eastAsia="Times New Roman" w:hAnsi="Times New Roman" w:cs="Times New Roman"/>
-          <w:sz w:val="24"/>
-          <w:szCs w:val="24"/>
-          <w:lang w:eastAsia="ru-RU"/>
-        </w:rPr>
-        <w:t>Сердечной недостаточности III–IV функционального класса,</w:t>
-      </w:r>
-    </w:p>
-    <w:p>
-      <w:pPr>
-        <w:numPr>
-          <w:ilvl w:val="0"/>
-          <w:numId w:val="6"/>
-        </w:numPr>
-        <w:spacing w:before="100" w:beforeAutospacing="1" w:after="100" w:afterAutospacing="1" w:line="240" w:lineRule="auto"/>
-        <w:rPr>
-          <w:rFonts w:ascii="Times New Roman" w:eastAsia="Times New Roman" w:hAnsi="Times New Roman" w:cs="Times New Roman"/>
-          <w:sz w:val="24"/>
-          <w:szCs w:val="24"/>
-          <w:lang w:eastAsia="ru-RU"/>
-        </w:rPr>
-      </w:pPr>
-      <w:r>
-        <w:rPr>
-          <w:rFonts w:ascii="Times New Roman" w:eastAsia="Times New Roman" w:hAnsi="Times New Roman" w:cs="Times New Roman"/>
-          <w:sz w:val="24"/>
-          <w:szCs w:val="24"/>
-          <w:lang w:eastAsia="ru-RU"/>
-        </w:rPr>
-        <w:t>Активной язве желудка, кровотечениях,</w:t>
-      </w:r>
-    </w:p>
-    <w:p>
-      <w:pPr>
-        <w:numPr>
-          <w:ilvl w:val="0"/>
-          <w:numId w:val="6"/>
-        </w:numPr>
-        <w:spacing w:before="100" w:beforeAutospacing="1" w:after="100" w:afterAutospacing="1" w:line="240" w:lineRule="auto"/>
-        <w:rPr>
-          <w:rFonts w:ascii="Times New Roman" w:eastAsia="Times New Roman" w:hAnsi="Times New Roman" w:cs="Times New Roman"/>
-          <w:sz w:val="24"/>
-          <w:szCs w:val="24"/>
-          <w:lang w:eastAsia="ru-RU"/>
-        </w:rPr>
-      </w:pPr>
-      <w:r>
-        <w:rPr>
-          <w:rFonts w:ascii="Times New Roman" w:eastAsia="Times New Roman" w:hAnsi="Times New Roman" w:cs="Times New Roman"/>
-          <w:sz w:val="24"/>
-          <w:szCs w:val="24"/>
-          <w:lang w:eastAsia="ru-RU"/>
-        </w:rPr>
-        <w:t>Тяжёлых заболеваниях печени и почек,</w:t>
-      </w:r>
-    </w:p>
-    <w:p>
-      <w:pPr>
-        <w:numPr>
-          <w:ilvl w:val="0"/>
-          <w:numId w:val="6"/>
-        </w:numPr>
-        <w:spacing w:before="100" w:beforeAutospacing="1" w:after="100" w:afterAutospacing="1" w:line="240" w:lineRule="auto"/>
-        <w:rPr>
-          <w:rFonts w:ascii="Times New Roman" w:eastAsia="Times New Roman" w:hAnsi="Times New Roman" w:cs="Times New Roman"/>
-          <w:sz w:val="24"/>
-          <w:szCs w:val="24"/>
-          <w:lang w:eastAsia="ru-RU"/>
-        </w:rPr>
-      </w:pPr>
-      <w:r>
-        <w:rPr>
-          <w:rFonts w:ascii="Times New Roman" w:eastAsia="Times New Roman" w:hAnsi="Times New Roman" w:cs="Times New Roman"/>
-          <w:sz w:val="24"/>
-          <w:szCs w:val="24"/>
-          <w:lang w:eastAsia="ru-RU"/>
-        </w:rPr>
-        <w:t>Неконтролируемой артериальной гипертензии,</w:t>
-      </w:r>
-    </w:p>
-    <w:p>
-      <w:pPr>
-        <w:numPr>
-          <w:ilvl w:val="0"/>
-          <w:numId w:val="6"/>
-        </w:numPr>
-        <w:spacing w:before="100" w:beforeAutospacing="1" w:after="100" w:afterAutospacing="1" w:line="240" w:lineRule="auto"/>
-        <w:rPr>
-          <w:rFonts w:ascii="Times New Roman" w:eastAsia="Times New Roman" w:hAnsi="Times New Roman" w:cs="Times New Roman"/>
-          <w:sz w:val="24"/>
-          <w:szCs w:val="24"/>
-          <w:lang w:eastAsia="ru-RU"/>
-        </w:rPr>
-      </w:pPr>
-      <w:r>
-        <w:rPr>
-          <w:rFonts w:ascii="Times New Roman" w:eastAsia="Times New Roman" w:hAnsi="Times New Roman" w:cs="Times New Roman"/>
-          <w:sz w:val="24"/>
-          <w:szCs w:val="24"/>
-          <w:lang w:eastAsia="ru-RU"/>
-        </w:rPr>
-        <w:t>Беременности и лактации,</w:t>
-      </w:r>
-    </w:p>
-    <w:p>
-      <w:pPr>
-        <w:numPr>
-          <w:ilvl w:val="0"/>
-          <w:numId w:val="6"/>
-        </w:numPr>
-        <w:spacing w:before="100" w:beforeAutospacing="1" w:after="100" w:afterAutospacing="1" w:line="240" w:lineRule="auto"/>
-        <w:rPr>
-          <w:rFonts w:ascii="Times New Roman" w:eastAsia="Times New Roman" w:hAnsi="Times New Roman" w:cs="Times New Roman"/>
-          <w:sz w:val="24"/>
-          <w:szCs w:val="24"/>
-          <w:lang w:eastAsia="ru-RU"/>
-        </w:rPr>
-      </w:pPr>
-      <w:r>
-        <w:rPr>
-          <w:rFonts w:ascii="Times New Roman" w:eastAsia="Times New Roman" w:hAnsi="Times New Roman" w:cs="Times New Roman"/>
-          <w:sz w:val="24"/>
-          <w:szCs w:val="24"/>
-          <w:lang w:eastAsia="ru-RU"/>
-        </w:rPr>
-        <w:t>Возрасте до 16 лет,</w:t>
-      </w:r>
-    </w:p>
-    <w:p>
-      <w:pPr>
-        <w:numPr>
-          <w:ilvl w:val="0"/>
-          <w:numId w:val="6"/>
-        </w:numPr>
-        <w:spacing w:before="100" w:beforeAutospacing="1" w:after="100" w:afterAutospacing="1" w:line="240" w:lineRule="auto"/>
-        <w:rPr>
-          <w:rFonts w:ascii="Times New Roman" w:eastAsia="Times New Roman" w:hAnsi="Times New Roman" w:cs="Times New Roman"/>
-          <w:sz w:val="24"/>
-          <w:szCs w:val="24"/>
-          <w:lang w:eastAsia="ru-RU"/>
-        </w:rPr>
-      </w:pPr>
-      <w:r>
-        <w:rPr>
-          <w:rFonts w:ascii="Times New Roman" w:eastAsia="Times New Roman" w:hAnsi="Times New Roman" w:cs="Times New Roman"/>
-          <w:sz w:val="24"/>
-          <w:szCs w:val="24"/>
-          <w:lang w:eastAsia="ru-RU"/>
-        </w:rPr>
-        <w:t xml:space="preserve">Аллергии на НПВП или </w:t>
-      </w:r>
-      <w:proofErr w:type="spellStart"/>
-      <w:r>
-        <w:rPr>
-          <w:rFonts w:ascii="Times New Roman" w:eastAsia="Times New Roman" w:hAnsi="Times New Roman" w:cs="Times New Roman"/>
-          <w:sz w:val="24"/>
-          <w:szCs w:val="24"/>
-          <w:lang w:eastAsia="ru-RU"/>
-        </w:rPr>
-        <w:t>эторикоксиб</w:t>
-      </w:r>
-      <w:proofErr w:type="spellEnd"/>
-      <w:r>
-        <w:rPr>
-          <w:rFonts w:ascii="Times New Roman" w:eastAsia="Times New Roman" w:hAnsi="Times New Roman" w:cs="Times New Roman"/>
-          <w:sz w:val="24"/>
-          <w:szCs w:val="24"/>
-          <w:lang w:eastAsia="ru-RU"/>
-        </w:rPr>
-        <w:t>.</w:t>
-      </w:r>
-    </w:p>
-    <w:p>
-      <w:pPr>
-        <w:spacing w:before="100" w:beforeAutospacing="1" w:after="100" w:afterAutospacing="1" w:line="240" w:lineRule="auto"/>
-        <w:outlineLvl w:val="2"/>
+      </w:pPr>
+      <w:r>
         <w:rPr>
           <w:rFonts w:ascii="Times New Roman" w:eastAsia="Times New Roman" w:hAnsi="Times New Roman" w:cs="Times New Roman"/>
           <w:b/>
@@ -1643,8 +1455,114 @@
           <w:szCs w:val="27"/>
           <w:lang w:eastAsia="ru-RU"/>
         </w:rPr>
-      </w:pPr>
-      <w:r>
+        <w:t>Применение при беременности и кормлении</w:t>
+      </w:r>
+    </w:p>
+    <w:p>
+      <w:pPr>
+        <w:numPr>
+          <w:ilvl w:val="0"/>
+          <w:numId w:val="7"/>
+        </w:numPr>
+        <w:spacing w:before="100" w:beforeAutospacing="1" w:after="100" w:afterAutospacing="1" w:line="240" w:lineRule="auto"/>
+        <w:rPr>
+          <w:rFonts w:ascii="Times New Roman" w:eastAsia="Times New Roman" w:hAnsi="Times New Roman" w:cs="Times New Roman"/>
+          <w:sz w:val="24"/>
+          <w:szCs w:val="24"/>
+          <w:lang w:eastAsia="ru-RU"/>
+        </w:rPr>
+      </w:pPr>
+      <w:r>
+        <w:rPr>
+          <w:rFonts w:ascii="Times New Roman" w:eastAsia="Times New Roman" w:hAnsi="Times New Roman" w:cs="Times New Roman"/>
+          <w:b/>
+          <w:bCs/>
+          <w:sz w:val="24"/>
+          <w:szCs w:val="24"/>
+          <w:lang w:eastAsia="ru-RU"/>
+        </w:rPr>
+        <w:t>Беременность</w:t>
+      </w:r>
+      <w:r>
+        <w:rPr>
+          <w:rFonts w:ascii="Times New Roman" w:eastAsia="Times New Roman" w:hAnsi="Times New Roman" w:cs="Times New Roman"/>
+          <w:sz w:val="24"/>
+          <w:szCs w:val="24"/>
+          <w:lang w:eastAsia="ru-RU"/>
+        </w:rPr>
+        <w:t>: противопоказан на всех сроках — ингибиторы ЦОГ</w:t>
+      </w:r>
+      <w:r>
+        <w:rPr>
+          <w:rFonts w:ascii="Times New Roman" w:eastAsia="Times New Roman" w:hAnsi="Times New Roman" w:cs="Times New Roman"/>
+          <w:sz w:val="24"/>
+          <w:szCs w:val="24"/>
+          <w:lang w:eastAsia="ru-RU"/>
+        </w:rPr>
+        <w:noBreakHyphen/>
+        <w:t>2 могут вызвать нарушения у плода.</w:t>
+      </w:r>
+    </w:p>
+    <w:p>
+      <w:pPr>
+        <w:numPr>
+          <w:ilvl w:val="0"/>
+          <w:numId w:val="7"/>
+        </w:numPr>
+        <w:spacing w:before="100" w:beforeAutospacing="1" w:after="100" w:afterAutospacing="1" w:line="240" w:lineRule="auto"/>
+        <w:rPr>
+          <w:rFonts w:ascii="Times New Roman" w:eastAsia="Times New Roman" w:hAnsi="Times New Roman" w:cs="Times New Roman"/>
+          <w:sz w:val="24"/>
+          <w:szCs w:val="24"/>
+          <w:lang w:eastAsia="ru-RU"/>
+        </w:rPr>
+      </w:pPr>
+      <w:r>
+        <w:rPr>
+          <w:rFonts w:ascii="Times New Roman" w:eastAsia="Times New Roman" w:hAnsi="Times New Roman" w:cs="Times New Roman"/>
+          <w:b/>
+          <w:bCs/>
+          <w:sz w:val="24"/>
+          <w:szCs w:val="24"/>
+          <w:lang w:eastAsia="ru-RU"/>
+        </w:rPr>
+        <w:t>Грудное вскармливание</w:t>
+      </w:r>
+      <w:r>
+        <w:rPr>
+          <w:rFonts w:ascii="Times New Roman" w:eastAsia="Times New Roman" w:hAnsi="Times New Roman" w:cs="Times New Roman"/>
+          <w:sz w:val="24"/>
+          <w:szCs w:val="24"/>
+          <w:lang w:eastAsia="ru-RU"/>
+        </w:rPr>
+        <w:t>: применение не рекомендовано — неизвестно, проникает ли эторикоксиб в молоко.</w:t>
+      </w:r>
+    </w:p>
+    <w:p>
+      <w:pPr>
+        <w:spacing w:before="100" w:beforeAutospacing="1" w:after="100" w:afterAutospacing="1" w:line="240" w:lineRule="auto"/>
+        <w:rPr>
+          <w:rFonts w:ascii="Times New Roman" w:eastAsia="Times New Roman" w:hAnsi="Times New Roman" w:cs="Times New Roman"/>
+          <w:sz w:val="24"/>
+          <w:szCs w:val="24"/>
+          <w:lang w:eastAsia="ru-RU"/>
+        </w:rPr>
+      </w:pPr>
+      <w:r>
+        <w:rPr>
+          <w:rFonts w:ascii="Times New Roman" w:eastAsia="Times New Roman" w:hAnsi="Times New Roman" w:cs="Times New Roman"/>
+          <w:sz w:val="24"/>
+          <w:szCs w:val="24"/>
+          <w:lang w:eastAsia="ru-RU"/>
+        </w:rPr>
+        <w:lastRenderedPageBreak/>
+        <w:t>В случае необходимости лечения — лактацию прекращают.</w:t>
+      </w:r>
+    </w:p>
+    <w:p>
+      <w:pPr>
+        <w:spacing w:before="100" w:beforeAutospacing="1" w:after="100" w:afterAutospacing="1" w:line="240" w:lineRule="auto"/>
+        <w:outlineLvl w:val="2"/>
         <w:rPr>
           <w:rFonts w:ascii="Times New Roman" w:eastAsia="Times New Roman" w:hAnsi="Times New Roman" w:cs="Times New Roman"/>
           <w:b/>
@@ -1653,134 +1571,8 @@
           <w:szCs w:val="27"/>
           <w:lang w:eastAsia="ru-RU"/>
         </w:rPr>
-        <w:t>Применение при беременности и кормлении</w:t>
-      </w:r>
-    </w:p>
-    <w:p>
-      <w:pPr>
-        <w:numPr>
-          <w:ilvl w:val="0"/>
-          <w:numId w:val="7"/>
-        </w:numPr>
-        <w:spacing w:before="100" w:beforeAutospacing="1" w:after="100" w:afterAutospacing="1" w:line="240" w:lineRule="auto"/>
-        <w:rPr>
-          <w:rFonts w:ascii="Times New Roman" w:eastAsia="Times New Roman" w:hAnsi="Times New Roman" w:cs="Times New Roman"/>
-          <w:sz w:val="24"/>
-          <w:szCs w:val="24"/>
-          <w:lang w:eastAsia="ru-RU"/>
-        </w:rPr>
-      </w:pPr>
-      <w:r>
-        <w:rPr>
-          <w:rFonts w:ascii="Times New Roman" w:eastAsia="Times New Roman" w:hAnsi="Times New Roman" w:cs="Times New Roman"/>
-          <w:b/>
-          <w:bCs/>
-          <w:sz w:val="24"/>
-          <w:szCs w:val="24"/>
-          <w:lang w:eastAsia="ru-RU"/>
-        </w:rPr>
-        <w:t>Беременность</w:t>
-      </w:r>
-      <w:r>
-        <w:rPr>
-          <w:rFonts w:ascii="Times New Roman" w:eastAsia="Times New Roman" w:hAnsi="Times New Roman" w:cs="Times New Roman"/>
-          <w:sz w:val="24"/>
-          <w:szCs w:val="24"/>
-          <w:lang w:eastAsia="ru-RU"/>
-        </w:rPr>
-        <w:t>: противопоказан на всех сроках — ингибиторы ЦОГ</w:t>
-      </w:r>
-      <w:r>
-        <w:rPr>
-          <w:rFonts w:ascii="Times New Roman" w:eastAsia="Times New Roman" w:hAnsi="Times New Roman" w:cs="Times New Roman"/>
-          <w:sz w:val="24"/>
-          <w:szCs w:val="24"/>
-          <w:lang w:eastAsia="ru-RU"/>
-        </w:rPr>
-        <w:noBreakHyphen/>
-        <w:t>2 могут вызвать нарушения у плода.</w:t>
-      </w:r>
-    </w:p>
-    <w:p>
-      <w:pPr>
-        <w:numPr>
-          <w:ilvl w:val="0"/>
-          <w:numId w:val="7"/>
-        </w:numPr>
-        <w:spacing w:before="100" w:beforeAutospacing="1" w:after="100" w:afterAutospacing="1" w:line="240" w:lineRule="auto"/>
-        <w:rPr>
-          <w:rFonts w:ascii="Times New Roman" w:eastAsia="Times New Roman" w:hAnsi="Times New Roman" w:cs="Times New Roman"/>
-          <w:sz w:val="24"/>
-          <w:szCs w:val="24"/>
-          <w:lang w:eastAsia="ru-RU"/>
-        </w:rPr>
-      </w:pPr>
-      <w:r>
-        <w:rPr>
-          <w:rFonts w:ascii="Times New Roman" w:eastAsia="Times New Roman" w:hAnsi="Times New Roman" w:cs="Times New Roman"/>
-          <w:b/>
-          <w:bCs/>
-          <w:sz w:val="24"/>
-          <w:szCs w:val="24"/>
-          <w:lang w:eastAsia="ru-RU"/>
-        </w:rPr>
-        <w:t>Грудное вскармливание</w:t>
-      </w:r>
-      <w:r>
-        <w:rPr>
-          <w:rFonts w:ascii="Times New Roman" w:eastAsia="Times New Roman" w:hAnsi="Times New Roman" w:cs="Times New Roman"/>
-          <w:sz w:val="24"/>
-          <w:szCs w:val="24"/>
-          <w:lang w:eastAsia="ru-RU"/>
-        </w:rPr>
-        <w:t xml:space="preserve">: применение не рекомендовано — неизвестно, проникает ли </w:t>
-      </w:r>
-      <w:proofErr w:type="spellStart"/>
-      <w:r>
-        <w:rPr>
-          <w:rFonts w:ascii="Times New Roman" w:eastAsia="Times New Roman" w:hAnsi="Times New Roman" w:cs="Times New Roman"/>
-          <w:sz w:val="24"/>
-          <w:szCs w:val="24"/>
-          <w:lang w:eastAsia="ru-RU"/>
-        </w:rPr>
-        <w:t>эторикоксиб</w:t>
-      </w:r>
-      <w:proofErr w:type="spellEnd"/>
-      <w:r>
-        <w:rPr>
-          <w:rFonts w:ascii="Times New Roman" w:eastAsia="Times New Roman" w:hAnsi="Times New Roman" w:cs="Times New Roman"/>
-          <w:sz w:val="24"/>
-          <w:szCs w:val="24"/>
-          <w:lang w:eastAsia="ru-RU"/>
-        </w:rPr>
-        <w:t xml:space="preserve"> в молоко.</w:t>
-      </w:r>
-    </w:p>
-    <w:p>
-      <w:pPr>
-        <w:spacing w:before="100" w:beforeAutospacing="1" w:after="100" w:afterAutospacing="1" w:line="240" w:lineRule="auto"/>
-        <w:rPr>
-          <w:rFonts w:ascii="Times New Roman" w:eastAsia="Times New Roman" w:hAnsi="Times New Roman" w:cs="Times New Roman"/>
-          <w:sz w:val="24"/>
-          <w:szCs w:val="24"/>
-          <w:lang w:eastAsia="ru-RU"/>
-        </w:rPr>
-      </w:pPr>
-      <w:r>
-        <w:rPr>
-          <w:rFonts w:ascii="Times New Roman" w:eastAsia="Times New Roman" w:hAnsi="Times New Roman" w:cs="Times New Roman"/>
-          <w:sz w:val="24"/>
-          <w:szCs w:val="24"/>
-          <w:lang w:eastAsia="ru-RU"/>
-        </w:rPr>
-        <w:lastRenderedPageBreak/>
-        <w:t>В случае необходимости лечения — лактацию прекращают.</w:t>
-      </w:r>
-    </w:p>
-    <w:p>
-      <w:pPr>
-        <w:spacing w:before="100" w:beforeAutospacing="1" w:after="100" w:afterAutospacing="1" w:line="240" w:lineRule="auto"/>
-        <w:outlineLvl w:val="2"/>
+      </w:pPr>
+      <w:r>
         <w:rPr>
           <w:rFonts w:ascii="Times New Roman" w:eastAsia="Times New Roman" w:hAnsi="Times New Roman" w:cs="Times New Roman"/>
           <w:b/>
@@ -1789,8 +1581,228 @@
           <w:szCs w:val="27"/>
           <w:lang w:eastAsia="ru-RU"/>
         </w:rPr>
-      </w:pPr>
-      <w:r>
+        <w:t>Побочные действия</w:t>
+      </w:r>
+    </w:p>
+    <w:p>
+      <w:pPr>
+        <w:spacing w:before="100" w:beforeAutospacing="1" w:after="100" w:afterAutospacing="1" w:line="240" w:lineRule="auto"/>
+        <w:rPr>
+          <w:rFonts w:ascii="Times New Roman" w:eastAsia="Times New Roman" w:hAnsi="Times New Roman" w:cs="Times New Roman"/>
+          <w:sz w:val="24"/>
+          <w:szCs w:val="24"/>
+          <w:lang w:eastAsia="ru-RU"/>
+        </w:rPr>
+      </w:pPr>
+      <w:r>
+        <w:rPr>
+          <w:rFonts w:ascii="Times New Roman" w:eastAsia="Times New Roman" w:hAnsi="Times New Roman" w:cs="Times New Roman"/>
+          <w:b/>
+          <w:bCs/>
+          <w:sz w:val="24"/>
+          <w:szCs w:val="24"/>
+          <w:lang w:eastAsia="ru-RU"/>
+        </w:rPr>
+        <w:t>Аркоксиа побочные действия</w:t>
+      </w:r>
+      <w:r>
+        <w:rPr>
+          <w:rFonts w:ascii="Times New Roman" w:eastAsia="Times New Roman" w:hAnsi="Times New Roman" w:cs="Times New Roman"/>
+          <w:sz w:val="24"/>
+          <w:szCs w:val="24"/>
+          <w:lang w:eastAsia="ru-RU"/>
+        </w:rPr>
+        <w:t xml:space="preserve"> включают:</w:t>
+      </w:r>
+    </w:p>
+    <w:p>
+      <w:pPr>
+        <w:numPr>
+          <w:ilvl w:val="0"/>
+          <w:numId w:val="8"/>
+        </w:numPr>
+        <w:spacing w:before="100" w:beforeAutospacing="1" w:after="100" w:afterAutospacing="1" w:line="240" w:lineRule="auto"/>
+        <w:rPr>
+          <w:rFonts w:ascii="Times New Roman" w:eastAsia="Times New Roman" w:hAnsi="Times New Roman" w:cs="Times New Roman"/>
+          <w:sz w:val="24"/>
+          <w:szCs w:val="24"/>
+          <w:lang w:eastAsia="ru-RU"/>
+        </w:rPr>
+      </w:pPr>
+      <w:r>
+        <w:rPr>
+          <w:rFonts w:ascii="Times New Roman" w:eastAsia="Times New Roman" w:hAnsi="Times New Roman" w:cs="Times New Roman"/>
+          <w:sz w:val="24"/>
+          <w:szCs w:val="24"/>
+          <w:lang w:eastAsia="ru-RU"/>
+        </w:rPr>
+        <w:t>Головная боль, головокружение, слабость;</w:t>
+      </w:r>
+    </w:p>
+    <w:p>
+      <w:pPr>
+        <w:numPr>
+          <w:ilvl w:val="0"/>
+          <w:numId w:val="8"/>
+        </w:numPr>
+        <w:spacing w:before="100" w:beforeAutospacing="1" w:after="100" w:afterAutospacing="1" w:line="240" w:lineRule="auto"/>
+        <w:rPr>
+          <w:rFonts w:ascii="Times New Roman" w:eastAsia="Times New Roman" w:hAnsi="Times New Roman" w:cs="Times New Roman"/>
+          <w:sz w:val="24"/>
+          <w:szCs w:val="24"/>
+          <w:lang w:eastAsia="ru-RU"/>
+        </w:rPr>
+      </w:pPr>
+      <w:r>
+        <w:rPr>
+          <w:rFonts w:ascii="Times New Roman" w:eastAsia="Times New Roman" w:hAnsi="Times New Roman" w:cs="Times New Roman"/>
+          <w:sz w:val="24"/>
+          <w:szCs w:val="24"/>
+          <w:lang w:eastAsia="ru-RU"/>
+        </w:rPr>
+        <w:t>Тошнота, изжога, боль в животе;</w:t>
+      </w:r>
+    </w:p>
+    <w:p>
+      <w:pPr>
+        <w:numPr>
+          <w:ilvl w:val="0"/>
+          <w:numId w:val="8"/>
+        </w:numPr>
+        <w:spacing w:before="100" w:beforeAutospacing="1" w:after="100" w:afterAutospacing="1" w:line="240" w:lineRule="auto"/>
+        <w:rPr>
+          <w:rFonts w:ascii="Times New Roman" w:eastAsia="Times New Roman" w:hAnsi="Times New Roman" w:cs="Times New Roman"/>
+          <w:sz w:val="24"/>
+          <w:szCs w:val="24"/>
+          <w:lang w:eastAsia="ru-RU"/>
+        </w:rPr>
+      </w:pPr>
+      <w:r>
+        <w:rPr>
+          <w:rFonts w:ascii="Times New Roman" w:eastAsia="Times New Roman" w:hAnsi="Times New Roman" w:cs="Times New Roman"/>
+          <w:sz w:val="24"/>
+          <w:szCs w:val="24"/>
+          <w:lang w:eastAsia="ru-RU"/>
+        </w:rPr>
+        <w:t>Повышение артериального давления;</w:t>
+      </w:r>
+    </w:p>
+    <w:p>
+      <w:pPr>
+        <w:numPr>
+          <w:ilvl w:val="0"/>
+          <w:numId w:val="8"/>
+        </w:numPr>
+        <w:spacing w:before="100" w:beforeAutospacing="1" w:after="100" w:afterAutospacing="1" w:line="240" w:lineRule="auto"/>
+        <w:rPr>
+          <w:rFonts w:ascii="Times New Roman" w:eastAsia="Times New Roman" w:hAnsi="Times New Roman" w:cs="Times New Roman"/>
+          <w:sz w:val="24"/>
+          <w:szCs w:val="24"/>
+          <w:lang w:eastAsia="ru-RU"/>
+        </w:rPr>
+      </w:pPr>
+      <w:r>
+        <w:rPr>
+          <w:rFonts w:ascii="Times New Roman" w:eastAsia="Times New Roman" w:hAnsi="Times New Roman" w:cs="Times New Roman"/>
+          <w:sz w:val="24"/>
+          <w:szCs w:val="24"/>
+          <w:lang w:eastAsia="ru-RU"/>
+        </w:rPr>
+        <w:t>Отеки, прибавка в весе;</w:t>
+      </w:r>
+    </w:p>
+    <w:p>
+      <w:pPr>
+        <w:numPr>
+          <w:ilvl w:val="0"/>
+          <w:numId w:val="8"/>
+        </w:numPr>
+        <w:spacing w:before="100" w:beforeAutospacing="1" w:after="100" w:afterAutospacing="1" w:line="240" w:lineRule="auto"/>
+        <w:rPr>
+          <w:rFonts w:ascii="Times New Roman" w:eastAsia="Times New Roman" w:hAnsi="Times New Roman" w:cs="Times New Roman"/>
+          <w:sz w:val="24"/>
+          <w:szCs w:val="24"/>
+          <w:lang w:eastAsia="ru-RU"/>
+        </w:rPr>
+      </w:pPr>
+      <w:r>
+        <w:rPr>
+          <w:rFonts w:ascii="Times New Roman" w:eastAsia="Times New Roman" w:hAnsi="Times New Roman" w:cs="Times New Roman"/>
+          <w:sz w:val="24"/>
+          <w:szCs w:val="24"/>
+          <w:lang w:eastAsia="ru-RU"/>
+        </w:rPr>
+        <w:t>Повышение печёночных ферментов;</w:t>
+      </w:r>
+    </w:p>
+    <w:p>
+      <w:pPr>
+        <w:numPr>
+          <w:ilvl w:val="0"/>
+          <w:numId w:val="8"/>
+        </w:numPr>
+        <w:spacing w:before="100" w:beforeAutospacing="1" w:after="100" w:afterAutospacing="1" w:line="240" w:lineRule="auto"/>
+        <w:rPr>
+          <w:rFonts w:ascii="Times New Roman" w:eastAsia="Times New Roman" w:hAnsi="Times New Roman" w:cs="Times New Roman"/>
+          <w:sz w:val="24"/>
+          <w:szCs w:val="24"/>
+          <w:lang w:eastAsia="ru-RU"/>
+        </w:rPr>
+      </w:pPr>
+      <w:r>
+        <w:rPr>
+          <w:rFonts w:ascii="Times New Roman" w:eastAsia="Times New Roman" w:hAnsi="Times New Roman" w:cs="Times New Roman"/>
+          <w:sz w:val="24"/>
+          <w:szCs w:val="24"/>
+          <w:lang w:eastAsia="ru-RU"/>
+        </w:rPr>
+        <w:t>Аллергические реакции: кожная сыпь, зуд, ангиоотёк.</w:t>
+      </w:r>
+    </w:p>
+    <w:p>
+      <w:pPr>
+        <w:spacing w:before="100" w:beforeAutospacing="1" w:after="100" w:afterAutospacing="1" w:line="240" w:lineRule="auto"/>
+        <w:rPr>
+          <w:rFonts w:ascii="Times New Roman" w:eastAsia="Times New Roman" w:hAnsi="Times New Roman" w:cs="Times New Roman"/>
+          <w:sz w:val="24"/>
+          <w:szCs w:val="24"/>
+          <w:lang w:eastAsia="ru-RU"/>
+        </w:rPr>
+      </w:pPr>
+      <w:r>
+        <w:rPr>
+          <w:rFonts w:ascii="Times New Roman" w:eastAsia="Times New Roman" w:hAnsi="Times New Roman" w:cs="Times New Roman"/>
+          <w:sz w:val="24"/>
+          <w:szCs w:val="24"/>
+          <w:lang w:eastAsia="ru-RU"/>
+        </w:rPr>
+        <w:t>Редко: желудочно-кишечные кровотечения, нарушения сердечного ритма, почечная недостаточность.</w:t>
+      </w:r>
+    </w:p>
+    <w:p>
+      <w:pPr>
+        <w:spacing w:before="100" w:beforeAutospacing="1" w:after="100" w:afterAutospacing="1" w:line="240" w:lineRule="auto"/>
+        <w:rPr>
+          <w:rFonts w:ascii="Times New Roman" w:eastAsia="Times New Roman" w:hAnsi="Times New Roman" w:cs="Times New Roman"/>
+          <w:sz w:val="24"/>
+          <w:szCs w:val="24"/>
+          <w:lang w:eastAsia="ru-RU"/>
+        </w:rPr>
+      </w:pPr>
+      <w:r>
+        <w:rPr>
+          <w:rFonts w:ascii="Times New Roman" w:eastAsia="Times New Roman" w:hAnsi="Times New Roman" w:cs="Times New Roman"/>
+          <w:sz w:val="24"/>
+          <w:szCs w:val="24"/>
+          <w:lang w:eastAsia="ru-RU"/>
+        </w:rPr>
+        <w:t>Возможны сердечно-сосудистые осложнения у пациентов с соответствующими факторами риска.</w:t>
+      </w:r>
+    </w:p>
+    <w:p>
+      <w:pPr>
+        <w:spacing w:before="100" w:beforeAutospacing="1" w:after="100" w:afterAutospacing="1" w:line="240" w:lineRule="auto"/>
+        <w:outlineLvl w:val="2"/>
         <w:rPr>
           <w:rFonts w:ascii="Times New Roman" w:eastAsia="Times New Roman" w:hAnsi="Times New Roman" w:cs="Times New Roman"/>
           <w:b/>
@@ -1799,261 +1811,8 @@
           <w:szCs w:val="27"/>
           <w:lang w:eastAsia="ru-RU"/>
         </w:rPr>
-        <w:t>Побочные действия</w:t>
-      </w:r>
-    </w:p>
-    <w:p>
-      <w:pPr>
-        <w:spacing w:before="100" w:beforeAutospacing="1" w:after="100" w:afterAutospacing="1" w:line="240" w:lineRule="auto"/>
-        <w:rPr>
-          <w:rFonts w:ascii="Times New Roman" w:eastAsia="Times New Roman" w:hAnsi="Times New Roman" w:cs="Times New Roman"/>
-          <w:sz w:val="24"/>
-          <w:szCs w:val="24"/>
-          <w:lang w:eastAsia="ru-RU"/>
-        </w:rPr>
-      </w:pPr>
-      <w:proofErr w:type="spellStart"/>
-      <w:r>
-        <w:rPr>
-          <w:rFonts w:ascii="Times New Roman" w:eastAsia="Times New Roman" w:hAnsi="Times New Roman" w:cs="Times New Roman"/>
-          <w:b/>
-          <w:bCs/>
-          <w:sz w:val="24"/>
-          <w:szCs w:val="24"/>
-          <w:lang w:eastAsia="ru-RU"/>
-        </w:rPr>
-        <w:t>Аркоксиа</w:t>
-      </w:r>
-      <w:proofErr w:type="spellEnd"/>
-      <w:r>
-        <w:rPr>
-          <w:rFonts w:ascii="Times New Roman" w:eastAsia="Times New Roman" w:hAnsi="Times New Roman" w:cs="Times New Roman"/>
-          <w:b/>
-          <w:bCs/>
-          <w:sz w:val="24"/>
-          <w:szCs w:val="24"/>
-          <w:lang w:eastAsia="ru-RU"/>
-        </w:rPr>
-        <w:t xml:space="preserve"> побочные действия</w:t>
-      </w:r>
-      <w:r>
-        <w:rPr>
-          <w:rFonts w:ascii="Times New Roman" w:eastAsia="Times New Roman" w:hAnsi="Times New Roman" w:cs="Times New Roman"/>
-          <w:sz w:val="24"/>
-          <w:szCs w:val="24"/>
-          <w:lang w:eastAsia="ru-RU"/>
-        </w:rPr>
-        <w:t xml:space="preserve"> включают:</w:t>
-      </w:r>
-    </w:p>
-    <w:p>
-      <w:pPr>
-        <w:numPr>
-          <w:ilvl w:val="0"/>
-          <w:numId w:val="8"/>
-        </w:numPr>
-        <w:spacing w:before="100" w:beforeAutospacing="1" w:after="100" w:afterAutospacing="1" w:line="240" w:lineRule="auto"/>
-        <w:rPr>
-          <w:rFonts w:ascii="Times New Roman" w:eastAsia="Times New Roman" w:hAnsi="Times New Roman" w:cs="Times New Roman"/>
-          <w:sz w:val="24"/>
-          <w:szCs w:val="24"/>
-          <w:lang w:eastAsia="ru-RU"/>
-        </w:rPr>
-      </w:pPr>
-      <w:r>
-        <w:rPr>
-          <w:rFonts w:ascii="Times New Roman" w:eastAsia="Times New Roman" w:hAnsi="Times New Roman" w:cs="Times New Roman"/>
-          <w:sz w:val="24"/>
-          <w:szCs w:val="24"/>
-          <w:lang w:eastAsia="ru-RU"/>
-        </w:rPr>
-        <w:t>Головная боль, головокружение, слабость;</w:t>
-      </w:r>
-    </w:p>
-    <w:p>
-      <w:pPr>
-        <w:numPr>
-          <w:ilvl w:val="0"/>
-          <w:numId w:val="8"/>
-        </w:numPr>
-        <w:spacing w:before="100" w:beforeAutospacing="1" w:after="100" w:afterAutospacing="1" w:line="240" w:lineRule="auto"/>
-        <w:rPr>
-          <w:rFonts w:ascii="Times New Roman" w:eastAsia="Times New Roman" w:hAnsi="Times New Roman" w:cs="Times New Roman"/>
-          <w:sz w:val="24"/>
-          <w:szCs w:val="24"/>
-          <w:lang w:eastAsia="ru-RU"/>
-        </w:rPr>
-      </w:pPr>
-      <w:r>
-        <w:rPr>
-          <w:rFonts w:ascii="Times New Roman" w:eastAsia="Times New Roman" w:hAnsi="Times New Roman" w:cs="Times New Roman"/>
-          <w:sz w:val="24"/>
-          <w:szCs w:val="24"/>
-          <w:lang w:eastAsia="ru-RU"/>
-        </w:rPr>
-        <w:t>Тошнота, изжога, боль в животе;</w:t>
-      </w:r>
-    </w:p>
-    <w:p>
-      <w:pPr>
-        <w:numPr>
-          <w:ilvl w:val="0"/>
-          <w:numId w:val="8"/>
-        </w:numPr>
-        <w:spacing w:before="100" w:beforeAutospacing="1" w:after="100" w:afterAutospacing="1" w:line="240" w:lineRule="auto"/>
-        <w:rPr>
-          <w:rFonts w:ascii="Times New Roman" w:eastAsia="Times New Roman" w:hAnsi="Times New Roman" w:cs="Times New Roman"/>
-          <w:sz w:val="24"/>
-          <w:szCs w:val="24"/>
-          <w:lang w:eastAsia="ru-RU"/>
-        </w:rPr>
-      </w:pPr>
-      <w:r>
-        <w:rPr>
-          <w:rFonts w:ascii="Times New Roman" w:eastAsia="Times New Roman" w:hAnsi="Times New Roman" w:cs="Times New Roman"/>
-          <w:sz w:val="24"/>
-          <w:szCs w:val="24"/>
-          <w:lang w:eastAsia="ru-RU"/>
-        </w:rPr>
-        <w:t>Повышение артериального давления;</w:t>
-      </w:r>
-    </w:p>
-    <w:p>
-      <w:pPr>
-        <w:numPr>
-          <w:ilvl w:val="0"/>
-          <w:numId w:val="8"/>
-        </w:numPr>
-        <w:spacing w:before="100" w:beforeAutospacing="1" w:after="100" w:afterAutospacing="1" w:line="240" w:lineRule="auto"/>
-        <w:rPr>
-          <w:rFonts w:ascii="Times New Roman" w:eastAsia="Times New Roman" w:hAnsi="Times New Roman" w:cs="Times New Roman"/>
-          <w:sz w:val="24"/>
-          <w:szCs w:val="24"/>
-          <w:lang w:eastAsia="ru-RU"/>
-        </w:rPr>
-      </w:pPr>
-      <w:r>
-        <w:rPr>
-          <w:rFonts w:ascii="Times New Roman" w:eastAsia="Times New Roman" w:hAnsi="Times New Roman" w:cs="Times New Roman"/>
-          <w:sz w:val="24"/>
-          <w:szCs w:val="24"/>
-          <w:lang w:eastAsia="ru-RU"/>
-        </w:rPr>
-        <w:t>Отеки, прибавка в весе;</w:t>
-      </w:r>
-    </w:p>
-    <w:p>
-      <w:pPr>
-        <w:numPr>
-          <w:ilvl w:val="0"/>
-          <w:numId w:val="8"/>
-        </w:numPr>
-        <w:spacing w:before="100" w:beforeAutospacing="1" w:after="100" w:afterAutospacing="1" w:line="240" w:lineRule="auto"/>
-        <w:rPr>
-          <w:rFonts w:ascii="Times New Roman" w:eastAsia="Times New Roman" w:hAnsi="Times New Roman" w:cs="Times New Roman"/>
-          <w:sz w:val="24"/>
-          <w:szCs w:val="24"/>
-          <w:lang w:eastAsia="ru-RU"/>
-        </w:rPr>
-      </w:pPr>
-      <w:r>
-        <w:rPr>
-          <w:rFonts w:ascii="Times New Roman" w:eastAsia="Times New Roman" w:hAnsi="Times New Roman" w:cs="Times New Roman"/>
-          <w:sz w:val="24"/>
-          <w:szCs w:val="24"/>
-          <w:lang w:eastAsia="ru-RU"/>
-        </w:rPr>
-        <w:t>Повышение печёночных ферментов;</w:t>
-      </w:r>
-    </w:p>
-    <w:p>
-      <w:pPr>
-        <w:numPr>
-          <w:ilvl w:val="0"/>
-          <w:numId w:val="8"/>
-        </w:numPr>
-        <w:spacing w:before="100" w:beforeAutospacing="1" w:after="100" w:afterAutospacing="1" w:line="240" w:lineRule="auto"/>
-        <w:rPr>
-          <w:rFonts w:ascii="Times New Roman" w:eastAsia="Times New Roman" w:hAnsi="Times New Roman" w:cs="Times New Roman"/>
-          <w:sz w:val="24"/>
-          <w:szCs w:val="24"/>
-          <w:lang w:eastAsia="ru-RU"/>
-        </w:rPr>
-      </w:pPr>
-      <w:r>
-        <w:rPr>
-          <w:rFonts w:ascii="Times New Roman" w:eastAsia="Times New Roman" w:hAnsi="Times New Roman" w:cs="Times New Roman"/>
-          <w:sz w:val="24"/>
-          <w:szCs w:val="24"/>
-          <w:lang w:eastAsia="ru-RU"/>
-        </w:rPr>
-        <w:t xml:space="preserve">Аллергические реакции: кожная сыпь, зуд, </w:t>
-      </w:r>
-      <w:proofErr w:type="spellStart"/>
-      <w:r>
-        <w:rPr>
-          <w:rFonts w:ascii="Times New Roman" w:eastAsia="Times New Roman" w:hAnsi="Times New Roman" w:cs="Times New Roman"/>
-          <w:sz w:val="24"/>
-          <w:szCs w:val="24"/>
-          <w:lang w:eastAsia="ru-RU"/>
-        </w:rPr>
-        <w:t>ангиоотёк</w:t>
-      </w:r>
-      <w:proofErr w:type="spellEnd"/>
-      <w:r>
-        <w:rPr>
-          <w:rFonts w:ascii="Times New Roman" w:eastAsia="Times New Roman" w:hAnsi="Times New Roman" w:cs="Times New Roman"/>
-          <w:sz w:val="24"/>
-          <w:szCs w:val="24"/>
-          <w:lang w:eastAsia="ru-RU"/>
-        </w:rPr>
-        <w:t>.</w:t>
-      </w:r>
-    </w:p>
-    <w:p>
-      <w:pPr>
-        <w:spacing w:before="100" w:beforeAutospacing="1" w:after="100" w:afterAutospacing="1" w:line="240" w:lineRule="auto"/>
-        <w:rPr>
-          <w:rFonts w:ascii="Times New Roman" w:eastAsia="Times New Roman" w:hAnsi="Times New Roman" w:cs="Times New Roman"/>
-          <w:sz w:val="24"/>
-          <w:szCs w:val="24"/>
-          <w:lang w:eastAsia="ru-RU"/>
-        </w:rPr>
-      </w:pPr>
-      <w:r>
-        <w:rPr>
-          <w:rFonts w:ascii="Times New Roman" w:eastAsia="Times New Roman" w:hAnsi="Times New Roman" w:cs="Times New Roman"/>
-          <w:sz w:val="24"/>
-          <w:szCs w:val="24"/>
-          <w:lang w:eastAsia="ru-RU"/>
-        </w:rPr>
-        <w:t>Редко: желудочно-кишечные кровотечения, нарушения сердечного ритма, почечная недостаточность.</w:t>
-      </w:r>
-    </w:p>
-    <w:p>
-      <w:pPr>
-        <w:spacing w:before="100" w:beforeAutospacing="1" w:after="100" w:afterAutospacing="1" w:line="240" w:lineRule="auto"/>
-        <w:rPr>
-          <w:rFonts w:ascii="Times New Roman" w:eastAsia="Times New Roman" w:hAnsi="Times New Roman" w:cs="Times New Roman"/>
-          <w:sz w:val="24"/>
-          <w:szCs w:val="24"/>
-          <w:lang w:eastAsia="ru-RU"/>
-        </w:rPr>
-      </w:pPr>
-      <w:r>
-        <w:rPr>
-          <w:rFonts w:ascii="Times New Roman" w:eastAsia="Times New Roman" w:hAnsi="Times New Roman" w:cs="Times New Roman"/>
-          <w:sz w:val="24"/>
-          <w:szCs w:val="24"/>
-          <w:lang w:eastAsia="ru-RU"/>
-        </w:rPr>
-        <w:t>Возможны сердечно-сосудистые осложнения у пациентов с соответствующими факторами риска.</w:t>
-      </w:r>
-    </w:p>
-    <w:p>
-      <w:pPr>
-        <w:spacing w:before="100" w:beforeAutospacing="1" w:after="100" w:afterAutospacing="1" w:line="240" w:lineRule="auto"/>
-        <w:outlineLvl w:val="2"/>
+      </w:pPr>
+      <w:r>
         <w:rPr>
           <w:rFonts w:ascii="Times New Roman" w:eastAsia="Times New Roman" w:hAnsi="Times New Roman" w:cs="Times New Roman"/>
           <w:b/>
@@ -2062,8 +1821,149 @@
           <w:szCs w:val="27"/>
           <w:lang w:eastAsia="ru-RU"/>
         </w:rPr>
-      </w:pPr>
-      <w:r>
+        <w:t>Передозировка</w:t>
+      </w:r>
+    </w:p>
+    <w:p>
+      <w:pPr>
+        <w:spacing w:before="100" w:beforeAutospacing="1" w:after="100" w:afterAutospacing="1" w:line="240" w:lineRule="auto"/>
+        <w:rPr>
+          <w:rFonts w:ascii="Times New Roman" w:eastAsia="Times New Roman" w:hAnsi="Times New Roman" w:cs="Times New Roman"/>
+          <w:sz w:val="24"/>
+          <w:szCs w:val="24"/>
+          <w:lang w:eastAsia="ru-RU"/>
+        </w:rPr>
+      </w:pPr>
+      <w:r>
+        <w:rPr>
+          <w:rFonts w:ascii="Times New Roman" w:eastAsia="Times New Roman" w:hAnsi="Times New Roman" w:cs="Times New Roman"/>
+          <w:sz w:val="24"/>
+          <w:szCs w:val="24"/>
+          <w:lang w:eastAsia="ru-RU"/>
+        </w:rPr>
+        <w:t>При превышении дозы возможны:</w:t>
+      </w:r>
+    </w:p>
+    <w:p>
+      <w:pPr>
+        <w:numPr>
+          <w:ilvl w:val="0"/>
+          <w:numId w:val="9"/>
+        </w:numPr>
+        <w:spacing w:before="100" w:beforeAutospacing="1" w:after="100" w:afterAutospacing="1" w:line="240" w:lineRule="auto"/>
+        <w:rPr>
+          <w:rFonts w:ascii="Times New Roman" w:eastAsia="Times New Roman" w:hAnsi="Times New Roman" w:cs="Times New Roman"/>
+          <w:sz w:val="24"/>
+          <w:szCs w:val="24"/>
+          <w:lang w:eastAsia="ru-RU"/>
+        </w:rPr>
+      </w:pPr>
+      <w:r>
+        <w:rPr>
+          <w:rFonts w:ascii="Times New Roman" w:eastAsia="Times New Roman" w:hAnsi="Times New Roman" w:cs="Times New Roman"/>
+          <w:sz w:val="24"/>
+          <w:szCs w:val="24"/>
+          <w:lang w:eastAsia="ru-RU"/>
+        </w:rPr>
+        <w:t>Гипертония,</w:t>
+      </w:r>
+    </w:p>
+    <w:p>
+      <w:pPr>
+        <w:numPr>
+          <w:ilvl w:val="0"/>
+          <w:numId w:val="9"/>
+        </w:numPr>
+        <w:spacing w:before="100" w:beforeAutospacing="1" w:after="100" w:afterAutospacing="1" w:line="240" w:lineRule="auto"/>
+        <w:rPr>
+          <w:rFonts w:ascii="Times New Roman" w:eastAsia="Times New Roman" w:hAnsi="Times New Roman" w:cs="Times New Roman"/>
+          <w:sz w:val="24"/>
+          <w:szCs w:val="24"/>
+          <w:lang w:eastAsia="ru-RU"/>
+        </w:rPr>
+      </w:pPr>
+      <w:r>
+        <w:rPr>
+          <w:rFonts w:ascii="Times New Roman" w:eastAsia="Times New Roman" w:hAnsi="Times New Roman" w:cs="Times New Roman"/>
+          <w:sz w:val="24"/>
+          <w:szCs w:val="24"/>
+          <w:lang w:eastAsia="ru-RU"/>
+        </w:rPr>
+        <w:t>Тошнота,</w:t>
+      </w:r>
+    </w:p>
+    <w:p>
+      <w:pPr>
+        <w:numPr>
+          <w:ilvl w:val="0"/>
+          <w:numId w:val="9"/>
+        </w:numPr>
+        <w:spacing w:before="100" w:beforeAutospacing="1" w:after="100" w:afterAutospacing="1" w:line="240" w:lineRule="auto"/>
+        <w:rPr>
+          <w:rFonts w:ascii="Times New Roman" w:eastAsia="Times New Roman" w:hAnsi="Times New Roman" w:cs="Times New Roman"/>
+          <w:sz w:val="24"/>
+          <w:szCs w:val="24"/>
+          <w:lang w:eastAsia="ru-RU"/>
+        </w:rPr>
+      </w:pPr>
+      <w:r>
+        <w:rPr>
+          <w:rFonts w:ascii="Times New Roman" w:eastAsia="Times New Roman" w:hAnsi="Times New Roman" w:cs="Times New Roman"/>
+          <w:sz w:val="24"/>
+          <w:szCs w:val="24"/>
+          <w:lang w:eastAsia="ru-RU"/>
+        </w:rPr>
+        <w:t>Расстройства ЖКТ,</w:t>
+      </w:r>
+    </w:p>
+    <w:p>
+      <w:pPr>
+        <w:numPr>
+          <w:ilvl w:val="0"/>
+          <w:numId w:val="9"/>
+        </w:numPr>
+        <w:spacing w:before="100" w:beforeAutospacing="1" w:after="100" w:afterAutospacing="1" w:line="240" w:lineRule="auto"/>
+        <w:rPr>
+          <w:rFonts w:ascii="Times New Roman" w:eastAsia="Times New Roman" w:hAnsi="Times New Roman" w:cs="Times New Roman"/>
+          <w:sz w:val="24"/>
+          <w:szCs w:val="24"/>
+          <w:lang w:eastAsia="ru-RU"/>
+        </w:rPr>
+      </w:pPr>
+      <w:r>
+        <w:rPr>
+          <w:rFonts w:ascii="Times New Roman" w:eastAsia="Times New Roman" w:hAnsi="Times New Roman" w:cs="Times New Roman"/>
+          <w:sz w:val="24"/>
+          <w:szCs w:val="24"/>
+          <w:lang w:eastAsia="ru-RU"/>
+        </w:rPr>
+        <w:t>Нарушение функций печени и почек.</w:t>
+      </w:r>
+    </w:p>
+    <w:p>
+      <w:pPr>
+        <w:spacing w:before="100" w:beforeAutospacing="1" w:after="100" w:afterAutospacing="1" w:line="240" w:lineRule="auto"/>
+        <w:rPr>
+          <w:rFonts w:ascii="Times New Roman" w:eastAsia="Times New Roman" w:hAnsi="Times New Roman" w:cs="Times New Roman"/>
+          <w:sz w:val="24"/>
+          <w:szCs w:val="24"/>
+          <w:lang w:eastAsia="ru-RU"/>
+        </w:rPr>
+      </w:pPr>
+      <w:r>
+        <w:rPr>
+          <w:rFonts w:ascii="Times New Roman" w:eastAsia="Times New Roman" w:hAnsi="Times New Roman" w:cs="Times New Roman"/>
+          <w:sz w:val="24"/>
+          <w:szCs w:val="24"/>
+          <w:lang w:eastAsia="ru-RU"/>
+        </w:rPr>
+        <w:t>Лечение симптоматическое. Гемодиализ неэффективен.</w:t>
+      </w:r>
+    </w:p>
+    <w:p>
+      <w:pPr>
+        <w:spacing w:before="100" w:beforeAutospacing="1" w:after="100" w:afterAutospacing="1" w:line="240" w:lineRule="auto"/>
+        <w:outlineLvl w:val="2"/>
         <w:rPr>
           <w:rFonts w:ascii="Times New Roman" w:eastAsia="Times New Roman" w:hAnsi="Times New Roman" w:cs="Times New Roman"/>
           <w:b/>
@@ -2072,149 +1972,8 @@
           <w:szCs w:val="27"/>
           <w:lang w:eastAsia="ru-RU"/>
         </w:rPr>
-        <w:t>Передозировка</w:t>
-      </w:r>
-    </w:p>
-    <w:p>
-      <w:pPr>
-        <w:spacing w:before="100" w:beforeAutospacing="1" w:after="100" w:afterAutospacing="1" w:line="240" w:lineRule="auto"/>
-        <w:rPr>
-          <w:rFonts w:ascii="Times New Roman" w:eastAsia="Times New Roman" w:hAnsi="Times New Roman" w:cs="Times New Roman"/>
-          <w:sz w:val="24"/>
-          <w:szCs w:val="24"/>
-          <w:lang w:eastAsia="ru-RU"/>
-        </w:rPr>
-      </w:pPr>
-      <w:r>
-        <w:rPr>
-          <w:rFonts w:ascii="Times New Roman" w:eastAsia="Times New Roman" w:hAnsi="Times New Roman" w:cs="Times New Roman"/>
-          <w:sz w:val="24"/>
-          <w:szCs w:val="24"/>
-          <w:lang w:eastAsia="ru-RU"/>
-        </w:rPr>
-        <w:t>При превышении дозы возможны:</w:t>
-      </w:r>
-    </w:p>
-    <w:p>
-      <w:pPr>
-        <w:numPr>
-          <w:ilvl w:val="0"/>
-          <w:numId w:val="9"/>
-        </w:numPr>
-        <w:spacing w:before="100" w:beforeAutospacing="1" w:after="100" w:afterAutospacing="1" w:line="240" w:lineRule="auto"/>
-        <w:rPr>
-          <w:rFonts w:ascii="Times New Roman" w:eastAsia="Times New Roman" w:hAnsi="Times New Roman" w:cs="Times New Roman"/>
-          <w:sz w:val="24"/>
-          <w:szCs w:val="24"/>
-          <w:lang w:eastAsia="ru-RU"/>
-        </w:rPr>
-      </w:pPr>
-      <w:r>
-        <w:rPr>
-          <w:rFonts w:ascii="Times New Roman" w:eastAsia="Times New Roman" w:hAnsi="Times New Roman" w:cs="Times New Roman"/>
-          <w:sz w:val="24"/>
-          <w:szCs w:val="24"/>
-          <w:lang w:eastAsia="ru-RU"/>
-        </w:rPr>
-        <w:t>Гипертония,</w:t>
-      </w:r>
-    </w:p>
-    <w:p>
-      <w:pPr>
-        <w:numPr>
-          <w:ilvl w:val="0"/>
-          <w:numId w:val="9"/>
-        </w:numPr>
-        <w:spacing w:before="100" w:beforeAutospacing="1" w:after="100" w:afterAutospacing="1" w:line="240" w:lineRule="auto"/>
-        <w:rPr>
-          <w:rFonts w:ascii="Times New Roman" w:eastAsia="Times New Roman" w:hAnsi="Times New Roman" w:cs="Times New Roman"/>
-          <w:sz w:val="24"/>
-          <w:szCs w:val="24"/>
-          <w:lang w:eastAsia="ru-RU"/>
-        </w:rPr>
-      </w:pPr>
-      <w:r>
-        <w:rPr>
-          <w:rFonts w:ascii="Times New Roman" w:eastAsia="Times New Roman" w:hAnsi="Times New Roman" w:cs="Times New Roman"/>
-          <w:sz w:val="24"/>
-          <w:szCs w:val="24"/>
-          <w:lang w:eastAsia="ru-RU"/>
-        </w:rPr>
-        <w:t>Тошнота,</w:t>
-      </w:r>
-    </w:p>
-    <w:p>
-      <w:pPr>
-        <w:numPr>
-          <w:ilvl w:val="0"/>
-          <w:numId w:val="9"/>
-        </w:numPr>
-        <w:spacing w:before="100" w:beforeAutospacing="1" w:after="100" w:afterAutospacing="1" w:line="240" w:lineRule="auto"/>
-        <w:rPr>
-          <w:rFonts w:ascii="Times New Roman" w:eastAsia="Times New Roman" w:hAnsi="Times New Roman" w:cs="Times New Roman"/>
-          <w:sz w:val="24"/>
-          <w:szCs w:val="24"/>
-          <w:lang w:eastAsia="ru-RU"/>
-        </w:rPr>
-      </w:pPr>
-      <w:r>
-        <w:rPr>
-          <w:rFonts w:ascii="Times New Roman" w:eastAsia="Times New Roman" w:hAnsi="Times New Roman" w:cs="Times New Roman"/>
-          <w:sz w:val="24"/>
-          <w:szCs w:val="24"/>
-          <w:lang w:eastAsia="ru-RU"/>
-        </w:rPr>
-        <w:t>Расстройства ЖКТ,</w:t>
-      </w:r>
-    </w:p>
-    <w:p>
-      <w:pPr>
-        <w:numPr>
-          <w:ilvl w:val="0"/>
-          <w:numId w:val="9"/>
-        </w:numPr>
-        <w:spacing w:before="100" w:beforeAutospacing="1" w:after="100" w:afterAutospacing="1" w:line="240" w:lineRule="auto"/>
-        <w:rPr>
-          <w:rFonts w:ascii="Times New Roman" w:eastAsia="Times New Roman" w:hAnsi="Times New Roman" w:cs="Times New Roman"/>
-          <w:sz w:val="24"/>
-          <w:szCs w:val="24"/>
-          <w:lang w:eastAsia="ru-RU"/>
-        </w:rPr>
-      </w:pPr>
-      <w:r>
-        <w:rPr>
-          <w:rFonts w:ascii="Times New Roman" w:eastAsia="Times New Roman" w:hAnsi="Times New Roman" w:cs="Times New Roman"/>
-          <w:sz w:val="24"/>
-          <w:szCs w:val="24"/>
-          <w:lang w:eastAsia="ru-RU"/>
-        </w:rPr>
-        <w:t>Нарушение функций печени и почек.</w:t>
-      </w:r>
-    </w:p>
-    <w:p>
-      <w:pPr>
-        <w:spacing w:before="100" w:beforeAutospacing="1" w:after="100" w:afterAutospacing="1" w:line="240" w:lineRule="auto"/>
-        <w:rPr>
-          <w:rFonts w:ascii="Times New Roman" w:eastAsia="Times New Roman" w:hAnsi="Times New Roman" w:cs="Times New Roman"/>
-          <w:sz w:val="24"/>
-          <w:szCs w:val="24"/>
-          <w:lang w:eastAsia="ru-RU"/>
-        </w:rPr>
-      </w:pPr>
-      <w:r>
-        <w:rPr>
-          <w:rFonts w:ascii="Times New Roman" w:eastAsia="Times New Roman" w:hAnsi="Times New Roman" w:cs="Times New Roman"/>
-          <w:sz w:val="24"/>
-          <w:szCs w:val="24"/>
-          <w:lang w:eastAsia="ru-RU"/>
-        </w:rPr>
-        <w:t>Лечение симптоматическое. Гемодиализ неэффективен.</w:t>
-      </w:r>
-    </w:p>
-    <w:p>
-      <w:pPr>
-        <w:spacing w:before="100" w:beforeAutospacing="1" w:after="100" w:afterAutospacing="1" w:line="240" w:lineRule="auto"/>
-        <w:outlineLvl w:val="2"/>
+      </w:pPr>
+      <w:r>
         <w:rPr>
           <w:rFonts w:ascii="Times New Roman" w:eastAsia="Times New Roman" w:hAnsi="Times New Roman" w:cs="Times New Roman"/>
           <w:b/>
@@ -2223,8 +1982,963 @@
           <w:szCs w:val="27"/>
           <w:lang w:eastAsia="ru-RU"/>
         </w:rPr>
-      </w:pPr>
-      <w:r>
+        <w:t>Взаимодействие с другими препаратами</w:t>
+      </w:r>
+    </w:p>
+    <w:p>
+      <w:pPr>
+        <w:numPr>
+          <w:ilvl w:val="0"/>
+          <w:numId w:val="10"/>
+        </w:numPr>
+        <w:spacing w:before="100" w:beforeAutospacing="1" w:after="100" w:afterAutospacing="1" w:line="240" w:lineRule="auto"/>
+        <w:rPr>
+          <w:rFonts w:ascii="Times New Roman" w:eastAsia="Times New Roman" w:hAnsi="Times New Roman" w:cs="Times New Roman"/>
+          <w:sz w:val="24"/>
+          <w:szCs w:val="24"/>
+          <w:lang w:eastAsia="ru-RU"/>
+        </w:rPr>
+      </w:pPr>
+      <w:r>
+        <w:rPr>
+          <w:rFonts w:ascii="Times New Roman" w:eastAsia="Times New Roman" w:hAnsi="Times New Roman" w:cs="Times New Roman"/>
+          <w:sz w:val="24"/>
+          <w:szCs w:val="24"/>
+          <w:lang w:eastAsia="ru-RU"/>
+        </w:rPr>
+        <w:t>Повышает концентрацию лития в крови.</w:t>
+      </w:r>
+    </w:p>
+    <w:p>
+      <w:pPr>
+        <w:numPr>
+          <w:ilvl w:val="0"/>
+          <w:numId w:val="10"/>
+        </w:numPr>
+        <w:spacing w:before="100" w:beforeAutospacing="1" w:after="100" w:afterAutospacing="1" w:line="240" w:lineRule="auto"/>
+        <w:rPr>
+          <w:rFonts w:ascii="Times New Roman" w:eastAsia="Times New Roman" w:hAnsi="Times New Roman" w:cs="Times New Roman"/>
+          <w:sz w:val="24"/>
+          <w:szCs w:val="24"/>
+          <w:lang w:eastAsia="ru-RU"/>
+        </w:rPr>
+      </w:pPr>
+      <w:r>
+        <w:rPr>
+          <w:rFonts w:ascii="Times New Roman" w:eastAsia="Times New Roman" w:hAnsi="Times New Roman" w:cs="Times New Roman"/>
+          <w:sz w:val="24"/>
+          <w:szCs w:val="24"/>
+          <w:lang w:eastAsia="ru-RU"/>
+        </w:rPr>
+        <w:t>Ослабляет эффект мочегонных и гипотензивных средств.</w:t>
+      </w:r>
+    </w:p>
+    <w:p>
+      <w:pPr>
+        <w:numPr>
+          <w:ilvl w:val="0"/>
+          <w:numId w:val="10"/>
+        </w:numPr>
+        <w:spacing w:before="100" w:beforeAutospacing="1" w:after="100" w:afterAutospacing="1" w:line="240" w:lineRule="auto"/>
+        <w:rPr>
+          <w:rFonts w:ascii="Times New Roman" w:eastAsia="Times New Roman" w:hAnsi="Times New Roman" w:cs="Times New Roman"/>
+          <w:sz w:val="24"/>
+          <w:szCs w:val="24"/>
+          <w:lang w:eastAsia="ru-RU"/>
+        </w:rPr>
+      </w:pPr>
+      <w:r>
+        <w:rPr>
+          <w:rFonts w:ascii="Times New Roman" w:eastAsia="Times New Roman" w:hAnsi="Times New Roman" w:cs="Times New Roman"/>
+          <w:sz w:val="24"/>
+          <w:szCs w:val="24"/>
+          <w:lang w:eastAsia="ru-RU"/>
+        </w:rPr>
+        <w:t>Повышает риск осложнений при одновременном приёме с варфарином, метотрексатом.</w:t>
+      </w:r>
+    </w:p>
+    <w:p>
+      <w:pPr>
+        <w:numPr>
+          <w:ilvl w:val="0"/>
+          <w:numId w:val="10"/>
+        </w:numPr>
+        <w:spacing w:before="100" w:beforeAutospacing="1" w:after="100" w:afterAutospacing="1" w:line="240" w:lineRule="auto"/>
+        <w:rPr>
+          <w:rFonts w:ascii="Times New Roman" w:eastAsia="Times New Roman" w:hAnsi="Times New Roman" w:cs="Times New Roman"/>
+          <w:sz w:val="24"/>
+          <w:szCs w:val="24"/>
+          <w:lang w:eastAsia="ru-RU"/>
+        </w:rPr>
+      </w:pPr>
+      <w:r>
+        <w:rPr>
+          <w:rFonts w:ascii="Times New Roman" w:eastAsia="Times New Roman" w:hAnsi="Times New Roman" w:cs="Times New Roman"/>
+          <w:sz w:val="24"/>
+          <w:szCs w:val="24"/>
+          <w:lang w:eastAsia="ru-RU"/>
+        </w:rPr>
+        <w:t>Не рекомендуется совместно с другими НПВП и ГКС — возрастает риск язв и кровотечений.</w:t>
+      </w:r>
+    </w:p>
+    <w:tbl>
+      <w:tblPr>
+        <w:tblStyle w:val="a7"/>
+        <w:tblW w:w="0" w:type="auto"/>
+        <w:tblBorders>
+          <w:top w:val="single" w:sz="4" w:space="0" w:color="000000" w:themeColor="text1"/>
+          <w:left w:val="single" w:sz="4" w:space="0" w:color="000000" w:themeColor="text1"/>
+          <w:bottom w:val="single" w:sz="4" w:space="0" w:color="000000" w:themeColor="text1"/>
+          <w:right w:val="single" w:sz="4" w:space="0" w:color="000000" w:themeColor="text1"/>
+          <w:insideH w:val="single" w:sz="4" w:space="0" w:color="000000" w:themeColor="text1"/>
+          <w:insideV w:val="single" w:sz="4" w:space="0" w:color="000000" w:themeColor="text1"/>
+        </w:tblBorders>
+        <w:tblLook w:val="04A0" w:firstRow="1" w:lastRow="0" w:firstColumn="1" w:lastColumn="0" w:noHBand="0" w:noVBand="1"/>
+      </w:tblPr>
+      <w:tblGrid>
+        <w:gridCol w:w="4672"/>
+        <w:gridCol w:w="4673"/>
+      </w:tblGrid>
+      <w:tr>
+        <w:tc>
+          <w:tcPr>
+            <w:tcW w:w="4672" w:type="dxa"/>
+          </w:tcPr>
+          <w:p>
+            <w:pPr>
+              <w:spacing w:before="100" w:beforeAutospacing="1" w:after="100" w:afterAutospacing="1"/>
+              <w:rPr>
+                <w:rFonts w:ascii="Times New Roman" w:eastAsia="Times New Roman" w:hAnsi="Times New Roman" w:cs="Times New Roman"/>
+                <w:sz w:val="24"/>
+                <w:szCs w:val="24"/>
+                <w:lang w:eastAsia="ru-RU"/>
+              </w:rPr>
+            </w:pPr>
+            <w:r>
+              <w:rPr>
+                <w:rFonts w:ascii="Times New Roman" w:eastAsia="Times New Roman" w:hAnsi="Times New Roman" w:cs="Times New Roman"/>
+                <w:b/>
+                <w:bCs/>
+                <w:color w:val="19263A"/>
+                <w:sz w:val="24"/>
+                <w:szCs w:val="24"/>
+                <w:lang w:eastAsia="ru-RU"/>
+              </w:rPr>
+              <w:t>Взаимодействие</w:t>
+            </w:r>
+          </w:p>
+        </w:tc>
+        <w:tc>
+          <w:tcPr>
+            <w:tcW w:w="4673" w:type="dxa"/>
+          </w:tcPr>
+          <w:p>
+            <w:pPr>
+              <w:spacing w:before="100" w:beforeAutospacing="1" w:after="100" w:afterAutospacing="1"/>
+              <w:rPr>
+                <w:rFonts w:ascii="Times New Roman" w:eastAsia="Times New Roman" w:hAnsi="Times New Roman" w:cs="Times New Roman"/>
+                <w:sz w:val="24"/>
+                <w:szCs w:val="24"/>
+                <w:lang w:eastAsia="ru-RU"/>
+              </w:rPr>
+            </w:pPr>
+            <w:r>
+              <w:rPr>
+                <w:rFonts w:ascii="Times New Roman" w:eastAsia="Times New Roman" w:hAnsi="Times New Roman" w:cs="Times New Roman"/>
+                <w:b/>
+                <w:bCs/>
+                <w:color w:val="19263A"/>
+                <w:sz w:val="24"/>
+                <w:szCs w:val="24"/>
+                <w:lang w:eastAsia="ru-RU"/>
+              </w:rPr>
+              <w:t>Другие лекарственные препараты</w:t>
+            </w:r>
+          </w:p>
+        </w:tc>
+      </w:tr>
+      <w:tr>
+        <w:tc>
+          <w:tcPr>
+            <w:tcW w:w="4672" w:type="dxa"/>
+          </w:tcPr>
+          <w:p>
+            <w:pPr>
+              <w:spacing w:before="100" w:beforeAutospacing="1" w:after="100" w:afterAutospacing="1"/>
+              <w:rPr>
+                <w:rFonts w:ascii="Times New Roman" w:eastAsia="Times New Roman" w:hAnsi="Times New Roman" w:cs="Times New Roman"/>
+                <w:sz w:val="24"/>
+                <w:szCs w:val="24"/>
+                <w:lang w:eastAsia="ru-RU"/>
+              </w:rPr>
+            </w:pPr>
+            <w:r>
+              <w:rPr>
+                <w:rFonts w:ascii="Times New Roman" w:eastAsia="Times New Roman" w:hAnsi="Times New Roman" w:cs="Times New Roman"/>
+                <w:color w:val="19263A"/>
+                <w:sz w:val="24"/>
+                <w:szCs w:val="24"/>
+                <w:lang w:eastAsia="ru-RU"/>
+              </w:rPr>
+              <w:t>Стимулирование синтеза гидроксилированных активных метаболитов, что приводит к тяжелым интоксикациям.</w:t>
+            </w:r>
+          </w:p>
+        </w:tc>
+        <w:tc>
+          <w:tcPr>
+            <w:tcW w:w="4673" w:type="dxa"/>
+          </w:tcPr>
+          <w:p>
+            <w:pPr>
+              <w:spacing w:before="100" w:beforeAutospacing="1" w:after="100" w:afterAutospacing="1"/>
+              <w:rPr>
+                <w:rFonts w:ascii="Times New Roman" w:eastAsia="Times New Roman" w:hAnsi="Times New Roman" w:cs="Times New Roman"/>
+                <w:sz w:val="24"/>
+                <w:szCs w:val="24"/>
+                <w:lang w:eastAsia="ru-RU"/>
+              </w:rPr>
+            </w:pPr>
+            <w:r>
+              <w:rPr>
+                <w:rFonts w:ascii="Times New Roman" w:eastAsia="Times New Roman" w:hAnsi="Times New Roman" w:cs="Times New Roman"/>
+                <w:color w:val="19263A"/>
+                <w:sz w:val="24"/>
+                <w:szCs w:val="24"/>
+                <w:lang w:eastAsia="ru-RU"/>
+              </w:rPr>
+              <w:t>Индукторы ферментов микросомального окисления в печени: фенитоин, этанол, барбитураты, флумецинол, рифампицин, фенилбутазон, трициклические антидепрессанты.</w:t>
+            </w:r>
+          </w:p>
+        </w:tc>
+      </w:tr>
+      <w:tr>
+        <w:tc>
+          <w:tcPr>
+            <w:tcW w:w="4672" w:type="dxa"/>
+          </w:tcPr>
+          <w:p>
+            <w:pPr>
+              <w:spacing w:before="100" w:beforeAutospacing="1" w:after="100" w:afterAutospacing="1"/>
+              <w:rPr>
+                <w:rFonts w:ascii="Times New Roman" w:eastAsia="Times New Roman" w:hAnsi="Times New Roman" w:cs="Times New Roman"/>
+                <w:sz w:val="24"/>
+                <w:szCs w:val="24"/>
+                <w:lang w:eastAsia="ru-RU"/>
+              </w:rPr>
+            </w:pPr>
+            <w:r>
+              <w:rPr>
+                <w:rFonts w:ascii="Times New Roman" w:eastAsia="Times New Roman" w:hAnsi="Times New Roman" w:cs="Times New Roman"/>
+                <w:color w:val="19263A"/>
+                <w:sz w:val="24"/>
+                <w:szCs w:val="24"/>
+                <w:lang w:eastAsia="ru-RU"/>
+              </w:rPr>
+              <w:t>Минимизация вероятности формирования гепатотоксического эффекта.</w:t>
+            </w:r>
+          </w:p>
+        </w:tc>
+        <w:tc>
+          <w:tcPr>
+            <w:tcW w:w="4673" w:type="dxa"/>
+          </w:tcPr>
+          <w:p>
+            <w:pPr>
+              <w:spacing w:before="100" w:beforeAutospacing="1" w:after="100" w:afterAutospacing="1"/>
+              <w:rPr>
+                <w:rFonts w:ascii="Times New Roman" w:eastAsia="Times New Roman" w:hAnsi="Times New Roman" w:cs="Times New Roman"/>
+                <w:sz w:val="24"/>
+                <w:szCs w:val="24"/>
+                <w:lang w:eastAsia="ru-RU"/>
+              </w:rPr>
+            </w:pPr>
+            <w:r>
+              <w:rPr>
+                <w:rFonts w:ascii="Times New Roman" w:eastAsia="Times New Roman" w:hAnsi="Times New Roman" w:cs="Times New Roman"/>
+                <w:color w:val="19263A"/>
+                <w:sz w:val="24"/>
+                <w:szCs w:val="24"/>
+                <w:lang w:eastAsia="ru-RU"/>
+              </w:rPr>
+              <w:t>Ингибиторы микросомального окисления.</w:t>
+            </w:r>
+          </w:p>
+        </w:tc>
+      </w:tr>
+      <w:tr>
+        <w:tc>
+          <w:tcPr>
+            <w:tcW w:w="4672" w:type="dxa"/>
+          </w:tcPr>
+          <w:p>
+            <w:pPr>
+              <w:spacing w:before="100" w:beforeAutospacing="1" w:after="100" w:afterAutospacing="1"/>
+              <w:rPr>
+                <w:rFonts w:ascii="Times New Roman" w:eastAsia="Times New Roman" w:hAnsi="Times New Roman" w:cs="Times New Roman"/>
+                <w:sz w:val="24"/>
+                <w:szCs w:val="24"/>
+                <w:lang w:eastAsia="ru-RU"/>
+              </w:rPr>
+            </w:pPr>
+            <w:r>
+              <w:rPr>
+                <w:rFonts w:ascii="Times New Roman" w:eastAsia="Times New Roman" w:hAnsi="Times New Roman" w:cs="Times New Roman"/>
+                <w:color w:val="19263A"/>
+                <w:sz w:val="24"/>
+                <w:szCs w:val="24"/>
+                <w:lang w:eastAsia="ru-RU"/>
+              </w:rPr>
+              <w:t>Ибупрофен оказывает негативное влияние на эффективность работы указанных средств.</w:t>
+            </w:r>
+          </w:p>
+        </w:tc>
+        <w:tc>
+          <w:tcPr>
+            <w:tcW w:w="4673" w:type="dxa"/>
+          </w:tcPr>
+          <w:p>
+            <w:pPr>
+              <w:spacing w:before="100" w:beforeAutospacing="1" w:after="100" w:afterAutospacing="1"/>
+              <w:rPr>
+                <w:rFonts w:ascii="Times New Roman" w:eastAsia="Times New Roman" w:hAnsi="Times New Roman" w:cs="Times New Roman"/>
+                <w:sz w:val="24"/>
+                <w:szCs w:val="24"/>
+                <w:lang w:eastAsia="ru-RU"/>
+              </w:rPr>
+            </w:pPr>
+            <w:r>
+              <w:rPr>
+                <w:rFonts w:ascii="Times New Roman" w:eastAsia="Times New Roman" w:hAnsi="Times New Roman" w:cs="Times New Roman"/>
+                <w:color w:val="19263A"/>
+                <w:sz w:val="24"/>
+                <w:szCs w:val="24"/>
+                <w:lang w:eastAsia="ru-RU"/>
+              </w:rPr>
+              <w:t>Вазодилататоры, фуросемид, гидрохлоротиазиды, урикозурические препараты.</w:t>
+            </w:r>
+          </w:p>
+        </w:tc>
+      </w:tr>
+      <w:tr>
+        <w:tc>
+          <w:tcPr>
+            <w:tcW w:w="4672" w:type="dxa"/>
+          </w:tcPr>
+          <w:p>
+            <w:pPr>
+              <w:spacing w:before="100" w:beforeAutospacing="1" w:after="100" w:afterAutospacing="1"/>
+              <w:rPr>
+                <w:rFonts w:ascii="Times New Roman" w:eastAsia="Times New Roman" w:hAnsi="Times New Roman" w:cs="Times New Roman"/>
+                <w:sz w:val="24"/>
+                <w:szCs w:val="24"/>
+                <w:lang w:eastAsia="ru-RU"/>
+              </w:rPr>
+            </w:pPr>
+            <w:r>
+              <w:rPr>
+                <w:rFonts w:ascii="Times New Roman" w:eastAsia="Times New Roman" w:hAnsi="Times New Roman" w:cs="Times New Roman"/>
+                <w:color w:val="19263A"/>
+                <w:sz w:val="24"/>
+                <w:szCs w:val="24"/>
+                <w:lang w:eastAsia="ru-RU"/>
+              </w:rPr>
+              <w:t>Повышение риска возникновения кровотечений.</w:t>
+            </w:r>
+          </w:p>
+        </w:tc>
+        <w:tc>
+          <w:tcPr>
+            <w:tcW w:w="4673" w:type="dxa"/>
+          </w:tcPr>
+          <w:p>
+            <w:pPr>
+              <w:spacing w:before="100" w:beforeAutospacing="1" w:after="100" w:afterAutospacing="1"/>
+              <w:rPr>
+                <w:rFonts w:ascii="Times New Roman" w:eastAsia="Times New Roman" w:hAnsi="Times New Roman" w:cs="Times New Roman"/>
+                <w:sz w:val="24"/>
+                <w:szCs w:val="24"/>
+                <w:lang w:eastAsia="ru-RU"/>
+              </w:rPr>
+            </w:pPr>
+            <w:r>
+              <w:rPr>
+                <w:rFonts w:ascii="Times New Roman" w:eastAsia="Times New Roman" w:hAnsi="Times New Roman" w:cs="Times New Roman"/>
+                <w:color w:val="19263A"/>
+                <w:sz w:val="24"/>
+                <w:szCs w:val="24"/>
+                <w:lang w:eastAsia="ru-RU"/>
+              </w:rPr>
+              <w:t>Антикоагулянты, антиагреганты, фибринолитики.</w:t>
+            </w:r>
+          </w:p>
+        </w:tc>
+      </w:tr>
+      <w:tr>
+        <w:tc>
+          <w:tcPr>
+            <w:tcW w:w="4672" w:type="dxa"/>
+          </w:tcPr>
+          <w:p>
+            <w:pPr>
+              <w:spacing w:before="100" w:beforeAutospacing="1" w:after="100" w:afterAutospacing="1"/>
+              <w:rPr>
+                <w:rFonts w:ascii="Times New Roman" w:eastAsia="Times New Roman" w:hAnsi="Times New Roman" w:cs="Times New Roman"/>
+                <w:sz w:val="24"/>
+                <w:szCs w:val="24"/>
+                <w:lang w:eastAsia="ru-RU"/>
+              </w:rPr>
+            </w:pPr>
+            <w:r>
+              <w:rPr>
+                <w:rFonts w:ascii="Times New Roman" w:eastAsia="Times New Roman" w:hAnsi="Times New Roman" w:cs="Times New Roman"/>
+                <w:color w:val="19263A"/>
+                <w:sz w:val="24"/>
+                <w:szCs w:val="24"/>
+                <w:lang w:eastAsia="ru-RU"/>
+              </w:rPr>
+              <w:lastRenderedPageBreak/>
+              <w:t>Потеря эффективности Ибупрофена.</w:t>
+            </w:r>
+          </w:p>
+        </w:tc>
+        <w:tc>
+          <w:tcPr>
+            <w:tcW w:w="4673" w:type="dxa"/>
+          </w:tcPr>
+          <w:p>
+            <w:pPr>
+              <w:spacing w:before="100" w:beforeAutospacing="1" w:after="100" w:afterAutospacing="1"/>
+              <w:rPr>
+                <w:rFonts w:ascii="Times New Roman" w:eastAsia="Times New Roman" w:hAnsi="Times New Roman" w:cs="Times New Roman"/>
+                <w:sz w:val="24"/>
+                <w:szCs w:val="24"/>
+                <w:lang w:eastAsia="ru-RU"/>
+              </w:rPr>
+            </w:pPr>
+            <w:r>
+              <w:rPr>
+                <w:rFonts w:ascii="Times New Roman" w:eastAsia="Times New Roman" w:hAnsi="Times New Roman" w:cs="Times New Roman"/>
+                <w:color w:val="19263A"/>
+                <w:sz w:val="24"/>
+                <w:szCs w:val="24"/>
+                <w:lang w:eastAsia="ru-RU"/>
+              </w:rPr>
+              <w:t>Антациды.</w:t>
+            </w:r>
+          </w:p>
+        </w:tc>
+      </w:tr>
+      <w:tr>
+        <w:tc>
+          <w:tcPr>
+            <w:tcW w:w="4672" w:type="dxa"/>
+          </w:tcPr>
+          <w:p>
+            <w:pPr>
+              <w:spacing w:before="100" w:beforeAutospacing="1" w:after="100" w:afterAutospacing="1"/>
+              <w:rPr>
+                <w:rFonts w:ascii="Times New Roman" w:eastAsia="Times New Roman" w:hAnsi="Times New Roman" w:cs="Times New Roman"/>
+                <w:sz w:val="24"/>
+                <w:szCs w:val="24"/>
+                <w:lang w:eastAsia="ru-RU"/>
+              </w:rPr>
+            </w:pPr>
+            <w:r>
+              <w:rPr>
+                <w:rFonts w:ascii="Times New Roman" w:eastAsia="Times New Roman" w:hAnsi="Times New Roman" w:cs="Times New Roman"/>
+                <w:color w:val="19263A"/>
+                <w:sz w:val="24"/>
+                <w:szCs w:val="24"/>
+                <w:lang w:eastAsia="ru-RU"/>
+              </w:rPr>
+              <w:t>Повышение риска возникновения желудочно-кишечных кровотечений.</w:t>
+            </w:r>
+          </w:p>
+        </w:tc>
+        <w:tc>
+          <w:tcPr>
+            <w:tcW w:w="4673" w:type="dxa"/>
+          </w:tcPr>
+          <w:p>
+            <w:pPr>
+              <w:spacing w:before="100" w:beforeAutospacing="1" w:after="100" w:afterAutospacing="1"/>
+              <w:rPr>
+                <w:rFonts w:ascii="Times New Roman" w:eastAsia="Times New Roman" w:hAnsi="Times New Roman" w:cs="Times New Roman"/>
+                <w:sz w:val="24"/>
+                <w:szCs w:val="24"/>
+                <w:lang w:eastAsia="ru-RU"/>
+              </w:rPr>
+            </w:pPr>
+            <w:r>
+              <w:rPr>
+                <w:rFonts w:ascii="Times New Roman" w:eastAsia="Times New Roman" w:hAnsi="Times New Roman" w:cs="Times New Roman"/>
+                <w:color w:val="19263A"/>
+                <w:sz w:val="24"/>
+                <w:szCs w:val="24"/>
+                <w:lang w:eastAsia="ru-RU"/>
+              </w:rPr>
+              <w:t>Минералокортикостероиды, глюкокортикостероиды, этанол.</w:t>
+            </w:r>
+          </w:p>
+        </w:tc>
+      </w:tr>
+      <w:tr>
+        <w:tc>
+          <w:tcPr>
+            <w:tcW w:w="4672" w:type="dxa"/>
+          </w:tcPr>
+          <w:p>
+            <w:pPr>
+              <w:spacing w:before="100" w:beforeAutospacing="1" w:after="100" w:afterAutospacing="1"/>
+              <w:rPr>
+                <w:rFonts w:ascii="Times New Roman" w:eastAsia="Times New Roman" w:hAnsi="Times New Roman" w:cs="Times New Roman"/>
+                <w:sz w:val="24"/>
+                <w:szCs w:val="24"/>
+                <w:lang w:eastAsia="ru-RU"/>
+              </w:rPr>
+            </w:pPr>
+            <w:r>
+              <w:rPr>
+                <w:rFonts w:ascii="Times New Roman" w:eastAsia="Times New Roman" w:hAnsi="Times New Roman" w:cs="Times New Roman"/>
+                <w:color w:val="19263A"/>
+                <w:sz w:val="24"/>
+                <w:szCs w:val="24"/>
+                <w:lang w:eastAsia="ru-RU"/>
+              </w:rPr>
+              <w:t>Усиление гипогликемического эффекта.</w:t>
+            </w:r>
+          </w:p>
+        </w:tc>
+        <w:tc>
+          <w:tcPr>
+            <w:tcW w:w="4673" w:type="dxa"/>
+          </w:tcPr>
+          <w:p>
+            <w:pPr>
+              <w:spacing w:before="100" w:beforeAutospacing="1" w:after="100" w:afterAutospacing="1"/>
+              <w:rPr>
+                <w:rFonts w:ascii="Times New Roman" w:eastAsia="Times New Roman" w:hAnsi="Times New Roman" w:cs="Times New Roman"/>
+                <w:sz w:val="24"/>
+                <w:szCs w:val="24"/>
+                <w:lang w:eastAsia="ru-RU"/>
+              </w:rPr>
+            </w:pPr>
+            <w:r>
+              <w:rPr>
+                <w:rFonts w:ascii="Times New Roman" w:eastAsia="Times New Roman" w:hAnsi="Times New Roman" w:cs="Times New Roman"/>
+                <w:color w:val="19263A"/>
+                <w:sz w:val="24"/>
+                <w:szCs w:val="24"/>
+                <w:lang w:eastAsia="ru-RU"/>
+              </w:rPr>
+              <w:t>Производные сульфонилмочевины.</w:t>
+            </w:r>
+          </w:p>
+        </w:tc>
+      </w:tr>
+      <w:tr>
+        <w:tc>
+          <w:tcPr>
+            <w:tcW w:w="4672" w:type="dxa"/>
+          </w:tcPr>
+          <w:p>
+            <w:pPr>
+              <w:spacing w:before="100" w:beforeAutospacing="1" w:after="100" w:afterAutospacing="1"/>
+              <w:rPr>
+                <w:rFonts w:ascii="Times New Roman" w:eastAsia="Times New Roman" w:hAnsi="Times New Roman" w:cs="Times New Roman"/>
+                <w:sz w:val="24"/>
+                <w:szCs w:val="24"/>
+                <w:lang w:eastAsia="ru-RU"/>
+              </w:rPr>
+            </w:pPr>
+            <w:r>
+              <w:rPr>
+                <w:rFonts w:ascii="Times New Roman" w:eastAsia="Times New Roman" w:hAnsi="Times New Roman" w:cs="Times New Roman"/>
+                <w:color w:val="19263A"/>
+                <w:sz w:val="24"/>
+                <w:szCs w:val="24"/>
+                <w:lang w:eastAsia="ru-RU"/>
+              </w:rPr>
+              <w:t>Риск возникновения и выраженность побочных эффектов.</w:t>
+            </w:r>
+          </w:p>
+        </w:tc>
+        <w:tc>
+          <w:tcPr>
+            <w:tcW w:w="4673" w:type="dxa"/>
+          </w:tcPr>
+          <w:p>
+            <w:pPr>
+              <w:spacing w:before="100" w:beforeAutospacing="1" w:after="100" w:afterAutospacing="1"/>
+              <w:rPr>
+                <w:rFonts w:ascii="Times New Roman" w:eastAsia="Times New Roman" w:hAnsi="Times New Roman" w:cs="Times New Roman"/>
+                <w:sz w:val="24"/>
+                <w:szCs w:val="24"/>
+                <w:lang w:eastAsia="ru-RU"/>
+              </w:rPr>
+            </w:pPr>
+            <w:r>
+              <w:rPr>
+                <w:rFonts w:ascii="Times New Roman" w:eastAsia="Times New Roman" w:hAnsi="Times New Roman" w:cs="Times New Roman"/>
+                <w:color w:val="19263A"/>
+                <w:sz w:val="24"/>
+                <w:szCs w:val="24"/>
+                <w:lang w:eastAsia="ru-RU"/>
+              </w:rPr>
+              <w:t>Два и более НПВП.</w:t>
+            </w:r>
+          </w:p>
+        </w:tc>
+      </w:tr>
+      <w:tr>
+        <w:tc>
+          <w:tcPr>
+            <w:tcW w:w="4672" w:type="dxa"/>
+          </w:tcPr>
+          <w:p>
+            <w:pPr>
+              <w:spacing w:before="100" w:beforeAutospacing="1" w:after="100" w:afterAutospacing="1"/>
+              <w:rPr>
+                <w:rFonts w:ascii="Times New Roman" w:eastAsia="Times New Roman" w:hAnsi="Times New Roman" w:cs="Times New Roman"/>
+                <w:sz w:val="24"/>
+                <w:szCs w:val="24"/>
+                <w:lang w:eastAsia="ru-RU"/>
+              </w:rPr>
+            </w:pPr>
+            <w:r>
+              <w:rPr>
+                <w:rFonts w:ascii="Times New Roman" w:eastAsia="Times New Roman" w:hAnsi="Times New Roman" w:cs="Times New Roman"/>
+                <w:color w:val="19263A"/>
+                <w:sz w:val="24"/>
+                <w:szCs w:val="24"/>
+                <w:lang w:eastAsia="ru-RU"/>
+              </w:rPr>
+              <w:t>Усиление обезболивающего действия.</w:t>
+            </w:r>
+          </w:p>
+        </w:tc>
+        <w:tc>
+          <w:tcPr>
+            <w:tcW w:w="4673" w:type="dxa"/>
+          </w:tcPr>
+          <w:p>
+            <w:pPr>
+              <w:spacing w:before="100" w:beforeAutospacing="1" w:after="100" w:afterAutospacing="1"/>
+              <w:rPr>
+                <w:rFonts w:ascii="Times New Roman" w:eastAsia="Times New Roman" w:hAnsi="Times New Roman" w:cs="Times New Roman"/>
+                <w:sz w:val="24"/>
+                <w:szCs w:val="24"/>
+                <w:lang w:eastAsia="ru-RU"/>
+              </w:rPr>
+            </w:pPr>
+            <w:r>
+              <w:rPr>
+                <w:rFonts w:ascii="Times New Roman" w:eastAsia="Times New Roman" w:hAnsi="Times New Roman" w:cs="Times New Roman"/>
+                <w:color w:val="19263A"/>
+                <w:sz w:val="24"/>
+                <w:szCs w:val="24"/>
+                <w:lang w:eastAsia="ru-RU"/>
+              </w:rPr>
+              <w:t>Кофеин.</w:t>
+            </w:r>
+          </w:p>
+        </w:tc>
+      </w:tr>
+      <w:tr>
+        <w:tc>
+          <w:tcPr>
+            <w:tcW w:w="4672" w:type="dxa"/>
+          </w:tcPr>
+          <w:p>
+            <w:pPr>
+              <w:spacing w:before="100" w:beforeAutospacing="1" w:after="100" w:afterAutospacing="1"/>
+              <w:rPr>
+                <w:rFonts w:ascii="Times New Roman" w:eastAsia="Times New Roman" w:hAnsi="Times New Roman" w:cs="Times New Roman"/>
+                <w:sz w:val="24"/>
+                <w:szCs w:val="24"/>
+                <w:lang w:eastAsia="ru-RU"/>
+              </w:rPr>
+            </w:pPr>
+            <w:r>
+              <w:rPr>
+                <w:rFonts w:ascii="Times New Roman" w:eastAsia="Times New Roman" w:hAnsi="Times New Roman" w:cs="Times New Roman"/>
+                <w:color w:val="19263A"/>
+                <w:sz w:val="24"/>
+                <w:szCs w:val="24"/>
+                <w:lang w:eastAsia="ru-RU"/>
+              </w:rPr>
+              <w:t>Снижение противовоспалительного и антиагрегантного действия лекарственного препарата.</w:t>
+            </w:r>
+          </w:p>
+        </w:tc>
+        <w:tc>
+          <w:tcPr>
+            <w:tcW w:w="4673" w:type="dxa"/>
+          </w:tcPr>
+          <w:p>
+            <w:pPr>
+              <w:spacing w:before="100" w:beforeAutospacing="1" w:after="100" w:afterAutospacing="1"/>
+              <w:rPr>
+                <w:rFonts w:ascii="Times New Roman" w:eastAsia="Times New Roman" w:hAnsi="Times New Roman" w:cs="Times New Roman"/>
+                <w:sz w:val="24"/>
+                <w:szCs w:val="24"/>
+                <w:lang w:eastAsia="ru-RU"/>
+              </w:rPr>
+            </w:pPr>
+            <w:r>
+              <w:rPr>
+                <w:rFonts w:ascii="Times New Roman" w:eastAsia="Times New Roman" w:hAnsi="Times New Roman" w:cs="Times New Roman"/>
+                <w:color w:val="19263A"/>
+                <w:sz w:val="24"/>
+                <w:szCs w:val="24"/>
+                <w:lang w:eastAsia="ru-RU"/>
+              </w:rPr>
+              <w:t>Салицилаты.</w:t>
+            </w:r>
+          </w:p>
+        </w:tc>
+      </w:tr>
+      <w:tr>
+        <w:tc>
+          <w:tcPr>
+            <w:tcW w:w="4672" w:type="dxa"/>
+          </w:tcPr>
+          <w:p>
+            <w:pPr>
+              <w:spacing w:before="100" w:beforeAutospacing="1" w:after="100" w:afterAutospacing="1"/>
+              <w:rPr>
+                <w:rFonts w:ascii="Times New Roman" w:eastAsia="Times New Roman" w:hAnsi="Times New Roman" w:cs="Times New Roman"/>
+                <w:sz w:val="24"/>
+                <w:szCs w:val="24"/>
+                <w:lang w:eastAsia="ru-RU"/>
+              </w:rPr>
+            </w:pPr>
+            <w:r>
+              <w:rPr>
+                <w:rFonts w:ascii="Times New Roman" w:eastAsia="Times New Roman" w:hAnsi="Times New Roman" w:cs="Times New Roman"/>
+                <w:color w:val="19263A"/>
+                <w:sz w:val="24"/>
+                <w:szCs w:val="24"/>
+                <w:lang w:eastAsia="ru-RU"/>
+              </w:rPr>
+              <w:t>Повышается вероятность развития гипотромбинемии.</w:t>
+            </w:r>
+          </w:p>
+        </w:tc>
+        <w:tc>
+          <w:tcPr>
+            <w:tcW w:w="4673" w:type="dxa"/>
+          </w:tcPr>
+          <w:p>
+            <w:pPr>
+              <w:spacing w:before="100" w:beforeAutospacing="1" w:after="100" w:afterAutospacing="1"/>
+              <w:rPr>
+                <w:rFonts w:ascii="Times New Roman" w:eastAsia="Times New Roman" w:hAnsi="Times New Roman" w:cs="Times New Roman"/>
+                <w:sz w:val="24"/>
+                <w:szCs w:val="24"/>
+                <w:lang w:eastAsia="ru-RU"/>
+              </w:rPr>
+            </w:pPr>
+            <w:r>
+              <w:rPr>
+                <w:rFonts w:ascii="Times New Roman" w:eastAsia="Times New Roman" w:hAnsi="Times New Roman" w:cs="Times New Roman"/>
+                <w:color w:val="19263A"/>
+                <w:sz w:val="24"/>
+                <w:szCs w:val="24"/>
+                <w:lang w:eastAsia="ru-RU"/>
+              </w:rPr>
+              <w:t>Цефамандол, цефоперазон, цефотетан, вальпроевая кислота, пликамицин.</w:t>
+            </w:r>
+          </w:p>
+        </w:tc>
+      </w:tr>
+      <w:tr>
+        <w:tc>
+          <w:tcPr>
+            <w:tcW w:w="4672" w:type="dxa"/>
+          </w:tcPr>
+          <w:p>
+            <w:pPr>
+              <w:spacing w:before="100" w:beforeAutospacing="1" w:after="100" w:afterAutospacing="1"/>
+              <w:rPr>
+                <w:rFonts w:ascii="Times New Roman" w:eastAsia="Times New Roman" w:hAnsi="Times New Roman" w:cs="Times New Roman"/>
+                <w:sz w:val="24"/>
+                <w:szCs w:val="24"/>
+                <w:lang w:eastAsia="ru-RU"/>
+              </w:rPr>
+            </w:pPr>
+            <w:r>
+              <w:rPr>
+                <w:rFonts w:ascii="Times New Roman" w:eastAsia="Times New Roman" w:hAnsi="Times New Roman" w:cs="Times New Roman"/>
+                <w:color w:val="19263A"/>
+                <w:sz w:val="24"/>
+                <w:szCs w:val="24"/>
+                <w:lang w:eastAsia="ru-RU"/>
+              </w:rPr>
+              <w:t>Повышение гематотоксичности Ибупрофена.</w:t>
+            </w:r>
+          </w:p>
+        </w:tc>
+        <w:tc>
+          <w:tcPr>
+            <w:tcW w:w="4673" w:type="dxa"/>
+          </w:tcPr>
+          <w:p>
+            <w:pPr>
+              <w:spacing w:before="100" w:beforeAutospacing="1" w:after="100" w:afterAutospacing="1"/>
+              <w:rPr>
+                <w:rFonts w:ascii="Times New Roman" w:eastAsia="Times New Roman" w:hAnsi="Times New Roman" w:cs="Times New Roman"/>
+                <w:sz w:val="24"/>
+                <w:szCs w:val="24"/>
+                <w:lang w:eastAsia="ru-RU"/>
+              </w:rPr>
+            </w:pPr>
+            <w:r>
+              <w:rPr>
+                <w:rFonts w:ascii="Times New Roman" w:eastAsia="Times New Roman" w:hAnsi="Times New Roman" w:cs="Times New Roman"/>
+                <w:color w:val="19263A"/>
+                <w:sz w:val="24"/>
+                <w:szCs w:val="24"/>
+                <w:lang w:eastAsia="ru-RU"/>
+              </w:rPr>
+              <w:t>Миелотоксические лекарственные средства.</w:t>
+            </w:r>
+          </w:p>
+        </w:tc>
+      </w:tr>
+      <w:tr>
+        <w:tc>
+          <w:tcPr>
+            <w:tcW w:w="4672" w:type="dxa"/>
+          </w:tcPr>
+          <w:p>
+            <w:pPr>
+              <w:spacing w:before="100" w:beforeAutospacing="1" w:after="100" w:afterAutospacing="1"/>
+              <w:rPr>
+                <w:rFonts w:ascii="Times New Roman" w:eastAsia="Times New Roman" w:hAnsi="Times New Roman" w:cs="Times New Roman"/>
+                <w:sz w:val="24"/>
+                <w:szCs w:val="24"/>
+                <w:lang w:eastAsia="ru-RU"/>
+              </w:rPr>
+            </w:pPr>
+            <w:r>
+              <w:rPr>
+                <w:rFonts w:ascii="Times New Roman" w:eastAsia="Times New Roman" w:hAnsi="Times New Roman" w:cs="Times New Roman"/>
+                <w:color w:val="19263A"/>
+                <w:sz w:val="24"/>
+                <w:szCs w:val="24"/>
+                <w:lang w:eastAsia="ru-RU"/>
+              </w:rPr>
+              <w:t>Стимулирование эффекта ибупрофена.</w:t>
+            </w:r>
+          </w:p>
+        </w:tc>
+        <w:tc>
+          <w:tcPr>
+            <w:tcW w:w="4673" w:type="dxa"/>
+          </w:tcPr>
+          <w:p>
+            <w:pPr>
+              <w:spacing w:before="100" w:beforeAutospacing="1" w:after="100" w:afterAutospacing="1"/>
+              <w:rPr>
+                <w:rFonts w:ascii="Times New Roman" w:eastAsia="Times New Roman" w:hAnsi="Times New Roman" w:cs="Times New Roman"/>
+                <w:sz w:val="24"/>
+                <w:szCs w:val="24"/>
+                <w:lang w:eastAsia="ru-RU"/>
+              </w:rPr>
+            </w:pPr>
+            <w:r>
+              <w:rPr>
+                <w:rFonts w:ascii="Times New Roman" w:eastAsia="Times New Roman" w:hAnsi="Times New Roman" w:cs="Times New Roman"/>
+                <w:color w:val="19263A"/>
+                <w:sz w:val="24"/>
+                <w:szCs w:val="24"/>
+                <w:lang w:eastAsia="ru-RU"/>
+              </w:rPr>
+              <w:t>Циклоспорин и препараты с содержанием золота.</w:t>
+            </w:r>
+          </w:p>
+        </w:tc>
+      </w:tr>
+      <w:tr>
+        <w:tc>
+          <w:tcPr>
+            <w:tcW w:w="4672" w:type="dxa"/>
+          </w:tcPr>
+          <w:p>
+            <w:pPr>
+              <w:spacing w:before="100" w:beforeAutospacing="1" w:after="100" w:afterAutospacing="1"/>
+              <w:rPr>
+                <w:rFonts w:ascii="Times New Roman" w:eastAsia="Times New Roman" w:hAnsi="Times New Roman" w:cs="Times New Roman"/>
+                <w:sz w:val="24"/>
+                <w:szCs w:val="24"/>
+                <w:lang w:eastAsia="ru-RU"/>
+              </w:rPr>
+            </w:pPr>
+            <w:r>
+              <w:rPr>
+                <w:rFonts w:ascii="Times New Roman" w:eastAsia="Times New Roman" w:hAnsi="Times New Roman" w:cs="Times New Roman"/>
+                <w:color w:val="19263A"/>
+                <w:sz w:val="24"/>
+                <w:szCs w:val="24"/>
+                <w:lang w:eastAsia="ru-RU"/>
+              </w:rPr>
+              <w:t>Снижение скорости выведения ибупрофена и повышение его концентрации в крови.</w:t>
+            </w:r>
+          </w:p>
+        </w:tc>
+        <w:tc>
+          <w:tcPr>
+            <w:tcW w:w="4673" w:type="dxa"/>
+          </w:tcPr>
+          <w:p>
+            <w:pPr>
+              <w:spacing w:before="100" w:beforeAutospacing="1" w:after="100" w:afterAutospacing="1"/>
+              <w:rPr>
+                <w:rFonts w:ascii="Times New Roman" w:eastAsia="Times New Roman" w:hAnsi="Times New Roman" w:cs="Times New Roman"/>
+                <w:sz w:val="24"/>
+                <w:szCs w:val="24"/>
+                <w:lang w:eastAsia="ru-RU"/>
+              </w:rPr>
+            </w:pPr>
+            <w:r>
+              <w:rPr>
+                <w:rFonts w:ascii="Times New Roman" w:eastAsia="Times New Roman" w:hAnsi="Times New Roman" w:cs="Times New Roman"/>
+                <w:color w:val="19263A"/>
+                <w:sz w:val="24"/>
+                <w:szCs w:val="24"/>
+                <w:lang w:eastAsia="ru-RU"/>
+              </w:rPr>
+              <w:t>Блокаторы кальциевых канальцев.</w:t>
+            </w:r>
+          </w:p>
+        </w:tc>
+      </w:tr>
+    </w:tbl>
+    <w:p>
+      <w:pPr>
+        <w:spacing w:before="100" w:beforeAutospacing="1" w:after="100" w:afterAutospacing="1" w:line="240" w:lineRule="auto"/>
+        <w:rPr>
+          <w:rFonts w:ascii="Times New Roman" w:eastAsia="Times New Roman" w:hAnsi="Times New Roman" w:cs="Times New Roman"/>
+          <w:sz w:val="24"/>
+          <w:szCs w:val="24"/>
+          <w:lang w:eastAsia="ru-RU"/>
+        </w:rPr>
+      </w:pPr>
+      <w:r>
+        <w:rPr>
+          <w:rFonts w:ascii="Times New Roman" w:eastAsia="Times New Roman" w:hAnsi="Times New Roman" w:cs="Times New Roman"/>
+          <w:sz w:val="24"/>
+          <w:szCs w:val="24"/>
+          <w:lang w:eastAsia="ru-RU"/>
+        </w:rPr>
+        <w:t>Перед назначением важно проанализировать весь список принимаемых препаратов.</w:t>
+      </w:r>
+    </w:p>
+    <w:p>
+      <w:pPr>
+        <w:spacing w:before="100" w:beforeAutospacing="1" w:after="100" w:afterAutospacing="1" w:line="240" w:lineRule="auto"/>
+        <w:outlineLvl w:val="2"/>
         <w:rPr>
           <w:rFonts w:ascii="Times New Roman" w:eastAsia="Times New Roman" w:hAnsi="Times New Roman" w:cs="Times New Roman"/>
           <w:b/>
@@ -2233,129 +2947,8 @@
           <w:szCs w:val="27"/>
           <w:lang w:eastAsia="ru-RU"/>
         </w:rPr>
-        <w:t>Взаимодействие с другими препаратами</w:t>
-      </w:r>
-    </w:p>
-    <w:p>
-      <w:pPr>
-        <w:numPr>
-          <w:ilvl w:val="0"/>
-          <w:numId w:val="10"/>
-        </w:numPr>
-        <w:spacing w:before="100" w:beforeAutospacing="1" w:after="100" w:afterAutospacing="1" w:line="240" w:lineRule="auto"/>
-        <w:rPr>
-          <w:rFonts w:ascii="Times New Roman" w:eastAsia="Times New Roman" w:hAnsi="Times New Roman" w:cs="Times New Roman"/>
-          <w:sz w:val="24"/>
-          <w:szCs w:val="24"/>
-          <w:lang w:eastAsia="ru-RU"/>
-        </w:rPr>
-      </w:pPr>
-      <w:r>
-        <w:rPr>
-          <w:rFonts w:ascii="Times New Roman" w:eastAsia="Times New Roman" w:hAnsi="Times New Roman" w:cs="Times New Roman"/>
-          <w:sz w:val="24"/>
-          <w:szCs w:val="24"/>
-          <w:lang w:eastAsia="ru-RU"/>
-        </w:rPr>
-        <w:t>Повышает концентрацию лития в крови.</w:t>
-      </w:r>
-    </w:p>
-    <w:p>
-      <w:pPr>
-        <w:numPr>
-          <w:ilvl w:val="0"/>
-          <w:numId w:val="10"/>
-        </w:numPr>
-        <w:spacing w:before="100" w:beforeAutospacing="1" w:after="100" w:afterAutospacing="1" w:line="240" w:lineRule="auto"/>
-        <w:rPr>
-          <w:rFonts w:ascii="Times New Roman" w:eastAsia="Times New Roman" w:hAnsi="Times New Roman" w:cs="Times New Roman"/>
-          <w:sz w:val="24"/>
-          <w:szCs w:val="24"/>
-          <w:lang w:eastAsia="ru-RU"/>
-        </w:rPr>
-      </w:pPr>
-      <w:r>
-        <w:rPr>
-          <w:rFonts w:ascii="Times New Roman" w:eastAsia="Times New Roman" w:hAnsi="Times New Roman" w:cs="Times New Roman"/>
-          <w:sz w:val="24"/>
-          <w:szCs w:val="24"/>
-          <w:lang w:eastAsia="ru-RU"/>
-        </w:rPr>
-        <w:t>Ослабляет эффект мочегонных и гипотензивных средств.</w:t>
-      </w:r>
-    </w:p>
-    <w:p>
-      <w:pPr>
-        <w:numPr>
-          <w:ilvl w:val="0"/>
-          <w:numId w:val="10"/>
-        </w:numPr>
-        <w:spacing w:before="100" w:beforeAutospacing="1" w:after="100" w:afterAutospacing="1" w:line="240" w:lineRule="auto"/>
-        <w:rPr>
-          <w:rFonts w:ascii="Times New Roman" w:eastAsia="Times New Roman" w:hAnsi="Times New Roman" w:cs="Times New Roman"/>
-          <w:sz w:val="24"/>
-          <w:szCs w:val="24"/>
-          <w:lang w:eastAsia="ru-RU"/>
-        </w:rPr>
-      </w:pPr>
-      <w:r>
-        <w:rPr>
-          <w:rFonts w:ascii="Times New Roman" w:eastAsia="Times New Roman" w:hAnsi="Times New Roman" w:cs="Times New Roman"/>
-          <w:sz w:val="24"/>
-          <w:szCs w:val="24"/>
-          <w:lang w:eastAsia="ru-RU"/>
-        </w:rPr>
-        <w:t>Повышает риск осложнений при одновременном приёме с варфарином, метотрексатом.</w:t>
-      </w:r>
-    </w:p>
-    <w:p>
-      <w:pPr>
-        <w:numPr>
-          <w:ilvl w:val="0"/>
-          <w:numId w:val="10"/>
-        </w:numPr>
-        <w:spacing w:before="100" w:beforeAutospacing="1" w:after="100" w:afterAutospacing="1" w:line="240" w:lineRule="auto"/>
-        <w:rPr>
-          <w:rFonts w:ascii="Times New Roman" w:eastAsia="Times New Roman" w:hAnsi="Times New Roman" w:cs="Times New Roman"/>
-          <w:sz w:val="24"/>
-          <w:szCs w:val="24"/>
-          <w:lang w:eastAsia="ru-RU"/>
-        </w:rPr>
-      </w:pPr>
-      <w:r>
-        <w:rPr>
-          <w:rFonts w:ascii="Times New Roman" w:eastAsia="Times New Roman" w:hAnsi="Times New Roman" w:cs="Times New Roman"/>
-          <w:sz w:val="24"/>
-          <w:szCs w:val="24"/>
-          <w:lang w:eastAsia="ru-RU"/>
-        </w:rPr>
-        <w:t>Не рекомендуется совместно с другими НПВП и ГКС — возрастает риск язв и кровотечений.</w:t>
-      </w:r>
-    </w:p>
-    <w:p>
-      <w:pPr>
-        <w:spacing w:before="100" w:beforeAutospacing="1" w:after="100" w:afterAutospacing="1" w:line="240" w:lineRule="auto"/>
-        <w:rPr>
-          <w:rFonts w:ascii="Times New Roman" w:eastAsia="Times New Roman" w:hAnsi="Times New Roman" w:cs="Times New Roman"/>
-          <w:sz w:val="24"/>
-          <w:szCs w:val="24"/>
-          <w:lang w:eastAsia="ru-RU"/>
-        </w:rPr>
-      </w:pPr>
-      <w:r>
-        <w:rPr>
-          <w:rFonts w:ascii="Times New Roman" w:eastAsia="Times New Roman" w:hAnsi="Times New Roman" w:cs="Times New Roman"/>
-          <w:sz w:val="24"/>
-          <w:szCs w:val="24"/>
-          <w:lang w:eastAsia="ru-RU"/>
-        </w:rPr>
-        <w:t>Перед назначением важно проанализировать весь список принимаемых препаратов.</w:t>
-      </w:r>
-    </w:p>
-    <w:p>
-      <w:pPr>
-        <w:spacing w:before="100" w:beforeAutospacing="1" w:after="100" w:afterAutospacing="1" w:line="240" w:lineRule="auto"/>
-        <w:outlineLvl w:val="2"/>
+      </w:pPr>
+      <w:r>
         <w:rPr>
           <w:rFonts w:ascii="Times New Roman" w:eastAsia="Times New Roman" w:hAnsi="Times New Roman" w:cs="Times New Roman"/>
           <w:b/>
@@ -2364,8 +2957,109 @@
           <w:szCs w:val="27"/>
           <w:lang w:eastAsia="ru-RU"/>
         </w:rPr>
-      </w:pPr>
-      <w:r>
+        <w:t>Особые указания</w:t>
+      </w:r>
+    </w:p>
+    <w:p>
+      <w:pPr>
+        <w:numPr>
+          <w:ilvl w:val="0"/>
+          <w:numId w:val="11"/>
+        </w:numPr>
+        <w:spacing w:before="100" w:beforeAutospacing="1" w:after="100" w:afterAutospacing="1" w:line="240" w:lineRule="auto"/>
+        <w:rPr>
+          <w:rFonts w:ascii="Times New Roman" w:eastAsia="Times New Roman" w:hAnsi="Times New Roman" w:cs="Times New Roman"/>
+          <w:sz w:val="24"/>
+          <w:szCs w:val="24"/>
+          <w:lang w:eastAsia="ru-RU"/>
+        </w:rPr>
+      </w:pPr>
+      <w:r>
+        <w:rPr>
+          <w:rFonts w:ascii="Times New Roman" w:eastAsia="Times New Roman" w:hAnsi="Times New Roman" w:cs="Times New Roman"/>
+          <w:sz w:val="24"/>
+          <w:szCs w:val="24"/>
+          <w:lang w:eastAsia="ru-RU"/>
+        </w:rPr>
+        <w:t>Аркоксиа не заменяет ацетилсалициловую кислоту при кардиопротекции.</w:t>
+      </w:r>
+    </w:p>
+    <w:p>
+      <w:pPr>
+        <w:numPr>
+          <w:ilvl w:val="0"/>
+          <w:numId w:val="11"/>
+        </w:numPr>
+        <w:spacing w:before="100" w:beforeAutospacing="1" w:after="100" w:afterAutospacing="1" w:line="240" w:lineRule="auto"/>
+        <w:rPr>
+          <w:rFonts w:ascii="Times New Roman" w:eastAsia="Times New Roman" w:hAnsi="Times New Roman" w:cs="Times New Roman"/>
+          <w:sz w:val="24"/>
+          <w:szCs w:val="24"/>
+          <w:lang w:eastAsia="ru-RU"/>
+        </w:rPr>
+      </w:pPr>
+      <w:r>
+        <w:rPr>
+          <w:rFonts w:ascii="Times New Roman" w:eastAsia="Times New Roman" w:hAnsi="Times New Roman" w:cs="Times New Roman"/>
+          <w:sz w:val="24"/>
+          <w:szCs w:val="24"/>
+          <w:lang w:eastAsia="ru-RU"/>
+        </w:rPr>
+        <w:t>Перед началом и в процессе лечения необходимо контролировать давление, печёночные ферменты и функции почек.</w:t>
+      </w:r>
+    </w:p>
+    <w:p>
+      <w:pPr>
+        <w:numPr>
+          <w:ilvl w:val="0"/>
+          <w:numId w:val="11"/>
+        </w:numPr>
+        <w:spacing w:before="100" w:beforeAutospacing="1" w:after="100" w:afterAutospacing="1" w:line="240" w:lineRule="auto"/>
+        <w:rPr>
+          <w:rFonts w:ascii="Times New Roman" w:eastAsia="Times New Roman" w:hAnsi="Times New Roman" w:cs="Times New Roman"/>
+          <w:sz w:val="24"/>
+          <w:szCs w:val="24"/>
+          <w:lang w:eastAsia="ru-RU"/>
+        </w:rPr>
+      </w:pPr>
+      <w:r>
+        <w:rPr>
+          <w:rFonts w:ascii="Times New Roman" w:eastAsia="Times New Roman" w:hAnsi="Times New Roman" w:cs="Times New Roman"/>
+          <w:sz w:val="24"/>
+          <w:szCs w:val="24"/>
+          <w:lang w:eastAsia="ru-RU"/>
+        </w:rPr>
+        <w:t>При появлении отёков, повышения давления или нарушений ЖКТ — обратиться к врачу.</w:t>
+      </w:r>
+    </w:p>
+    <w:p>
+      <w:pPr>
+        <w:numPr>
+          <w:ilvl w:val="0"/>
+          <w:numId w:val="11"/>
+        </w:numPr>
+        <w:spacing w:before="100" w:beforeAutospacing="1" w:after="100" w:afterAutospacing="1" w:line="240" w:lineRule="auto"/>
+        <w:rPr>
+          <w:rFonts w:ascii="Times New Roman" w:eastAsia="Times New Roman" w:hAnsi="Times New Roman" w:cs="Times New Roman"/>
+          <w:sz w:val="24"/>
+          <w:szCs w:val="24"/>
+          <w:lang w:eastAsia="ru-RU"/>
+        </w:rPr>
+      </w:pPr>
+      <w:r>
+        <w:rPr>
+          <w:rFonts w:ascii="Times New Roman" w:eastAsia="Times New Roman" w:hAnsi="Times New Roman" w:cs="Times New Roman"/>
+          <w:sz w:val="24"/>
+          <w:szCs w:val="24"/>
+          <w:lang w:eastAsia="ru-RU"/>
+        </w:rPr>
+        <w:t>Не влияет на когнитивные функции, но при головокружении рекомендуется избегать управления транспортом.</w:t>
+      </w:r>
+    </w:p>
+    <w:p>
+      <w:pPr>
+        <w:spacing w:before="100" w:beforeAutospacing="1" w:after="100" w:afterAutospacing="1" w:line="240" w:lineRule="auto"/>
+        <w:outlineLvl w:val="2"/>
         <w:rPr>
           <w:rFonts w:ascii="Times New Roman" w:eastAsia="Times New Roman" w:hAnsi="Times New Roman" w:cs="Times New Roman"/>
           <w:b/>
@@ -2374,140 +3068,8 @@
           <w:szCs w:val="27"/>
           <w:lang w:eastAsia="ru-RU"/>
         </w:rPr>
-        <w:t>Особые указания</w:t>
-      </w:r>
-    </w:p>
-    <w:p>
-      <w:pPr>
-        <w:numPr>
-          <w:ilvl w:val="0"/>
-          <w:numId w:val="11"/>
-        </w:numPr>
-        <w:spacing w:before="100" w:beforeAutospacing="1" w:after="100" w:afterAutospacing="1" w:line="240" w:lineRule="auto"/>
-        <w:rPr>
-          <w:rFonts w:ascii="Times New Roman" w:eastAsia="Times New Roman" w:hAnsi="Times New Roman" w:cs="Times New Roman"/>
-          <w:sz w:val="24"/>
-          <w:szCs w:val="24"/>
-          <w:lang w:eastAsia="ru-RU"/>
-        </w:rPr>
-      </w:pPr>
-      <w:proofErr w:type="spellStart"/>
-      <w:r>
-        <w:rPr>
-          <w:rFonts w:ascii="Times New Roman" w:eastAsia="Times New Roman" w:hAnsi="Times New Roman" w:cs="Times New Roman"/>
-          <w:sz w:val="24"/>
-          <w:szCs w:val="24"/>
-          <w:lang w:eastAsia="ru-RU"/>
-        </w:rPr>
-        <w:t>Аркоксиа</w:t>
-      </w:r>
-      <w:proofErr w:type="spellEnd"/>
-      <w:r>
-        <w:rPr>
-          <w:rFonts w:ascii="Times New Roman" w:eastAsia="Times New Roman" w:hAnsi="Times New Roman" w:cs="Times New Roman"/>
-          <w:sz w:val="24"/>
-          <w:szCs w:val="24"/>
-          <w:lang w:eastAsia="ru-RU"/>
-        </w:rPr>
-        <w:t xml:space="preserve"> не заменяет ацетилсалициловую кислоту при </w:t>
-      </w:r>
-      <w:proofErr w:type="spellStart"/>
-      <w:r>
-        <w:rPr>
-          <w:rFonts w:ascii="Times New Roman" w:eastAsia="Times New Roman" w:hAnsi="Times New Roman" w:cs="Times New Roman"/>
-          <w:sz w:val="24"/>
-          <w:szCs w:val="24"/>
-          <w:lang w:eastAsia="ru-RU"/>
-        </w:rPr>
-        <w:t>кардиопротекции</w:t>
-      </w:r>
-      <w:proofErr w:type="spellEnd"/>
-      <w:r>
-        <w:rPr>
-          <w:rFonts w:ascii="Times New Roman" w:eastAsia="Times New Roman" w:hAnsi="Times New Roman" w:cs="Times New Roman"/>
-          <w:sz w:val="24"/>
-          <w:szCs w:val="24"/>
-          <w:lang w:eastAsia="ru-RU"/>
-        </w:rPr>
-        <w:t>.</w:t>
-      </w:r>
-    </w:p>
-    <w:p>
-      <w:pPr>
-        <w:numPr>
-          <w:ilvl w:val="0"/>
-          <w:numId w:val="11"/>
-        </w:numPr>
-        <w:spacing w:before="100" w:beforeAutospacing="1" w:after="100" w:afterAutospacing="1" w:line="240" w:lineRule="auto"/>
-        <w:rPr>
-          <w:rFonts w:ascii="Times New Roman" w:eastAsia="Times New Roman" w:hAnsi="Times New Roman" w:cs="Times New Roman"/>
-          <w:sz w:val="24"/>
-          <w:szCs w:val="24"/>
-          <w:lang w:eastAsia="ru-RU"/>
-        </w:rPr>
-      </w:pPr>
-      <w:r>
-        <w:rPr>
-          <w:rFonts w:ascii="Times New Roman" w:eastAsia="Times New Roman" w:hAnsi="Times New Roman" w:cs="Times New Roman"/>
-          <w:sz w:val="24"/>
-          <w:szCs w:val="24"/>
-          <w:lang w:eastAsia="ru-RU"/>
-        </w:rPr>
-        <w:t>Перед началом и в процессе лечения необходимо контролировать давление, печёночные ферменты и функции почек.</w:t>
-      </w:r>
-    </w:p>
-    <w:p>
-      <w:pPr>
-        <w:numPr>
-          <w:ilvl w:val="0"/>
-          <w:numId w:val="11"/>
-        </w:numPr>
-        <w:spacing w:before="100" w:beforeAutospacing="1" w:after="100" w:afterAutospacing="1" w:line="240" w:lineRule="auto"/>
-        <w:rPr>
-          <w:rFonts w:ascii="Times New Roman" w:eastAsia="Times New Roman" w:hAnsi="Times New Roman" w:cs="Times New Roman"/>
-          <w:sz w:val="24"/>
-          <w:szCs w:val="24"/>
-          <w:lang w:eastAsia="ru-RU"/>
-        </w:rPr>
-      </w:pPr>
-      <w:r>
-        <w:rPr>
-          <w:rFonts w:ascii="Times New Roman" w:eastAsia="Times New Roman" w:hAnsi="Times New Roman" w:cs="Times New Roman"/>
-          <w:sz w:val="24"/>
-          <w:szCs w:val="24"/>
-          <w:lang w:eastAsia="ru-RU"/>
-        </w:rPr>
-        <w:t>При появлении отёков, повышения давления или нарушений ЖКТ — обратиться к врачу.</w:t>
-      </w:r>
-    </w:p>
-    <w:p>
-      <w:pPr>
-        <w:numPr>
-          <w:ilvl w:val="0"/>
-          <w:numId w:val="11"/>
-        </w:numPr>
-        <w:spacing w:before="100" w:beforeAutospacing="1" w:after="100" w:afterAutospacing="1" w:line="240" w:lineRule="auto"/>
-        <w:rPr>
-          <w:rFonts w:ascii="Times New Roman" w:eastAsia="Times New Roman" w:hAnsi="Times New Roman" w:cs="Times New Roman"/>
-          <w:sz w:val="24"/>
-          <w:szCs w:val="24"/>
-          <w:lang w:eastAsia="ru-RU"/>
-        </w:rPr>
-      </w:pPr>
-      <w:r>
-        <w:rPr>
-          <w:rFonts w:ascii="Times New Roman" w:eastAsia="Times New Roman" w:hAnsi="Times New Roman" w:cs="Times New Roman"/>
-          <w:sz w:val="24"/>
-          <w:szCs w:val="24"/>
-          <w:lang w:eastAsia="ru-RU"/>
-        </w:rPr>
-        <w:t>Не влияет на когнитивные функции, но при головокружении рекомендуется избегать управления транспортом.</w:t>
-      </w:r>
-    </w:p>
-    <w:p>
-      <w:pPr>
-        <w:spacing w:before="100" w:beforeAutospacing="1" w:after="100" w:afterAutospacing="1" w:line="240" w:lineRule="auto"/>
-        <w:outlineLvl w:val="2"/>
+      </w:pPr>
+      <w:r>
         <w:rPr>
           <w:rFonts w:ascii="Times New Roman" w:eastAsia="Times New Roman" w:hAnsi="Times New Roman" w:cs="Times New Roman"/>
           <w:b/>
@@ -2516,8 +3078,286 @@
           <w:szCs w:val="27"/>
           <w:lang w:eastAsia="ru-RU"/>
         </w:rPr>
-      </w:pPr>
-      <w:r>
+        <w:t>Аналоги Аркоксиа</w:t>
+      </w:r>
+    </w:p>
+    <w:p>
+      <w:pPr>
+        <w:spacing w:before="100" w:beforeAutospacing="1" w:after="100" w:afterAutospacing="1" w:line="240" w:lineRule="auto"/>
+        <w:rPr>
+          <w:rFonts w:ascii="Times New Roman" w:eastAsia="Times New Roman" w:hAnsi="Times New Roman" w:cs="Times New Roman"/>
+          <w:sz w:val="24"/>
+          <w:szCs w:val="24"/>
+          <w:lang w:eastAsia="ru-RU"/>
+        </w:rPr>
+      </w:pPr>
+      <w:r>
+        <w:rPr>
+          <w:rFonts w:ascii="Times New Roman" w:eastAsia="Times New Roman" w:hAnsi="Times New Roman" w:cs="Times New Roman"/>
+          <w:sz w:val="24"/>
+          <w:szCs w:val="24"/>
+          <w:lang w:eastAsia="ru-RU"/>
+        </w:rPr>
+        <w:t xml:space="preserve">Полные аналоги (по действующему веществу </w:t>
+      </w:r>
+      <w:r>
+        <w:rPr>
+          <w:rFonts w:ascii="Times New Roman" w:eastAsia="Times New Roman" w:hAnsi="Times New Roman" w:cs="Times New Roman"/>
+          <w:b/>
+          <w:bCs/>
+          <w:sz w:val="24"/>
+          <w:szCs w:val="24"/>
+          <w:lang w:eastAsia="ru-RU"/>
+        </w:rPr>
+        <w:t>эторикоксиб</w:t>
+      </w:r>
+      <w:r>
+        <w:rPr>
+          <w:rFonts w:ascii="Times New Roman" w:eastAsia="Times New Roman" w:hAnsi="Times New Roman" w:cs="Times New Roman"/>
+          <w:sz w:val="24"/>
+          <w:szCs w:val="24"/>
+          <w:lang w:eastAsia="ru-RU"/>
+        </w:rPr>
+        <w:t>):</w:t>
+      </w:r>
+    </w:p>
+    <w:p>
+      <w:pPr>
+        <w:numPr>
+          <w:ilvl w:val="0"/>
+          <w:numId w:val="12"/>
+        </w:numPr>
+        <w:spacing w:before="100" w:beforeAutospacing="1" w:after="100" w:afterAutospacing="1" w:line="240" w:lineRule="auto"/>
+        <w:rPr>
+          <w:rFonts w:ascii="Times New Roman" w:eastAsia="Times New Roman" w:hAnsi="Times New Roman" w:cs="Times New Roman"/>
+          <w:sz w:val="24"/>
+          <w:szCs w:val="24"/>
+          <w:lang w:eastAsia="ru-RU"/>
+        </w:rPr>
+      </w:pPr>
+      <w:r>
+        <w:rPr>
+          <w:rFonts w:ascii="Times New Roman" w:eastAsia="Times New Roman" w:hAnsi="Times New Roman" w:cs="Times New Roman"/>
+          <w:b/>
+          <w:bCs/>
+          <w:sz w:val="24"/>
+          <w:szCs w:val="24"/>
+          <w:lang w:eastAsia="ru-RU"/>
+        </w:rPr>
+        <w:t>Эторикам</w:t>
+      </w:r>
+      <w:r>
+        <w:rPr>
+          <w:rFonts w:ascii="Times New Roman" w:eastAsia="Times New Roman" w:hAnsi="Times New Roman" w:cs="Times New Roman"/>
+          <w:sz w:val="24"/>
+          <w:szCs w:val="24"/>
+          <w:lang w:eastAsia="ru-RU"/>
+        </w:rPr>
+        <w:t xml:space="preserve"> — российский препарат, выпускается в дозировках 60 и 90 мг. Более доступный по цене.</w:t>
+      </w:r>
+    </w:p>
+    <w:p>
+      <w:pPr>
+        <w:numPr>
+          <w:ilvl w:val="0"/>
+          <w:numId w:val="12"/>
+        </w:numPr>
+        <w:spacing w:before="100" w:beforeAutospacing="1" w:after="100" w:afterAutospacing="1" w:line="240" w:lineRule="auto"/>
+        <w:rPr>
+          <w:rFonts w:ascii="Times New Roman" w:eastAsia="Times New Roman" w:hAnsi="Times New Roman" w:cs="Times New Roman"/>
+          <w:sz w:val="24"/>
+          <w:szCs w:val="24"/>
+          <w:lang w:eastAsia="ru-RU"/>
+        </w:rPr>
+      </w:pPr>
+      <w:r>
+        <w:rPr>
+          <w:rFonts w:ascii="Times New Roman" w:eastAsia="Times New Roman" w:hAnsi="Times New Roman" w:cs="Times New Roman"/>
+          <w:b/>
+          <w:bCs/>
+          <w:sz w:val="24"/>
+          <w:szCs w:val="24"/>
+          <w:lang w:eastAsia="ru-RU"/>
+        </w:rPr>
+        <w:t>Эторикоксиб-Рихтер</w:t>
+      </w:r>
+      <w:r>
+        <w:rPr>
+          <w:rFonts w:ascii="Times New Roman" w:eastAsia="Times New Roman" w:hAnsi="Times New Roman" w:cs="Times New Roman"/>
+          <w:sz w:val="24"/>
+          <w:szCs w:val="24"/>
+          <w:lang w:eastAsia="ru-RU"/>
+        </w:rPr>
+        <w:t xml:space="preserve"> — дженерик венгерского производства от Gedeon Richter, максимально приближен к оригиналу.</w:t>
+      </w:r>
+    </w:p>
+    <w:p>
+      <w:pPr>
+        <w:numPr>
+          <w:ilvl w:val="0"/>
+          <w:numId w:val="12"/>
+        </w:numPr>
+        <w:spacing w:before="100" w:beforeAutospacing="1" w:after="100" w:afterAutospacing="1" w:line="240" w:lineRule="auto"/>
+        <w:rPr>
+          <w:rFonts w:ascii="Times New Roman" w:eastAsia="Times New Roman" w:hAnsi="Times New Roman" w:cs="Times New Roman"/>
+          <w:sz w:val="24"/>
+          <w:szCs w:val="24"/>
+          <w:lang w:eastAsia="ru-RU"/>
+        </w:rPr>
+      </w:pPr>
+      <w:r>
+        <w:rPr>
+          <w:rFonts w:ascii="Times New Roman" w:eastAsia="Times New Roman" w:hAnsi="Times New Roman" w:cs="Times New Roman"/>
+          <w:b/>
+          <w:bCs/>
+          <w:sz w:val="24"/>
+          <w:szCs w:val="24"/>
+          <w:lang w:eastAsia="ru-RU"/>
+        </w:rPr>
+        <w:t>Дилакс</w:t>
+      </w:r>
+      <w:r>
+        <w:rPr>
+          <w:rFonts w:ascii="Times New Roman" w:eastAsia="Times New Roman" w:hAnsi="Times New Roman" w:cs="Times New Roman"/>
+          <w:sz w:val="24"/>
+          <w:szCs w:val="24"/>
+          <w:lang w:eastAsia="ru-RU"/>
+        </w:rPr>
+        <w:t xml:space="preserve"> — таблетки с эторикоксибом, представленные в аптеках в стандартных дозировках.</w:t>
+      </w:r>
+    </w:p>
+    <w:p>
+      <w:pPr>
+        <w:numPr>
+          <w:ilvl w:val="0"/>
+          <w:numId w:val="12"/>
+        </w:numPr>
+        <w:spacing w:before="100" w:beforeAutospacing="1" w:after="100" w:afterAutospacing="1" w:line="240" w:lineRule="auto"/>
+        <w:rPr>
+          <w:rFonts w:ascii="Times New Roman" w:eastAsia="Times New Roman" w:hAnsi="Times New Roman" w:cs="Times New Roman"/>
+          <w:sz w:val="24"/>
+          <w:szCs w:val="24"/>
+          <w:lang w:eastAsia="ru-RU"/>
+        </w:rPr>
+      </w:pPr>
+      <w:r>
+        <w:rPr>
+          <w:rFonts w:ascii="Times New Roman" w:eastAsia="Times New Roman" w:hAnsi="Times New Roman" w:cs="Times New Roman"/>
+          <w:b/>
+          <w:bCs/>
+          <w:sz w:val="24"/>
+          <w:szCs w:val="24"/>
+          <w:lang w:eastAsia="ru-RU"/>
+        </w:rPr>
+        <w:t>Коксибиа</w:t>
+      </w:r>
+      <w:r>
+        <w:rPr>
+          <w:rFonts w:ascii="Times New Roman" w:eastAsia="Times New Roman" w:hAnsi="Times New Roman" w:cs="Times New Roman"/>
+          <w:sz w:val="24"/>
+          <w:szCs w:val="24"/>
+          <w:lang w:eastAsia="ru-RU"/>
+        </w:rPr>
+        <w:t xml:space="preserve"> — менее известный препарат, применим как замена после согласования с врачом.</w:t>
+      </w:r>
+    </w:p>
+    <w:p>
+      <w:pPr>
+        <w:numPr>
+          <w:ilvl w:val="0"/>
+          <w:numId w:val="12"/>
+        </w:numPr>
+        <w:spacing w:before="100" w:beforeAutospacing="1" w:after="100" w:afterAutospacing="1" w:line="240" w:lineRule="auto"/>
+        <w:rPr>
+          <w:rFonts w:ascii="Times New Roman" w:eastAsia="Times New Roman" w:hAnsi="Times New Roman" w:cs="Times New Roman"/>
+          <w:sz w:val="24"/>
+          <w:szCs w:val="24"/>
+          <w:lang w:eastAsia="ru-RU"/>
+        </w:rPr>
+      </w:pPr>
+      <w:hyperlink r:id="rId5" w:history="1">
+        <w:r>
+          <w:rPr>
+            <w:rStyle w:val="a5"/>
+            <w:rFonts w:ascii="Times New Roman" w:eastAsia="Times New Roman" w:hAnsi="Times New Roman" w:cs="Times New Roman"/>
+            <w:b/>
+            <w:bCs/>
+            <w:sz w:val="24"/>
+            <w:szCs w:val="24"/>
+            <w:lang w:eastAsia="ru-RU"/>
+          </w:rPr>
+          <w:t>Костарокс</w:t>
+        </w:r>
+      </w:hyperlink>
+      <w:r>
+        <w:rPr>
+          <w:rFonts w:ascii="Times New Roman" w:eastAsia="Times New Roman" w:hAnsi="Times New Roman" w:cs="Times New Roman"/>
+          <w:sz w:val="24"/>
+          <w:szCs w:val="24"/>
+          <w:lang w:eastAsia="ru-RU"/>
+        </w:rPr>
+        <w:t xml:space="preserve"> — бюджетный аналог для терапии воспалительных заболеваний.</w:t>
+      </w:r>
+    </w:p>
+    <w:p>
+      <w:pPr>
+        <w:numPr>
+          <w:ilvl w:val="0"/>
+          <w:numId w:val="12"/>
+        </w:numPr>
+        <w:spacing w:before="100" w:beforeAutospacing="1" w:after="100" w:afterAutospacing="1" w:line="240" w:lineRule="auto"/>
+        <w:rPr>
+          <w:rFonts w:ascii="Times New Roman" w:eastAsia="Times New Roman" w:hAnsi="Times New Roman" w:cs="Times New Roman"/>
+          <w:sz w:val="24"/>
+          <w:szCs w:val="24"/>
+          <w:lang w:eastAsia="ru-RU"/>
+        </w:rPr>
+      </w:pPr>
+      <w:r>
+        <w:rPr>
+          <w:rFonts w:ascii="Times New Roman" w:eastAsia="Times New Roman" w:hAnsi="Times New Roman" w:cs="Times New Roman"/>
+          <w:b/>
+          <w:bCs/>
+          <w:sz w:val="24"/>
+          <w:szCs w:val="24"/>
+          <w:lang w:eastAsia="ru-RU"/>
+        </w:rPr>
+        <w:t>Брикаксиб</w:t>
+      </w:r>
+      <w:r>
+        <w:rPr>
+          <w:rFonts w:ascii="Times New Roman" w:eastAsia="Times New Roman" w:hAnsi="Times New Roman" w:cs="Times New Roman"/>
+          <w:sz w:val="24"/>
+          <w:szCs w:val="24"/>
+          <w:lang w:eastAsia="ru-RU"/>
+        </w:rPr>
+        <w:t xml:space="preserve"> — современный дженерик, зарегистрирован в РФ, используется при артритах и болевом синдроме.</w:t>
+      </w:r>
+    </w:p>
+    <w:p>
+      <w:pPr>
+        <w:spacing w:before="100" w:beforeAutospacing="1" w:after="100" w:afterAutospacing="1" w:line="240" w:lineRule="auto"/>
+        <w:rPr>
+          <w:rFonts w:ascii="Times New Roman" w:eastAsia="Times New Roman" w:hAnsi="Times New Roman" w:cs="Times New Roman"/>
+          <w:sz w:val="24"/>
+          <w:szCs w:val="24"/>
+          <w:lang w:eastAsia="ru-RU"/>
+        </w:rPr>
+      </w:pPr>
+      <w:r>
+        <w:rPr>
+          <w:rFonts w:ascii="Times New Roman" w:eastAsia="Times New Roman" w:hAnsi="Times New Roman" w:cs="Times New Roman"/>
+          <w:sz w:val="24"/>
+          <w:szCs w:val="24"/>
+          <w:lang w:eastAsia="ru-RU"/>
+        </w:rPr>
+        <w:t>Все аналоги требуют рецепта и назначения врача.</w:t>
+      </w:r>
+    </w:p>
+    <w:p>
+      <w:pPr>
+        <w:spacing w:before="100" w:beforeAutospacing="1" w:after="100" w:afterAutospacing="1" w:line="240" w:lineRule="auto"/>
+        <w:outlineLvl w:val="2"/>
         <w:rPr>
           <w:rFonts w:ascii="Times New Roman" w:eastAsia="Times New Roman" w:hAnsi="Times New Roman" w:cs="Times New Roman"/>
           <w:b/>
@@ -2526,10 +3366,7 @@
           <w:szCs w:val="27"/>
           <w:lang w:eastAsia="ru-RU"/>
         </w:rPr>
-        <w:lastRenderedPageBreak/>
-        <w:t xml:space="preserve">Аналоги </w:t>
-      </w:r>
-      <w:proofErr w:type="spellStart"/>
+      </w:pPr>
       <w:r>
         <w:rPr>
           <w:rFonts w:ascii="Times New Roman" w:eastAsia="Times New Roman" w:hAnsi="Times New Roman" w:cs="Times New Roman"/>
@@ -2539,30 +3376,19 @@
           <w:szCs w:val="27"/>
           <w:lang w:eastAsia="ru-RU"/>
         </w:rPr>
-        <w:t>Аркоксиа</w:t>
-      </w:r>
-      <w:proofErr w:type="spellEnd"/>
-    </w:p>
-    <w:p>
-      <w:pPr>
-        <w:spacing w:before="100" w:beforeAutospacing="1" w:after="100" w:afterAutospacing="1" w:line="240" w:lineRule="auto"/>
-        <w:rPr>
-          <w:rFonts w:ascii="Times New Roman" w:eastAsia="Times New Roman" w:hAnsi="Times New Roman" w:cs="Times New Roman"/>
-          <w:sz w:val="24"/>
-          <w:szCs w:val="24"/>
-          <w:lang w:eastAsia="ru-RU"/>
-        </w:rPr>
-      </w:pPr>
-      <w:r>
-        <w:rPr>
-          <w:rFonts w:ascii="Times New Roman" w:eastAsia="Times New Roman" w:hAnsi="Times New Roman" w:cs="Times New Roman"/>
-          <w:sz w:val="24"/>
-          <w:szCs w:val="24"/>
-          <w:lang w:eastAsia="ru-RU"/>
-        </w:rPr>
-        <w:t xml:space="preserve">Полные аналоги (по действующему веществу </w:t>
-      </w:r>
-      <w:proofErr w:type="spellStart"/>
+        <w:t>Условия отпуска и хранения</w:t>
+      </w:r>
+    </w:p>
+    <w:p>
+      <w:pPr>
+        <w:spacing w:before="100" w:beforeAutospacing="1" w:after="100" w:afterAutospacing="1" w:line="240" w:lineRule="auto"/>
+        <w:rPr>
+          <w:rFonts w:ascii="Times New Roman" w:eastAsia="Times New Roman" w:hAnsi="Times New Roman" w:cs="Times New Roman"/>
+          <w:sz w:val="24"/>
+          <w:szCs w:val="24"/>
+          <w:lang w:val="en-US" w:eastAsia="ru-RU"/>
+        </w:rPr>
+      </w:pPr>
       <w:r>
         <w:rPr>
           <w:rFonts w:ascii="Times New Roman" w:eastAsia="Times New Roman" w:hAnsi="Times New Roman" w:cs="Times New Roman"/>
@@ -2572,380 +3398,9 @@
           <w:szCs w:val="24"/>
           <w:lang w:eastAsia="ru-RU"/>
         </w:rPr>
-        <w:t>эторикоксиб</w:t>
-      </w:r>
-      <w:proofErr w:type="spellEnd"/>
-      <w:r>
-        <w:rPr>
-          <w:rFonts w:ascii="Times New Roman" w:eastAsia="Times New Roman" w:hAnsi="Times New Roman" w:cs="Times New Roman"/>
-          <w:sz w:val="24"/>
-          <w:szCs w:val="24"/>
-          <w:lang w:eastAsia="ru-RU"/>
-        </w:rPr>
-        <w:t>):</w:t>
-      </w:r>
-    </w:p>
-    <w:p>
-      <w:pPr>
-        <w:numPr>
-          <w:ilvl w:val="0"/>
-          <w:numId w:val="12"/>
-        </w:numPr>
-        <w:spacing w:before="100" w:beforeAutospacing="1" w:after="100" w:afterAutospacing="1" w:line="240" w:lineRule="auto"/>
-        <w:rPr>
-          <w:rFonts w:ascii="Times New Roman" w:eastAsia="Times New Roman" w:hAnsi="Times New Roman" w:cs="Times New Roman"/>
-          <w:sz w:val="24"/>
-          <w:szCs w:val="24"/>
-          <w:lang w:eastAsia="ru-RU"/>
-        </w:rPr>
-      </w:pPr>
-      <w:proofErr w:type="spellStart"/>
-      <w:r>
-        <w:rPr>
-          <w:rFonts w:ascii="Times New Roman" w:eastAsia="Times New Roman" w:hAnsi="Times New Roman" w:cs="Times New Roman"/>
-          <w:b/>
-          <w:bCs/>
-          <w:sz w:val="24"/>
-          <w:szCs w:val="24"/>
-          <w:lang w:eastAsia="ru-RU"/>
-        </w:rPr>
-        <w:t>Эторикам</w:t>
-      </w:r>
-      <w:proofErr w:type="spellEnd"/>
-      <w:r>
-        <w:rPr>
-          <w:rFonts w:ascii="Times New Roman" w:eastAsia="Times New Roman" w:hAnsi="Times New Roman" w:cs="Times New Roman"/>
-          <w:sz w:val="24"/>
-          <w:szCs w:val="24"/>
-          <w:lang w:eastAsia="ru-RU"/>
-        </w:rPr>
-        <w:t xml:space="preserve"> — российский препарат, выпускается в дозировках 60 и 90 мг. Более доступный по цене.</w:t>
-      </w:r>
-    </w:p>
-    <w:p>
-      <w:pPr>
-        <w:numPr>
-          <w:ilvl w:val="0"/>
-          <w:numId w:val="12"/>
-        </w:numPr>
-        <w:spacing w:before="100" w:beforeAutospacing="1" w:after="100" w:afterAutospacing="1" w:line="240" w:lineRule="auto"/>
-        <w:rPr>
-          <w:rFonts w:ascii="Times New Roman" w:eastAsia="Times New Roman" w:hAnsi="Times New Roman" w:cs="Times New Roman"/>
-          <w:sz w:val="24"/>
-          <w:szCs w:val="24"/>
-          <w:lang w:eastAsia="ru-RU"/>
-        </w:rPr>
-      </w:pPr>
-      <w:proofErr w:type="spellStart"/>
-      <w:r>
-        <w:rPr>
-          <w:rFonts w:ascii="Times New Roman" w:eastAsia="Times New Roman" w:hAnsi="Times New Roman" w:cs="Times New Roman"/>
-          <w:b/>
-          <w:bCs/>
-          <w:sz w:val="24"/>
-          <w:szCs w:val="24"/>
-          <w:lang w:eastAsia="ru-RU"/>
-        </w:rPr>
-        <w:t>Эторикоксиб</w:t>
-      </w:r>
-      <w:proofErr w:type="spellEnd"/>
-      <w:r>
-        <w:rPr>
-          <w:rFonts w:ascii="Times New Roman" w:eastAsia="Times New Roman" w:hAnsi="Times New Roman" w:cs="Times New Roman"/>
-          <w:b/>
-          <w:bCs/>
-          <w:sz w:val="24"/>
-          <w:szCs w:val="24"/>
-          <w:lang w:eastAsia="ru-RU"/>
-        </w:rPr>
-        <w:t>-Рихтер</w:t>
-      </w:r>
-      <w:r>
-        <w:rPr>
-          <w:rFonts w:ascii="Times New Roman" w:eastAsia="Times New Roman" w:hAnsi="Times New Roman" w:cs="Times New Roman"/>
-          <w:sz w:val="24"/>
-          <w:szCs w:val="24"/>
-          <w:lang w:eastAsia="ru-RU"/>
-        </w:rPr>
-        <w:t xml:space="preserve"> — дженерик венгерского производства от </w:t>
-      </w:r>
-      <w:proofErr w:type="spellStart"/>
-      <w:r>
-        <w:rPr>
-          <w:rFonts w:ascii="Times New Roman" w:eastAsia="Times New Roman" w:hAnsi="Times New Roman" w:cs="Times New Roman"/>
-          <w:sz w:val="24"/>
-          <w:szCs w:val="24"/>
-          <w:lang w:eastAsia="ru-RU"/>
-        </w:rPr>
-        <w:t>Gedeon</w:t>
-      </w:r>
-      <w:proofErr w:type="spellEnd"/>
-      <w:r>
-        <w:rPr>
-          <w:rFonts w:ascii="Times New Roman" w:eastAsia="Times New Roman" w:hAnsi="Times New Roman" w:cs="Times New Roman"/>
-          <w:sz w:val="24"/>
-          <w:szCs w:val="24"/>
-          <w:lang w:eastAsia="ru-RU"/>
-        </w:rPr>
-        <w:t xml:space="preserve"> </w:t>
-      </w:r>
-      <w:proofErr w:type="spellStart"/>
-      <w:r>
-        <w:rPr>
-          <w:rFonts w:ascii="Times New Roman" w:eastAsia="Times New Roman" w:hAnsi="Times New Roman" w:cs="Times New Roman"/>
-          <w:sz w:val="24"/>
-          <w:szCs w:val="24"/>
-          <w:lang w:eastAsia="ru-RU"/>
-        </w:rPr>
-        <w:t>Richter</w:t>
-      </w:r>
-      <w:proofErr w:type="spellEnd"/>
-      <w:r>
-        <w:rPr>
-          <w:rFonts w:ascii="Times New Roman" w:eastAsia="Times New Roman" w:hAnsi="Times New Roman" w:cs="Times New Roman"/>
-          <w:sz w:val="24"/>
-          <w:szCs w:val="24"/>
-          <w:lang w:eastAsia="ru-RU"/>
-        </w:rPr>
-        <w:t>, максимально приближен к оригиналу.</w:t>
-      </w:r>
-    </w:p>
-    <w:p>
-      <w:pPr>
-        <w:numPr>
-          <w:ilvl w:val="0"/>
-          <w:numId w:val="12"/>
-        </w:numPr>
-        <w:spacing w:before="100" w:beforeAutospacing="1" w:after="100" w:afterAutospacing="1" w:line="240" w:lineRule="auto"/>
-        <w:rPr>
-          <w:rFonts w:ascii="Times New Roman" w:eastAsia="Times New Roman" w:hAnsi="Times New Roman" w:cs="Times New Roman"/>
-          <w:sz w:val="24"/>
-          <w:szCs w:val="24"/>
-          <w:lang w:eastAsia="ru-RU"/>
-        </w:rPr>
-      </w:pPr>
-      <w:proofErr w:type="spellStart"/>
-      <w:r>
-        <w:rPr>
-          <w:rFonts w:ascii="Times New Roman" w:eastAsia="Times New Roman" w:hAnsi="Times New Roman" w:cs="Times New Roman"/>
-          <w:b/>
-          <w:bCs/>
-          <w:sz w:val="24"/>
-          <w:szCs w:val="24"/>
-          <w:lang w:eastAsia="ru-RU"/>
-        </w:rPr>
-        <w:t>Дилакс</w:t>
-      </w:r>
-      <w:proofErr w:type="spellEnd"/>
-      <w:r>
-        <w:rPr>
-          <w:rFonts w:ascii="Times New Roman" w:eastAsia="Times New Roman" w:hAnsi="Times New Roman" w:cs="Times New Roman"/>
-          <w:sz w:val="24"/>
-          <w:szCs w:val="24"/>
-          <w:lang w:eastAsia="ru-RU"/>
-        </w:rPr>
-        <w:t xml:space="preserve"> — таблетки с </w:t>
-      </w:r>
-      <w:proofErr w:type="spellStart"/>
-      <w:r>
-        <w:rPr>
-          <w:rFonts w:ascii="Times New Roman" w:eastAsia="Times New Roman" w:hAnsi="Times New Roman" w:cs="Times New Roman"/>
-          <w:sz w:val="24"/>
-          <w:szCs w:val="24"/>
-          <w:lang w:eastAsia="ru-RU"/>
-        </w:rPr>
-        <w:t>эторикоксибом</w:t>
-      </w:r>
-      <w:proofErr w:type="spellEnd"/>
-      <w:r>
-        <w:rPr>
-          <w:rFonts w:ascii="Times New Roman" w:eastAsia="Times New Roman" w:hAnsi="Times New Roman" w:cs="Times New Roman"/>
-          <w:sz w:val="24"/>
-          <w:szCs w:val="24"/>
-          <w:lang w:eastAsia="ru-RU"/>
-        </w:rPr>
-        <w:t>, представленные в аптеках в стандартных дозировках.</w:t>
-      </w:r>
-    </w:p>
-    <w:p>
-      <w:pPr>
-        <w:numPr>
-          <w:ilvl w:val="0"/>
-          <w:numId w:val="12"/>
-        </w:numPr>
-        <w:spacing w:before="100" w:beforeAutospacing="1" w:after="100" w:afterAutospacing="1" w:line="240" w:lineRule="auto"/>
-        <w:rPr>
-          <w:rFonts w:ascii="Times New Roman" w:eastAsia="Times New Roman" w:hAnsi="Times New Roman" w:cs="Times New Roman"/>
-          <w:sz w:val="24"/>
-          <w:szCs w:val="24"/>
-          <w:lang w:eastAsia="ru-RU"/>
-        </w:rPr>
-      </w:pPr>
-      <w:proofErr w:type="spellStart"/>
-      <w:r>
-        <w:rPr>
-          <w:rFonts w:ascii="Times New Roman" w:eastAsia="Times New Roman" w:hAnsi="Times New Roman" w:cs="Times New Roman"/>
-          <w:b/>
-          <w:bCs/>
-          <w:sz w:val="24"/>
-          <w:szCs w:val="24"/>
-          <w:lang w:eastAsia="ru-RU"/>
-        </w:rPr>
-        <w:t>Коксибиа</w:t>
-      </w:r>
-      <w:proofErr w:type="spellEnd"/>
-      <w:r>
-        <w:rPr>
-          <w:rFonts w:ascii="Times New Roman" w:eastAsia="Times New Roman" w:hAnsi="Times New Roman" w:cs="Times New Roman"/>
-          <w:sz w:val="24"/>
-          <w:szCs w:val="24"/>
-          <w:lang w:eastAsia="ru-RU"/>
-        </w:rPr>
-        <w:t xml:space="preserve"> — менее известный препарат, применим как замена после согласования с врачом.</w:t>
-      </w:r>
-    </w:p>
-    <w:p>
-      <w:pPr>
-        <w:numPr>
-          <w:ilvl w:val="0"/>
-          <w:numId w:val="12"/>
-        </w:numPr>
-        <w:spacing w:before="100" w:beforeAutospacing="1" w:after="100" w:afterAutospacing="1" w:line="240" w:lineRule="auto"/>
-        <w:rPr>
-          <w:rFonts w:ascii="Times New Roman" w:eastAsia="Times New Roman" w:hAnsi="Times New Roman" w:cs="Times New Roman"/>
-          <w:sz w:val="24"/>
-          <w:szCs w:val="24"/>
-          <w:lang w:eastAsia="ru-RU"/>
-        </w:rPr>
-      </w:pPr>
-      <w:proofErr w:type="spellStart"/>
-      <w:r>
-        <w:rPr>
-          <w:rFonts w:ascii="Times New Roman" w:eastAsia="Times New Roman" w:hAnsi="Times New Roman" w:cs="Times New Roman"/>
-          <w:b/>
-          <w:bCs/>
-          <w:sz w:val="24"/>
-          <w:szCs w:val="24"/>
-          <w:lang w:eastAsia="ru-RU"/>
-        </w:rPr>
-        <w:t>Костарокс</w:t>
-      </w:r>
-      <w:proofErr w:type="spellEnd"/>
-      <w:r>
-        <w:rPr>
-          <w:rFonts w:ascii="Times New Roman" w:eastAsia="Times New Roman" w:hAnsi="Times New Roman" w:cs="Times New Roman"/>
-          <w:sz w:val="24"/>
-          <w:szCs w:val="24"/>
-          <w:lang w:eastAsia="ru-RU"/>
-        </w:rPr>
-        <w:t xml:space="preserve"> — бюджетный аналог для терапии воспалительных заболеваний.</w:t>
-      </w:r>
-    </w:p>
-    <w:p>
-      <w:pPr>
-        <w:numPr>
-          <w:ilvl w:val="0"/>
-          <w:numId w:val="12"/>
-        </w:numPr>
-        <w:spacing w:before="100" w:beforeAutospacing="1" w:after="100" w:afterAutospacing="1" w:line="240" w:lineRule="auto"/>
-        <w:rPr>
-          <w:rFonts w:ascii="Times New Roman" w:eastAsia="Times New Roman" w:hAnsi="Times New Roman" w:cs="Times New Roman"/>
-          <w:sz w:val="24"/>
-          <w:szCs w:val="24"/>
-          <w:lang w:eastAsia="ru-RU"/>
-        </w:rPr>
-      </w:pPr>
-      <w:proofErr w:type="spellStart"/>
-      <w:r>
-        <w:rPr>
-          <w:rFonts w:ascii="Times New Roman" w:eastAsia="Times New Roman" w:hAnsi="Times New Roman" w:cs="Times New Roman"/>
-          <w:b/>
-          <w:bCs/>
-          <w:sz w:val="24"/>
-          <w:szCs w:val="24"/>
-          <w:lang w:eastAsia="ru-RU"/>
-        </w:rPr>
-        <w:t>Брикаксиб</w:t>
-      </w:r>
-      <w:proofErr w:type="spellEnd"/>
-      <w:r>
-        <w:rPr>
-          <w:rFonts w:ascii="Times New Roman" w:eastAsia="Times New Roman" w:hAnsi="Times New Roman" w:cs="Times New Roman"/>
-          <w:sz w:val="24"/>
-          <w:szCs w:val="24"/>
-          <w:lang w:eastAsia="ru-RU"/>
-        </w:rPr>
-        <w:t xml:space="preserve"> — современный дженерик, зарегистрирован в РФ, используется при артритах и болевом синдроме.</w:t>
-      </w:r>
-    </w:p>
-    <w:p>
-      <w:pPr>
-        <w:spacing w:before="100" w:beforeAutospacing="1" w:after="100" w:afterAutospacing="1" w:line="240" w:lineRule="auto"/>
-        <w:rPr>
-          <w:rFonts w:ascii="Times New Roman" w:eastAsia="Times New Roman" w:hAnsi="Times New Roman" w:cs="Times New Roman"/>
-          <w:sz w:val="24"/>
-          <w:szCs w:val="24"/>
-          <w:lang w:eastAsia="ru-RU"/>
-        </w:rPr>
-      </w:pPr>
-      <w:r>
-        <w:rPr>
-          <w:rFonts w:ascii="Times New Roman" w:eastAsia="Times New Roman" w:hAnsi="Times New Roman" w:cs="Times New Roman"/>
-          <w:sz w:val="24"/>
-          <w:szCs w:val="24"/>
-          <w:lang w:eastAsia="ru-RU"/>
-        </w:rPr>
-        <w:t>Все аналоги требуют рецепта и назначения врача.</w:t>
-      </w:r>
-    </w:p>
-    <w:p>
-      <w:pPr>
-        <w:spacing w:before="100" w:beforeAutospacing="1" w:after="100" w:afterAutospacing="1" w:line="240" w:lineRule="auto"/>
-        <w:outlineLvl w:val="2"/>
-        <w:rPr>
-          <w:rFonts w:ascii="Times New Roman" w:eastAsia="Times New Roman" w:hAnsi="Times New Roman" w:cs="Times New Roman"/>
-          <w:b/>
-          <w:bCs/>
-          <w:sz w:val="27"/>
-          <w:szCs w:val="27"/>
-          <w:lang w:eastAsia="ru-RU"/>
-        </w:rPr>
-      </w:pPr>
-      <w:r>
-        <w:rPr>
-          <w:rFonts w:ascii="Times New Roman" w:eastAsia="Times New Roman" w:hAnsi="Times New Roman" w:cs="Times New Roman"/>
-          <w:b/>
-          <w:bCs/>
-          <w:sz w:val="27"/>
-          <w:szCs w:val="27"/>
-          <w:lang w:eastAsia="ru-RU"/>
-        </w:rPr>
-        <w:t>Условия отпуска и хранения</w:t>
-      </w:r>
-    </w:p>
-    <w:p>
-      <w:pPr>
-        <w:spacing w:before="100" w:beforeAutospacing="1" w:after="100" w:afterAutospacing="1" w:line="240" w:lineRule="auto"/>
-        <w:rPr>
-          <w:rFonts w:ascii="Times New Roman" w:eastAsia="Times New Roman" w:hAnsi="Times New Roman" w:cs="Times New Roman"/>
-          <w:sz w:val="24"/>
-          <w:szCs w:val="24"/>
-          <w:lang w:eastAsia="ru-RU"/>
-        </w:rPr>
-      </w:pPr>
-      <w:proofErr w:type="spellStart"/>
-      <w:r>
-        <w:rPr>
-          <w:rFonts w:ascii="Times New Roman" w:eastAsia="Times New Roman" w:hAnsi="Times New Roman" w:cs="Times New Roman"/>
-          <w:b/>
-          <w:bCs/>
-          <w:sz w:val="24"/>
-          <w:szCs w:val="24"/>
-          <w:lang w:eastAsia="ru-RU"/>
-        </w:rPr>
+        <w:lastRenderedPageBreak/>
         <w:t>Аркоксиа</w:t>
       </w:r>
-      <w:proofErr w:type="spellEnd"/>
       <w:r>
         <w:rPr>
           <w:rFonts w:ascii="Times New Roman" w:eastAsia="Times New Roman" w:hAnsi="Times New Roman" w:cs="Times New Roman"/>
@@ -2988,7 +3443,7 @@
 </file>
 
 <file path=word/numbering.xml><?xml version="1.0" encoding="utf-8"?>
-<w:numbering xmlns:wpc="http://schemas.microsoft.com/office/word/2010/wordprocessingCanvas" xmlns:cx="http://schemas.microsoft.com/office/drawing/2014/chartex" xmlns:cx1="http://schemas.microsoft.com/office/drawing/2015/9/8/chartex" xmlns:cx2="http://schemas.microsoft.com/office/drawing/2015/10/21/chartex" xmlns:cx3="http://schemas.microsoft.com/office/drawing/2016/5/9/chartex" xmlns:cx4="http://schemas.microsoft.com/office/drawing/2016/5/10/chartex" xmlns:cx5="http://schemas.microsoft.com/office/drawing/2016/5/11/chartex" xmlns:cx6="http://schemas.microsoft.com/office/drawing/2016/5/12/chartex" xmlns:cx7="http://schemas.microsoft.com/office/drawing/2016/5/13/chartex" xmlns:cx8="http://schemas.microsoft.com/office/drawing/2016/5/14/chartex" xmlns:mc="http://schemas.openxmlformats.org/markup-compatibility/2006" xmlns:aink="http://schemas.microsoft.com/office/drawing/2016/ink" xmlns:am3d="http://schemas.microsoft.com/office/drawing/2017/model3d" xmlns:o="urn:schemas-microsoft-com:office:office" xmlns:r="http://schemas.openxmlformats.org/officeDocument/2006/relationships" xmlns:m="http://schemas.openxmlformats.org/officeDocument/2006/math" xmlns:v="urn:schemas-microsoft-com:vml" xmlns:wp14="http://schemas.microsoft.com/office/word/2010/wordprocessingDrawing" xmlns:wp="http://schemas.openxmlformats.org/drawingml/2006/wordprocessingDrawing" xmlns:w10="urn:schemas-microsoft-com:office:word" xmlns:w="http://schemas.openxmlformats.org/wordprocessingml/2006/main" xmlns:w14="http://schemas.microsoft.com/office/word/2010/wordml" xmlns:w15="http://schemas.microsoft.com/office/word/2012/wordml" xmlns:w16cex="http://schemas.microsoft.com/office/word/2018/wordml/cex" xmlns:w16cid="http://schemas.microsoft.com/office/word/2016/wordml/cid" xmlns:w16="http://schemas.microsoft.com/office/word/2018/wordml" xmlns:w16sdtdh="http://schemas.microsoft.com/office/word/2020/wordml/sdtdatahash" xmlns:w16se="http://schemas.microsoft.com/office/word/2015/wordml/symex" xmlns:wpg="http://schemas.microsoft.com/office/word/2010/wordprocessingGroup" xmlns:wpi="http://schemas.microsoft.com/office/word/2010/wordprocessingInk" xmlns:wne="http://schemas.microsoft.com/office/word/2006/wordml" xmlns:wps="http://schemas.microsoft.com/office/word/2010/wordprocessingShape" mc:Ignorable="w14 w15 w16se w16cid w16 w16cex w16sdtdh wp14">
+<w:numbering xmlns:wpc="http://schemas.microsoft.com/office/word/2010/wordprocessingCanvas" xmlns:cx="http://schemas.microsoft.com/office/drawing/2014/chartex" xmlns:cx1="http://schemas.microsoft.com/office/drawing/2015/9/8/chartex" xmlns:cx2="http://schemas.microsoft.com/office/drawing/2015/10/21/chartex" xmlns:cx3="http://schemas.microsoft.com/office/drawing/2016/5/9/chartex" xmlns:cx4="http://schemas.microsoft.com/office/drawing/2016/5/10/chartex" xmlns:cx5="http://schemas.microsoft.com/office/drawing/2016/5/11/chartex" xmlns:cx6="http://schemas.microsoft.com/office/drawing/2016/5/12/chartex" xmlns:cx7="http://schemas.microsoft.com/office/drawing/2016/5/13/chartex" xmlns:cx8="http://schemas.microsoft.com/office/drawing/2016/5/14/chartex" xmlns:mc="http://schemas.openxmlformats.org/markup-compatibility/2006" xmlns:aink="http://schemas.microsoft.com/office/drawing/2016/ink" xmlns:am3d="http://schemas.microsoft.com/office/drawing/2017/model3d" xmlns:o="urn:schemas-microsoft-com:office:office" xmlns:oel="http://schemas.microsoft.com/office/2019/extlst" xmlns:r="http://schemas.openxmlformats.org/officeDocument/2006/relationships" xmlns:m="http://schemas.openxmlformats.org/officeDocument/2006/math" xmlns:v="urn:schemas-microsoft-com:vml" xmlns:wp14="http://schemas.microsoft.com/office/word/2010/wordprocessingDrawing" xmlns:wp="http://schemas.openxmlformats.org/drawingml/2006/wordprocessingDrawing" xmlns:w10="urn:schemas-microsoft-com:office:word" xmlns:w="http://schemas.openxmlformats.org/wordprocessingml/2006/main" xmlns:w14="http://schemas.microsoft.com/office/word/2010/wordml" xmlns:w15="http://schemas.microsoft.com/office/word/2012/wordml" xmlns:w16cex="http://schemas.microsoft.com/office/word/2018/wordml/cex" xmlns:w16cid="http://schemas.microsoft.com/office/word/2016/wordml/cid" xmlns:w16="http://schemas.microsoft.com/office/word/2018/wordml" xmlns:w16sdtdh="http://schemas.microsoft.com/office/word/2020/wordml/sdtdatahash" xmlns:w16se="http://schemas.microsoft.com/office/word/2015/wordml/symex" xmlns:wpg="http://schemas.microsoft.com/office/word/2010/wordprocessingGroup" xmlns:wpi="http://schemas.microsoft.com/office/word/2010/wordprocessingInk" xmlns:wne="http://schemas.microsoft.com/office/word/2006/wordml" xmlns:wps="http://schemas.microsoft.com/office/word/2010/wordprocessingShape" mc:Ignorable="w14 w15 w16se w16cid w16 w16cex w16sdtdh wp14">
   <w:abstractNum w:abstractNumId="0" w15:restartNumberingAfterBreak="0">
     <w:nsid w:val="0B2E2828"/>
     <w:multiLevelType w:val="multilevel"/>
@@ -4777,40 +5232,40 @@
       </w:rPr>
     </w:lvl>
   </w:abstractNum>
-  <w:num w:numId="1">
+  <w:num w:numId="1" w16cid:durableId="1285696904">
     <w:abstractNumId w:val="5"/>
   </w:num>
-  <w:num w:numId="2">
+  <w:num w:numId="2" w16cid:durableId="1324969919">
     <w:abstractNumId w:val="7"/>
   </w:num>
-  <w:num w:numId="3">
+  <w:num w:numId="3" w16cid:durableId="1813717793">
     <w:abstractNumId w:val="3"/>
   </w:num>
-  <w:num w:numId="4">
+  <w:num w:numId="4" w16cid:durableId="936597670">
     <w:abstractNumId w:val="6"/>
   </w:num>
-  <w:num w:numId="5">
+  <w:num w:numId="5" w16cid:durableId="589703766">
     <w:abstractNumId w:val="9"/>
   </w:num>
-  <w:num w:numId="6">
+  <w:num w:numId="6" w16cid:durableId="2089232469">
     <w:abstractNumId w:val="10"/>
   </w:num>
-  <w:num w:numId="7">
+  <w:num w:numId="7" w16cid:durableId="1807353521">
     <w:abstractNumId w:val="8"/>
   </w:num>
-  <w:num w:numId="8">
+  <w:num w:numId="8" w16cid:durableId="1332413152">
     <w:abstractNumId w:val="0"/>
   </w:num>
-  <w:num w:numId="9">
+  <w:num w:numId="9" w16cid:durableId="1781139843">
     <w:abstractNumId w:val="2"/>
   </w:num>
-  <w:num w:numId="10">
+  <w:num w:numId="10" w16cid:durableId="1919820831">
     <w:abstractNumId w:val="4"/>
   </w:num>
-  <w:num w:numId="11">
+  <w:num w:numId="11" w16cid:durableId="1399749029">
     <w:abstractNumId w:val="1"/>
   </w:num>
-  <w:num w:numId="12">
+  <w:num w:numId="12" w16cid:durableId="1281566629">
     <w:abstractNumId w:val="11"/>
   </w:num>
 </w:numbering>
@@ -4939,6 +5394,7 @@
     <w:lsdException w:name="HTML Sample" w:semiHidden="1" w:unhideWhenUsed="1"/>
     <w:lsdException w:name="HTML Typewriter" w:semiHidden="1" w:unhideWhenUsed="1"/>
     <w:lsdException w:name="HTML Variable" w:semiHidden="1" w:unhideWhenUsed="1"/>
+    <w:lsdException w:name="Normal Table" w:semiHidden="1" w:unhideWhenUsed="1"/>
     <w:lsdException w:name="annotation subject" w:semiHidden="1" w:unhideWhenUsed="1"/>
     <w:lsdException w:name="No List" w:semiHidden="1" w:unhideWhenUsed="1"/>
     <w:lsdException w:name="Outline List 1" w:semiHidden="1" w:unhideWhenUsed="1"/>
@@ -4981,8 +5437,11 @@
     <w:lsdException w:name="Table Contemporary" w:semiHidden="1" w:unhideWhenUsed="1"/>
     <w:lsdException w:name="Table Elegant" w:semiHidden="1" w:unhideWhenUsed="1"/>
     <w:lsdException w:name="Table Professional" w:semiHidden="1" w:unhideWhenUsed="1"/>
+    <w:lsdException w:name="Table Subtle 1" w:semiHidden="1" w:unhideWhenUsed="1"/>
     <w:lsdException w:name="Table Subtle 2" w:semiHidden="1" w:unhideWhenUsed="1"/>
     <w:lsdException w:name="Table Web 1" w:semiHidden="1" w:unhideWhenUsed="1"/>
+    <w:lsdException w:name="Table Web 2" w:semiHidden="1" w:unhideWhenUsed="1"/>
+    <w:lsdException w:name="Table Web 3" w:semiHidden="1" w:unhideWhenUsed="1"/>
     <w:lsdException w:name="Balloon Text" w:semiHidden="1" w:unhideWhenUsed="1"/>
     <w:lsdException w:name="Table Grid" w:uiPriority="39"/>
     <w:lsdException w:name="Table Theme" w:semiHidden="1" w:unhideWhenUsed="1"/>
@@ -5301,6 +5760,272 @@
       <w:bCs/>
     </w:rPr>
   </w:style>
+  <w:style w:type="character" w:styleId="a5">
+    <w:name w:val="Hyperlink"/>
+    <w:basedOn w:val="a0"/>
+    <w:uiPriority w:val="99"/>
+    <w:unhideWhenUsed/>
+    <w:rsid w:val="00D4417B"/>
+    <w:rPr>
+      <w:color w:val="0563C1" w:themeColor="hyperlink"/>
+      <w:u w:val="single"/>
+    </w:rPr>
+  </w:style>
+  <w:style w:type="character" w:styleId="a6">
+    <w:name w:val="Unresolved Mention"/>
+    <w:basedOn w:val="a0"/>
+    <w:uiPriority w:val="99"/>
+    <w:semiHidden/>
+    <w:unhideWhenUsed/>
+    <w:rsid w:val="00D4417B"/>
+    <w:rPr>
+      <w:color w:val="605E5C"/>
+      <w:shd w:val="clear" w:color="auto" w:fill="E1DFDD"/>
+    </w:rPr>
+  </w:style>
+  <w:style w:type="table" w:styleId="a7">
+    <w:name w:val="Table Grid"/>
+    <w:basedOn w:val="a1"/>
+    <w:uiPriority w:val="39"/>
+    <w:rsid w:val="00374A63"/>
+    <w:pPr>
+      <w:spacing w:after="0" w:line="240" w:lineRule="auto"/>
+    </w:pPr>
+    <w:tblPr>
+      <w:tblBorders>
+        <w:top w:val="single" w:sz="4" w:space="0" w:color="auto"/>
+        <w:left w:val="single" w:sz="4" w:space="0" w:color="auto"/>
+        <w:bottom w:val="single" w:sz="4" w:space="0" w:color="auto"/>
+        <w:right w:val="single" w:sz="4" w:space="0" w:color="auto"/>
+        <w:insideH w:val="single" w:sz="4" w:space="0" w:color="auto"/>
+        <w:insideV w:val="single" w:sz="4" w:space="0" w:color="auto"/>
+      </w:tblBorders>
+    </w:tblPr>
+  </w:style>
+  <w:style w:type="table" w:styleId="a8">
+    <w:name w:val="Grid Table Light"/>
+    <w:basedOn w:val="a1"/>
+    <w:uiPriority w:val="40"/>
+    <w:rsid w:val="00374A63"/>
+    <w:pPr>
+      <w:spacing w:after="0" w:line="240" w:lineRule="auto"/>
+    </w:pPr>
+    <w:tblPr>
+      <w:tblBorders>
+        <w:top w:val="single" w:sz="4" w:space="0" w:color="BFBFBF" w:themeColor="background1" w:themeShade="BF"/>
+        <w:left w:val="single" w:sz="4" w:space="0" w:color="BFBFBF" w:themeColor="background1" w:themeShade="BF"/>
+        <w:bottom w:val="single" w:sz="4" w:space="0" w:color="BFBFBF" w:themeColor="background1" w:themeShade="BF"/>
+        <w:right w:val="single" w:sz="4" w:space="0" w:color="BFBFBF" w:themeColor="background1" w:themeShade="BF"/>
+        <w:insideH w:val="single" w:sz="4" w:space="0" w:color="BFBFBF" w:themeColor="background1" w:themeShade="BF"/>
+        <w:insideV w:val="single" w:sz="4" w:space="0" w:color="BFBFBF" w:themeColor="background1" w:themeShade="BF"/>
+      </w:tblBorders>
+    </w:tblPr>
+  </w:style>
+  <w:style w:type="table" w:styleId="1">
+    <w:name w:val="Plain Table 1"/>
+    <w:basedOn w:val="a1"/>
+    <w:uiPriority w:val="41"/>
+    <w:rsid w:val="00374A63"/>
+    <w:pPr>
+      <w:spacing w:after="0" w:line="240" w:lineRule="auto"/>
+    </w:pPr>
+    <w:tblPr>
+      <w:tblStyleRowBandSize w:val="1"/>
+      <w:tblStyleColBandSize w:val="1"/>
+      <w:tblBorders>
+        <w:top w:val="single" w:sz="4" w:space="0" w:color="BFBFBF" w:themeColor="background1" w:themeShade="BF"/>
+        <w:left w:val="single" w:sz="4" w:space="0" w:color="BFBFBF" w:themeColor="background1" w:themeShade="BF"/>
+        <w:bottom w:val="single" w:sz="4" w:space="0" w:color="BFBFBF" w:themeColor="background1" w:themeShade="BF"/>
+        <w:right w:val="single" w:sz="4" w:space="0" w:color="BFBFBF" w:themeColor="background1" w:themeShade="BF"/>
+        <w:insideH w:val="single" w:sz="4" w:space="0" w:color="BFBFBF" w:themeColor="background1" w:themeShade="BF"/>
+        <w:insideV w:val="single" w:sz="4" w:space="0" w:color="BFBFBF" w:themeColor="background1" w:themeShade="BF"/>
+      </w:tblBorders>
+    </w:tblPr>
+    <w:tblStylePr w:type="firstRow">
+      <w:rPr>
+        <w:b/>
+        <w:bCs/>
+      </w:rPr>
+    </w:tblStylePr>
+    <w:tblStylePr w:type="lastRow">
+      <w:rPr>
+        <w:b/>
+        <w:bCs/>
+      </w:rPr>
+      <w:tblPr/>
+      <w:tcPr>
+        <w:tcBorders>
+          <w:top w:val="double" w:sz="4" w:space="0" w:color="BFBFBF" w:themeColor="background1" w:themeShade="BF"/>
+        </w:tcBorders>
+      </w:tcPr>
+    </w:tblStylePr>
+    <w:tblStylePr w:type="firstCol">
+      <w:rPr>
+        <w:b/>
+        <w:bCs/>
+      </w:rPr>
+    </w:tblStylePr>
+    <w:tblStylePr w:type="lastCol">
+      <w:rPr>
+        <w:b/>
+        <w:bCs/>
+      </w:rPr>
+    </w:tblStylePr>
+    <w:tblStylePr w:type="band1Vert">
+      <w:tblPr/>
+      <w:tcPr>
+        <w:shd w:val="clear" w:color="auto" w:fill="F2F2F2" w:themeFill="background1" w:themeFillShade="F2"/>
+      </w:tcPr>
+    </w:tblStylePr>
+    <w:tblStylePr w:type="band1Horz">
+      <w:tblPr/>
+      <w:tcPr>
+        <w:shd w:val="clear" w:color="auto" w:fill="F2F2F2" w:themeFill="background1" w:themeFillShade="F2"/>
+      </w:tcPr>
+    </w:tblStylePr>
+  </w:style>
+  <w:style w:type="table" w:styleId="31">
+    <w:name w:val="Plain Table 3"/>
+    <w:basedOn w:val="a1"/>
+    <w:uiPriority w:val="43"/>
+    <w:rsid w:val="00374A63"/>
+    <w:pPr>
+      <w:spacing w:after="0" w:line="240" w:lineRule="auto"/>
+    </w:pPr>
+    <w:tblPr>
+      <w:tblStyleRowBandSize w:val="1"/>
+      <w:tblStyleColBandSize w:val="1"/>
+    </w:tblPr>
+    <w:tblStylePr w:type="firstRow">
+      <w:rPr>
+        <w:b/>
+        <w:bCs/>
+        <w:caps/>
+      </w:rPr>
+      <w:tblPr/>
+      <w:tcPr>
+        <w:tcBorders>
+          <w:bottom w:val="single" w:sz="4" w:space="0" w:color="7F7F7F" w:themeColor="text1" w:themeTint="80"/>
+        </w:tcBorders>
+      </w:tcPr>
+    </w:tblStylePr>
+    <w:tblStylePr w:type="lastRow">
+      <w:rPr>
+        <w:b/>
+        <w:bCs/>
+        <w:caps/>
+      </w:rPr>
+      <w:tblPr/>
+      <w:tcPr>
+        <w:tcBorders>
+          <w:top w:val="nil"/>
+        </w:tcBorders>
+      </w:tcPr>
+    </w:tblStylePr>
+    <w:tblStylePr w:type="firstCol">
+      <w:rPr>
+        <w:b/>
+        <w:bCs/>
+        <w:caps/>
+      </w:rPr>
+      <w:tblPr/>
+      <w:tcPr>
+        <w:tcBorders>
+          <w:right w:val="single" w:sz="4" w:space="0" w:color="7F7F7F" w:themeColor="text1" w:themeTint="80"/>
+        </w:tcBorders>
+      </w:tcPr>
+    </w:tblStylePr>
+    <w:tblStylePr w:type="lastCol">
+      <w:rPr>
+        <w:b/>
+        <w:bCs/>
+        <w:caps/>
+      </w:rPr>
+      <w:tblPr/>
+      <w:tcPr>
+        <w:tcBorders>
+          <w:left w:val="nil"/>
+        </w:tcBorders>
+      </w:tcPr>
+    </w:tblStylePr>
+    <w:tblStylePr w:type="band1Vert">
+      <w:tblPr/>
+      <w:tcPr>
+        <w:shd w:val="clear" w:color="auto" w:fill="F2F2F2" w:themeFill="background1" w:themeFillShade="F2"/>
+      </w:tcPr>
+    </w:tblStylePr>
+    <w:tblStylePr w:type="band1Horz">
+      <w:tblPr/>
+      <w:tcPr>
+        <w:shd w:val="clear" w:color="auto" w:fill="F2F2F2" w:themeFill="background1" w:themeFillShade="F2"/>
+      </w:tcPr>
+    </w:tblStylePr>
+    <w:tblStylePr w:type="neCell">
+      <w:tblPr/>
+      <w:tcPr>
+        <w:tcBorders>
+          <w:left w:val="nil"/>
+        </w:tcBorders>
+      </w:tcPr>
+    </w:tblStylePr>
+    <w:tblStylePr w:type="nwCell">
+      <w:tblPr/>
+      <w:tcPr>
+        <w:tcBorders>
+          <w:right w:val="nil"/>
+        </w:tcBorders>
+      </w:tcPr>
+    </w:tblStylePr>
+  </w:style>
+  <w:style w:type="table" w:styleId="4">
+    <w:name w:val="Plain Table 4"/>
+    <w:basedOn w:val="a1"/>
+    <w:uiPriority w:val="44"/>
+    <w:rsid w:val="00374A63"/>
+    <w:pPr>
+      <w:spacing w:after="0" w:line="240" w:lineRule="auto"/>
+    </w:pPr>
+    <w:tblPr>
+      <w:tblStyleRowBandSize w:val="1"/>
+      <w:tblStyleColBandSize w:val="1"/>
+    </w:tblPr>
+    <w:tblStylePr w:type="firstRow">
+      <w:rPr>
+        <w:b/>
+        <w:bCs/>
+      </w:rPr>
+    </w:tblStylePr>
+    <w:tblStylePr w:type="lastRow">
+      <w:rPr>
+        <w:b/>
+        <w:bCs/>
+      </w:rPr>
+    </w:tblStylePr>
+    <w:tblStylePr w:type="firstCol">
+      <w:rPr>
+        <w:b/>
+        <w:bCs/>
+      </w:rPr>
+    </w:tblStylePr>
+    <w:tblStylePr w:type="lastCol">
+      <w:rPr>
+        <w:b/>
+        <w:bCs/>
+      </w:rPr>
+    </w:tblStylePr>
+    <w:tblStylePr w:type="band1Vert">
+      <w:tblPr/>
+      <w:tcPr>
+        <w:shd w:val="clear" w:color="auto" w:fill="F2F2F2" w:themeFill="background1" w:themeFillShade="F2"/>
+      </w:tcPr>
+    </w:tblStylePr>
+    <w:tblStylePr w:type="band1Horz">
+      <w:tblPr/>
+      <w:tcPr>
+        <w:shd w:val="clear" w:color="auto" w:fill="F2F2F2" w:themeFill="background1" w:themeFillShade="F2"/>
+      </w:tcPr>
+    </w:tblStylePr>
+  </w:style>
 </w:styles>
 </file>
 
